--- a/fuentes/12310018_CF3_DU.docx
+++ b/fuentes/12310018_CF3_DU.docx
@@ -1,6 +1,6 @@
 
 <file path=word/document.xml><?xml version="1.0" encoding="utf-8"?>
-<w:document xmlns:wpc="http://schemas.microsoft.com/office/word/2010/wordprocessingCanvas" xmlns:cx="http://schemas.microsoft.com/office/drawing/2014/chartex" xmlns:cx1="http://schemas.microsoft.com/office/drawing/2015/9/8/chartex" xmlns:cx2="http://schemas.microsoft.com/office/drawing/2015/10/21/chartex" xmlns:cx3="http://schemas.microsoft.com/office/drawing/2016/5/9/chartex" xmlns:cx4="http://schemas.microsoft.com/office/drawing/2016/5/10/chartex" xmlns:cx5="http://schemas.microsoft.com/office/drawing/2016/5/11/chartex" xmlns:cx6="http://schemas.microsoft.com/office/drawing/2016/5/12/chartex" xmlns:cx7="http://schemas.microsoft.com/office/drawing/2016/5/13/chartex" xmlns:cx8="http://schemas.microsoft.com/office/drawing/2016/5/14/chartex" xmlns:mc="http://schemas.openxmlformats.org/markup-compatibility/2006" xmlns:aink="http://schemas.microsoft.com/office/drawing/2016/ink" xmlns:am3d="http://schemas.microsoft.com/office/drawing/2017/model3d" xmlns:o="urn:schemas-microsoft-com:office:office" xmlns:oel="http://schemas.microsoft.com/office/2019/extlst" xmlns:r="http://schemas.openxmlformats.org/officeDocument/2006/relationships" xmlns:m="http://schemas.openxmlformats.org/officeDocument/2006/math" xmlns:v="urn:schemas-microsoft-com:vml" xmlns:wp14="http://schemas.microsoft.com/office/word/2010/wordprocessingDrawing" xmlns:wp="http://schemas.openxmlformats.org/drawingml/2006/wordprocessingDrawing" xmlns:w10="urn:schemas-microsoft-com:office:word" xmlns:w="http://schemas.openxmlformats.org/wordprocessingml/2006/main" xmlns:w14="http://schemas.microsoft.com/office/word/2010/wordml" xmlns:w15="http://schemas.microsoft.com/office/word/2012/wordml" xmlns:w16cex="http://schemas.microsoft.com/office/word/2018/wordml/cex" xmlns:w16cid="http://schemas.microsoft.com/office/word/2016/wordml/cid" xmlns:w16="http://schemas.microsoft.com/office/word/2018/wordml" xmlns:w16du="http://schemas.microsoft.com/office/word/2023/wordml/word16du" xmlns:w16sdtdh="http://schemas.microsoft.com/office/word/2020/wordml/sdtdatahash" xmlns:w16sdtfl="http://schemas.microsoft.com/office/word/2024/wordml/sdtformatlock" xmlns:w16se="http://schemas.microsoft.com/office/word/2015/wordml/symex" xmlns:wpg="http://schemas.microsoft.com/office/word/2010/wordprocessingGroup" xmlns:wpi="http://schemas.microsoft.com/office/word/2010/wordprocessingInk" xmlns:wne="http://schemas.microsoft.com/office/word/2006/wordml" xmlns:wps="http://schemas.microsoft.com/office/word/2010/wordprocessingShape" mc:Ignorable="w14 w15 w16se w16cid w16 w16cex w16sdtdh w16sdtfl w16du wp14">
+<w:document xmlns:wpc="http://schemas.microsoft.com/office/word/2010/wordprocessingCanvas" xmlns:cx="http://schemas.microsoft.com/office/drawing/2014/chartex" xmlns:cx1="http://schemas.microsoft.com/office/drawing/2015/9/8/chartex" xmlns:cx2="http://schemas.microsoft.com/office/drawing/2015/10/21/chartex" xmlns:cx3="http://schemas.microsoft.com/office/drawing/2016/5/9/chartex" xmlns:cx4="http://schemas.microsoft.com/office/drawing/2016/5/10/chartex" xmlns:cx5="http://schemas.microsoft.com/office/drawing/2016/5/11/chartex" xmlns:cx6="http://schemas.microsoft.com/office/drawing/2016/5/12/chartex" xmlns:cx7="http://schemas.microsoft.com/office/drawing/2016/5/13/chartex" xmlns:cx8="http://schemas.microsoft.com/office/drawing/2016/5/14/chartex" xmlns:mc="http://schemas.openxmlformats.org/markup-compatibility/2006" xmlns:aink="http://schemas.microsoft.com/office/drawing/2016/ink" xmlns:am3d="http://schemas.microsoft.com/office/drawing/2017/model3d" xmlns:o="urn:schemas-microsoft-com:office:office" xmlns:r="http://schemas.openxmlformats.org/officeDocument/2006/relationships" xmlns:m="http://schemas.openxmlformats.org/officeDocument/2006/math" xmlns:v="urn:schemas-microsoft-com:vml" xmlns:wp14="http://schemas.microsoft.com/office/word/2010/wordprocessingDrawing" xmlns:wp="http://schemas.openxmlformats.org/drawingml/2006/wordprocessingDrawing" xmlns:w10="urn:schemas-microsoft-com:office:word" xmlns:w="http://schemas.openxmlformats.org/wordprocessingml/2006/main" xmlns:w14="http://schemas.microsoft.com/office/word/2010/wordml" xmlns:w15="http://schemas.microsoft.com/office/word/2012/wordml" xmlns:w16cex="http://schemas.microsoft.com/office/word/2018/wordml/cex" xmlns:w16cid="http://schemas.microsoft.com/office/word/2016/wordml/cid" xmlns:w16="http://schemas.microsoft.com/office/word/2018/wordml" xmlns:w16sdtdh="http://schemas.microsoft.com/office/word/2020/wordml/sdtdatahash" xmlns:w16se="http://schemas.microsoft.com/office/word/2015/wordml/symex" xmlns:wpg="http://schemas.microsoft.com/office/word/2010/wordprocessingGroup" xmlns:wpi="http://schemas.microsoft.com/office/word/2010/wordprocessingInk" xmlns:wne="http://schemas.microsoft.com/office/word/2006/wordml" xmlns:wps="http://schemas.microsoft.com/office/word/2010/wordprocessingShape" mc:Ignorable="w14 w15 w16se w16cid w16 w16cex w16sdtdh wp14">
   <w:body>
     <w:p>
       <w:pPr>
@@ -224,7 +224,7 @@
                 <v:stroke joinstyle="miter"/>
                 <v:path gradientshapeok="t" o:connecttype="rect"/>
               </v:shapetype>
-              <v:shape id="Cuadro de texto 2" o:spid="_x0000_s1026" type="#_x0000_t202" alt="&quot;&quot;" style="position:absolute;left:0;text-align:left;margin-left:-18.45pt;margin-top:36.8pt;width:549pt;height:154.5pt;z-index:251663360;visibility:visible;mso-wrap-style:square;mso-width-percent:0;mso-height-percent:0;mso-wrap-distance-left:9pt;mso-wrap-distance-top:3.6pt;mso-wrap-distance-right:9pt;mso-wrap-distance-bottom:3.6pt;mso-position-horizontal:absolute;mso-position-horizontal-relative:text;mso-position-vertical:absolute;mso-position-vertical-relative:text;mso-width-percent:0;mso-height-percent:0;mso-width-relative:margin;mso-height-relative:margin;v-text-anchor:top" o:gfxdata="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" filled="f" stroked="f">
+              <v:shape id="Cuadro de texto 2" o:spid="_x0000_s1026" type="#_x0000_t202" alt="&quot;&quot;" style="position:absolute;left:0;text-align:left;margin-left:-18.45pt;margin-top:36.8pt;width:549pt;height:154.5pt;z-index:251663360;visibility:visible;mso-wrap-style:square;mso-width-percent:0;mso-height-percent:0;mso-wrap-distance-left:9pt;mso-wrap-distance-top:3.6pt;mso-wrap-distance-right:9pt;mso-wrap-distance-bottom:3.6pt;mso-position-horizontal:absolute;mso-position-horizontal-relative:text;mso-position-vertical:absolute;mso-position-vertical-relative:text;mso-width-percent:0;mso-height-percent:0;mso-width-relative:margin;mso-height-relative:margin;v-text-anchor:top" o:gfxdata="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" filled="f" stroked="f">
                 <v:textbox>
                   <w:txbxContent>
                     <w:p>
@@ -355,7 +355,7 @@
               </wp:anchor>
             </w:drawing>
           </mc:Choice>
-          <mc:Fallback>
+          <mc:Fallback xmlns:w16sdtfl="http://schemas.microsoft.com/office/word/2024/wordml/sdtformatlock" xmlns:w16du="http://schemas.microsoft.com/office/word/2023/wordml/word16du" xmlns:oel="http://schemas.microsoft.com/office/2019/extlst">
             <w:pict>
               <v:rect w14:anchorId="44ECBD1E" id="Rectángulo 3" o:spid="_x0000_s1026" alt="&quot;&quot;" style="position:absolute;margin-left:-55.95pt;margin-top:26.4pt;width:613.85pt;height:164.25pt;z-index:-251655168;visibility:visible;mso-wrap-style:square;mso-height-percent:0;mso-wrap-distance-left:9pt;mso-wrap-distance-top:0;mso-wrap-distance-right:9pt;mso-wrap-distance-bottom:0;mso-position-horizontal:absolute;mso-position-horizontal-relative:text;mso-position-vertical:absolute;mso-position-vertical-relative:text;mso-height-percent:0;mso-height-relative:margin;v-text-anchor:middle" o:gfxdata="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" fillcolor="#00314d" stroked="f" strokeweight="1pt"/>
             </w:pict>
@@ -447,25 +447,7 @@
       </w:r>
     </w:p>
     <w:p>
-      <w:pPr>
-        <w:pBdr>
-          <w:bottom w:val="single" w:sz="12" w:space="1" w:color="auto"/>
-        </w:pBdr>
-        <w:ind w:left="708" w:firstLine="1"/>
-        <w:rPr>
-          <w:rFonts w:ascii="Calibri" w:hAnsi="Calibri"/>
-          <w:color w:val="000000" w:themeColor="text1"/>
-          <w:kern w:val="0"/>
-          <w14:ligatures w14:val="none"/>
-        </w:rPr>
-      </w:pPr>
-      <w:r>
-        <w:rPr>
-          <w:rFonts w:ascii="Calibri" w:hAnsi="Calibri"/>
-          <w:color w:val="000000" w:themeColor="text1"/>
-          <w:kern w:val="0"/>
-          <w14:ligatures w14:val="none"/>
-        </w:rPr>
+      <w:r>
         <w:t>En este componente se reconoce el PUC como el mapa del registro: su objetivo, codificación y estructura orientan la selección de cuentas según cada transacción. Con la dinámica y descripción de cuentas del PUC se registra con coherencia y se obtienen saldos organizados para su posterior agrupación. Con base en esos saldos se elaboran los estados financieros básicos: balance general (estado de situación financiera) y estado de resultados. En la presentación se aplican criterios generales NIC/NIIF de estructura y comparabilidad para facilitar la lectura y el análisis.</w:t>
       </w:r>
     </w:p>
@@ -542,6 +524,7 @@
           <w:docPartUnique/>
         </w:docPartObj>
       </w:sdtPr>
+      <w:sdtEndPr/>
       <w:sdtContent>
         <w:p>
           <w:pPr>
@@ -578,7 +561,7 @@
           <w:r>
             <w:fldChar w:fldCharType="separate"/>
           </w:r>
-          <w:hyperlink w:anchor="_Toc225486039" w:history="1">
+          <w:hyperlink w:anchor="_Toc227682826" w:history="1">
             <w:r>
               <w:rPr>
                 <w:rStyle w:val="Hipervnculo"/>
@@ -605,7 +588,7 @@
                 <w:noProof/>
                 <w:webHidden/>
               </w:rPr>
-              <w:instrText xml:space="preserve"> PAGEREF _Toc225486039 \h </w:instrText>
+              <w:instrText xml:space="preserve"> PAGEREF _Toc227682826 \h </w:instrText>
             </w:r>
             <w:r>
               <w:rPr>
@@ -652,7 +635,7 @@
               <w14:ligatures w14:val="none"/>
             </w:rPr>
           </w:pPr>
-          <w:hyperlink w:anchor="_Toc225486040" w:history="1">
+          <w:hyperlink w:anchor="_Toc227682827" w:history="1">
             <w:r>
               <w:rPr>
                 <w:rStyle w:val="Hipervnculo"/>
@@ -697,7 +680,7 @@
                 <w:noProof/>
                 <w:webHidden/>
               </w:rPr>
-              <w:instrText xml:space="preserve"> PAGEREF _Toc225486040 \h </w:instrText>
+              <w:instrText xml:space="preserve"> PAGEREF _Toc227682827 \h </w:instrText>
             </w:r>
             <w:r>
               <w:rPr>
@@ -744,7 +727,7 @@
               <w14:ligatures w14:val="none"/>
             </w:rPr>
           </w:pPr>
-          <w:hyperlink w:anchor="_Toc225486041" w:history="1">
+          <w:hyperlink w:anchor="_Toc227682828" w:history="1">
             <w:r>
               <w:rPr>
                 <w:rStyle w:val="Hipervnculo"/>
@@ -795,7 +778,7 @@
                 <w:noProof/>
                 <w:webHidden/>
               </w:rPr>
-              <w:instrText xml:space="preserve"> PAGEREF _Toc225486041 \h </w:instrText>
+              <w:instrText xml:space="preserve"> PAGEREF _Toc227682828 \h </w:instrText>
             </w:r>
             <w:r>
               <w:rPr>
@@ -815,7 +798,7 @@
                 <w:noProof/>
                 <w:webHidden/>
               </w:rPr>
-              <w:t>7</w:t>
+              <w:t>8</w:t>
             </w:r>
             <w:r>
               <w:rPr>
@@ -842,7 +825,7 @@
               <w14:ligatures w14:val="none"/>
             </w:rPr>
           </w:pPr>
-          <w:hyperlink w:anchor="_Toc225486042" w:history="1">
+          <w:hyperlink w:anchor="_Toc227682829" w:history="1">
             <w:r>
               <w:rPr>
                 <w:rStyle w:val="Hipervnculo"/>
@@ -893,7 +876,7 @@
                 <w:noProof/>
                 <w:webHidden/>
               </w:rPr>
-              <w:instrText xml:space="preserve"> PAGEREF _Toc225486042 \h </w:instrText>
+              <w:instrText xml:space="preserve"> PAGEREF _Toc227682829 \h </w:instrText>
             </w:r>
             <w:r>
               <w:rPr>
@@ -913,7 +896,7 @@
                 <w:noProof/>
                 <w:webHidden/>
               </w:rPr>
-              <w:t>8</w:t>
+              <w:t>9</w:t>
             </w:r>
             <w:r>
               <w:rPr>
@@ -940,7 +923,7 @@
               <w14:ligatures w14:val="none"/>
             </w:rPr>
           </w:pPr>
-          <w:hyperlink w:anchor="_Toc225486043" w:history="1">
+          <w:hyperlink w:anchor="_Toc227682830" w:history="1">
             <w:r>
               <w:rPr>
                 <w:rStyle w:val="Hipervnculo"/>
@@ -991,7 +974,7 @@
                 <w:noProof/>
                 <w:webHidden/>
               </w:rPr>
-              <w:instrText xml:space="preserve"> PAGEREF _Toc225486043 \h </w:instrText>
+              <w:instrText xml:space="preserve"> PAGEREF _Toc227682830 \h </w:instrText>
             </w:r>
             <w:r>
               <w:rPr>
@@ -1011,7 +994,7 @@
                 <w:noProof/>
                 <w:webHidden/>
               </w:rPr>
-              <w:t>11</w:t>
+              <w:t>12</w:t>
             </w:r>
             <w:r>
               <w:rPr>
@@ -1038,7 +1021,7 @@
               <w14:ligatures w14:val="none"/>
             </w:rPr>
           </w:pPr>
-          <w:hyperlink w:anchor="_Toc225486044" w:history="1">
+          <w:hyperlink w:anchor="_Toc227682831" w:history="1">
             <w:r>
               <w:rPr>
                 <w:rStyle w:val="Hipervnculo"/>
@@ -1083,7 +1066,7 @@
                 <w:noProof/>
                 <w:webHidden/>
               </w:rPr>
-              <w:instrText xml:space="preserve"> PAGEREF _Toc225486044 \h </w:instrText>
+              <w:instrText xml:space="preserve"> PAGEREF _Toc227682831 \h </w:instrText>
             </w:r>
             <w:r>
               <w:rPr>
@@ -1103,7 +1086,7 @@
                 <w:noProof/>
                 <w:webHidden/>
               </w:rPr>
-              <w:t>13</w:t>
+              <w:t>14</w:t>
             </w:r>
             <w:r>
               <w:rPr>
@@ -1130,7 +1113,7 @@
               <w14:ligatures w14:val="none"/>
             </w:rPr>
           </w:pPr>
-          <w:hyperlink w:anchor="_Toc225486045" w:history="1">
+          <w:hyperlink w:anchor="_Toc227682832" w:history="1">
             <w:r>
               <w:rPr>
                 <w:rStyle w:val="Hipervnculo"/>
@@ -1181,7 +1164,7 @@
                 <w:noProof/>
                 <w:webHidden/>
               </w:rPr>
-              <w:instrText xml:space="preserve"> PAGEREF _Toc225486045 \h </w:instrText>
+              <w:instrText xml:space="preserve"> PAGEREF _Toc227682832 \h </w:instrText>
             </w:r>
             <w:r>
               <w:rPr>
@@ -1228,7 +1211,7 @@
               <w14:ligatures w14:val="none"/>
             </w:rPr>
           </w:pPr>
-          <w:hyperlink w:anchor="_Toc225486046" w:history="1">
+          <w:hyperlink w:anchor="_Toc227682833" w:history="1">
             <w:r>
               <w:rPr>
                 <w:rStyle w:val="Hipervnculo"/>
@@ -1279,7 +1262,7 @@
                 <w:noProof/>
                 <w:webHidden/>
               </w:rPr>
-              <w:instrText xml:space="preserve"> PAGEREF _Toc225486046 \h </w:instrText>
+              <w:instrText xml:space="preserve"> PAGEREF _Toc227682833 \h </w:instrText>
             </w:r>
             <w:r>
               <w:rPr>
@@ -1299,7 +1282,7 @@
                 <w:noProof/>
                 <w:webHidden/>
               </w:rPr>
-              <w:t>17</w:t>
+              <w:t>18</w:t>
             </w:r>
             <w:r>
               <w:rPr>
@@ -1326,7 +1309,7 @@
               <w14:ligatures w14:val="none"/>
             </w:rPr>
           </w:pPr>
-          <w:hyperlink w:anchor="_Toc225486047" w:history="1">
+          <w:hyperlink w:anchor="_Toc227682834" w:history="1">
             <w:r>
               <w:rPr>
                 <w:rStyle w:val="Hipervnculo"/>
@@ -1371,7 +1354,7 @@
                 <w:noProof/>
                 <w:webHidden/>
               </w:rPr>
-              <w:instrText xml:space="preserve"> PAGEREF _Toc225486047 \h </w:instrText>
+              <w:instrText xml:space="preserve"> PAGEREF _Toc227682834 \h </w:instrText>
             </w:r>
             <w:r>
               <w:rPr>
@@ -1418,7 +1401,7 @@
               <w14:ligatures w14:val="none"/>
             </w:rPr>
           </w:pPr>
-          <w:hyperlink w:anchor="_Toc225486048" w:history="1">
+          <w:hyperlink w:anchor="_Toc227682835" w:history="1">
             <w:r>
               <w:rPr>
                 <w:rStyle w:val="Hipervnculo"/>
@@ -1469,7 +1452,7 @@
                 <w:noProof/>
                 <w:webHidden/>
               </w:rPr>
-              <w:instrText xml:space="preserve"> PAGEREF _Toc225486048 \h </w:instrText>
+              <w:instrText xml:space="preserve"> PAGEREF _Toc227682835 \h </w:instrText>
             </w:r>
             <w:r>
               <w:rPr>
@@ -1516,7 +1499,7 @@
               <w14:ligatures w14:val="none"/>
             </w:rPr>
           </w:pPr>
-          <w:hyperlink w:anchor="_Toc225486049" w:history="1">
+          <w:hyperlink w:anchor="_Toc227682836" w:history="1">
             <w:r>
               <w:rPr>
                 <w:rStyle w:val="Hipervnculo"/>
@@ -1561,7 +1544,7 @@
                 <w:noProof/>
                 <w:webHidden/>
               </w:rPr>
-              <w:instrText xml:space="preserve"> PAGEREF _Toc225486049 \h </w:instrText>
+              <w:instrText xml:space="preserve"> PAGEREF _Toc227682836 \h </w:instrText>
             </w:r>
             <w:r>
               <w:rPr>
@@ -1608,7 +1591,7 @@
               <w14:ligatures w14:val="none"/>
             </w:rPr>
           </w:pPr>
-          <w:hyperlink w:anchor="_Toc225486050" w:history="1">
+          <w:hyperlink w:anchor="_Toc227682837" w:history="1">
             <w:r>
               <w:rPr>
                 <w:rStyle w:val="Hipervnculo"/>
@@ -1659,7 +1642,7 @@
                 <w:noProof/>
                 <w:webHidden/>
               </w:rPr>
-              <w:instrText xml:space="preserve"> PAGEREF _Toc225486050 \h </w:instrText>
+              <w:instrText xml:space="preserve"> PAGEREF _Toc227682837 \h </w:instrText>
             </w:r>
             <w:r>
               <w:rPr>
@@ -1706,7 +1689,7 @@
               <w14:ligatures w14:val="none"/>
             </w:rPr>
           </w:pPr>
-          <w:hyperlink w:anchor="_Toc225486051" w:history="1">
+          <w:hyperlink w:anchor="_Toc227682838" w:history="1">
             <w:r>
               <w:rPr>
                 <w:rStyle w:val="Hipervnculo"/>
@@ -1757,7 +1740,7 @@
                 <w:noProof/>
                 <w:webHidden/>
               </w:rPr>
-              <w:instrText xml:space="preserve"> PAGEREF _Toc225486051 \h </w:instrText>
+              <w:instrText xml:space="preserve"> PAGEREF _Toc227682838 \h </w:instrText>
             </w:r>
             <w:r>
               <w:rPr>
@@ -1803,7 +1786,7 @@
               <w14:ligatures w14:val="none"/>
             </w:rPr>
           </w:pPr>
-          <w:hyperlink w:anchor="_Toc225486052" w:history="1">
+          <w:hyperlink w:anchor="_Toc227682839" w:history="1">
             <w:r>
               <w:rPr>
                 <w:rStyle w:val="Hipervnculo"/>
@@ -1830,7 +1813,7 @@
                 <w:noProof/>
                 <w:webHidden/>
               </w:rPr>
-              <w:instrText xml:space="preserve"> PAGEREF _Toc225486052 \h </w:instrText>
+              <w:instrText xml:space="preserve"> PAGEREF _Toc227682839 \h </w:instrText>
             </w:r>
             <w:r>
               <w:rPr>
@@ -1876,7 +1859,7 @@
               <w14:ligatures w14:val="none"/>
             </w:rPr>
           </w:pPr>
-          <w:hyperlink w:anchor="_Toc225486053" w:history="1">
+          <w:hyperlink w:anchor="_Toc227682840" w:history="1">
             <w:r>
               <w:rPr>
                 <w:rStyle w:val="Hipervnculo"/>
@@ -1903,7 +1886,7 @@
                 <w:noProof/>
                 <w:webHidden/>
               </w:rPr>
-              <w:instrText xml:space="preserve"> PAGEREF _Toc225486053 \h </w:instrText>
+              <w:instrText xml:space="preserve"> PAGEREF _Toc227682840 \h </w:instrText>
             </w:r>
             <w:r>
               <w:rPr>
@@ -1949,7 +1932,7 @@
               <w14:ligatures w14:val="none"/>
             </w:rPr>
           </w:pPr>
-          <w:hyperlink w:anchor="_Toc225486054" w:history="1">
+          <w:hyperlink w:anchor="_Toc227682841" w:history="1">
             <w:r>
               <w:rPr>
                 <w:rStyle w:val="Hipervnculo"/>
@@ -1976,7 +1959,7 @@
                 <w:noProof/>
                 <w:webHidden/>
               </w:rPr>
-              <w:instrText xml:space="preserve"> PAGEREF _Toc225486054 \h </w:instrText>
+              <w:instrText xml:space="preserve"> PAGEREF _Toc227682841 \h </w:instrText>
             </w:r>
             <w:r>
               <w:rPr>
@@ -2022,7 +2005,7 @@
               <w14:ligatures w14:val="none"/>
             </w:rPr>
           </w:pPr>
-          <w:hyperlink w:anchor="_Toc225486055" w:history="1">
+          <w:hyperlink w:anchor="_Toc227682842" w:history="1">
             <w:r>
               <w:rPr>
                 <w:rStyle w:val="Hipervnculo"/>
@@ -2049,7 +2032,7 @@
                 <w:noProof/>
                 <w:webHidden/>
               </w:rPr>
-              <w:instrText xml:space="preserve"> PAGEREF _Toc225486055 \h </w:instrText>
+              <w:instrText xml:space="preserve"> PAGEREF _Toc227682842 \h </w:instrText>
             </w:r>
             <w:r>
               <w:rPr>
@@ -2091,7 +2074,7 @@
       <w:pPr>
         <w:pStyle w:val="Titulosgenerales"/>
       </w:pPr>
-      <w:bookmarkStart w:id="1" w:name="_Toc225486039"/>
+      <w:bookmarkStart w:id="1" w:name="_Toc227682826"/>
       <w:r>
         <w:lastRenderedPageBreak/>
         <w:t>Introducción</w:t>
@@ -2141,7 +2124,7 @@
       <w:pPr>
         <w:pStyle w:val="Ttulo1"/>
       </w:pPr>
-      <w:bookmarkStart w:id="2" w:name="_Toc225486040"/>
+      <w:bookmarkStart w:id="2" w:name="_Toc227682827"/>
       <w:r>
         <w:lastRenderedPageBreak/>
         <w:t>Plan Único de Cuentas (PUC)</w:t>
@@ -2154,13 +2137,6 @@
           <w:lang w:val="es-419" w:eastAsia="es-CO"/>
         </w:rPr>
       </w:pPr>
-    </w:p>
-    <w:p>
-      <w:pPr>
-        <w:rPr>
-          <w:lang w:val="es-419" w:eastAsia="es-CO"/>
-        </w:rPr>
-      </w:pPr>
       <w:r>
         <w:rPr>
           <w:lang w:val="es-419" w:eastAsia="es-CO"/>
@@ -2179,6 +2155,7 @@
     </w:p>
     <w:p>
       <w:pPr>
+        <w:jc w:val="center"/>
         <w:rPr>
           <w:lang w:val="es-419" w:eastAsia="es-CO"/>
         </w:rPr>
@@ -2189,10 +2166,16 @@
           <w:lang w:val="es-419" w:eastAsia="es-CO"/>
         </w:rPr>
         <w:drawing>
-          <wp:inline distT="0" distB="0" distL="0" distR="0" wp14:anchorId="7972E3D7" wp14:editId="65AA1349">
-            <wp:extent cx="5438775" cy="3059175"/>
-            <wp:effectExtent l="0" t="0" r="0" b="8255"/>
-            <wp:docPr id="891511308" name="Imagen 3"/>
+          <wp:inline distT="0" distB="0" distL="0" distR="0" wp14:anchorId="7972E3D7" wp14:editId="170C8B12">
+            <wp:extent cx="4622400" cy="2599984"/>
+            <wp:effectExtent l="0" t="0" r="6985" b="0"/>
+            <wp:docPr id="891511308" name="Imagen 3">
+              <a:extLst xmlns:a="http://schemas.openxmlformats.org/drawingml/2006/main">
+                <a:ext uri="{C183D7F6-B498-43B3-948B-1728B52AA6E4}">
+                  <adec:decorative xmlns:adec="http://schemas.microsoft.com/office/drawing/2017/decorative" val="1"/>
+                </a:ext>
+              </a:extLst>
+            </wp:docPr>
             <wp:cNvGraphicFramePr>
               <a:graphicFrameLocks xmlns:a="http://schemas.openxmlformats.org/drawingml/2006/main" noChangeAspect="1"/>
             </wp:cNvGraphicFramePr>
@@ -2200,7 +2183,13 @@
               <a:graphicData uri="http://schemas.openxmlformats.org/drawingml/2006/picture">
                 <pic:pic xmlns:pic="http://schemas.openxmlformats.org/drawingml/2006/picture">
                   <pic:nvPicPr>
-                    <pic:cNvPr id="891511308" name="Imagen 891511308"/>
+                    <pic:cNvPr id="891511308" name="Imagen 3">
+                      <a:extLst>
+                        <a:ext uri="{C183D7F6-B498-43B3-948B-1728B52AA6E4}">
+                          <adec:decorative xmlns:adec="http://schemas.microsoft.com/office/drawing/2017/decorative" val="1"/>
+                        </a:ext>
+                      </a:extLst>
+                    </pic:cNvPr>
                     <pic:cNvPicPr/>
                   </pic:nvPicPr>
                   <pic:blipFill>
@@ -2218,7 +2207,7 @@
                   <pic:spPr>
                     <a:xfrm>
                       <a:off x="0" y="0"/>
-                      <a:ext cx="5442486" cy="3061262"/>
+                      <a:ext cx="4622400" cy="2599984"/>
                     </a:xfrm>
                     <a:prstGeom prst="rect">
                       <a:avLst/>
@@ -2236,12 +2225,22 @@
         <w:ind w:firstLine="0"/>
         <w:jc w:val="center"/>
       </w:pPr>
-      <w:r>
-        <w:rPr>
-          <w:b/>
-        </w:rPr>
-        <w:t>Enlace de reproducción del video</w:t>
-      </w:r>
+      <w:hyperlink r:id="rId13" w:history="1">
+        <w:r>
+          <w:rPr>
+            <w:rStyle w:val="Hipervnculo"/>
+            <w:b/>
+          </w:rPr>
+          <w:t>Enlace de reprod</w:t>
+        </w:r>
+        <w:r>
+          <w:rPr>
+            <w:rStyle w:val="Hipervnculo"/>
+            <w:b/>
+          </w:rPr>
+          <w:t>ucción del video</w:t>
+        </w:r>
+      </w:hyperlink>
     </w:p>
     <w:tbl>
       <w:tblPr>
@@ -2269,7 +2268,13 @@
               <w:rPr>
                 <w:b/>
               </w:rPr>
-              <w:t>Síntesis del video</w:t>
+              <w:t>Transcripción</w:t>
+            </w:r>
+            <w:r>
+              <w:rPr>
+                <w:b/>
+              </w:rPr>
+              <w:t xml:space="preserve"> del video</w:t>
             </w:r>
             <w:r>
               <w:rPr>
@@ -2331,18 +2336,18 @@
               <w:rPr>
                 <w:lang w:val="es-ES"/>
               </w:rPr>
+              <w:t>Cada día, las empresas realizan muchas operaciones: compras, ventas, pagos y cobros.</w:t>
+            </w:r>
+            <w:r>
+              <w:t> </w:t>
+            </w:r>
+          </w:p>
+          <w:p>
+            <w:r>
+              <w:rPr>
+                <w:lang w:val="es-ES"/>
+              </w:rPr>
               <w:lastRenderedPageBreak/>
-              <w:t>Cada día, las empresas realizan muchas operaciones: compras, ventas, pagos y cobros.</w:t>
-            </w:r>
-            <w:r>
-              <w:t> </w:t>
-            </w:r>
-          </w:p>
-          <w:p>
-            <w:r>
-              <w:rPr>
-                <w:lang w:val="es-ES"/>
-              </w:rPr>
               <w:t>El Plan Único de Cuentas, o PUC, es la herramienta que nos permite registrar cada una de esas operaciones de forma clara y ordenada.</w:t>
             </w:r>
             <w:r>
@@ -2430,39 +2435,40 @@
       </w:tr>
     </w:tbl>
     <w:p/>
+    <w:p/>
+    <w:p/>
     <w:p>
       <w:pPr>
         <w:pStyle w:val="Ttulo2"/>
       </w:pPr>
-      <w:bookmarkStart w:id="3" w:name="_Toc225486041"/>
+      <w:bookmarkStart w:id="3" w:name="_Toc227682828"/>
       <w:r>
         <w:lastRenderedPageBreak/>
         <w:t>Objetivo y utilidad del PUC en el registro contable</w:t>
       </w:r>
       <w:bookmarkEnd w:id="3"/>
     </w:p>
+    <w:p>
+      <w:r>
+        <w:t>El Plan Único de Cuentas (PUC) tiene como objetivo garantizar la uniformidad en el registro de las operaciones económicas realizadas por los comerciantes, con el fin de asegurar transparencia, claridad, confiabilidad y comparabilidad de la información contable. Esta finalidad demuestra que el plan no busca complejizar la contabilidad, sino fortalecer su comprensión y verificación, de acuerdo con el Decreto 2650 de 1993 (Presidencia de la República de Colombia, 1993).</w:t>
+      </w:r>
+    </w:p>
+    <w:p>
+      <w:r>
+        <w:t>En la práctica, su utilidad se concreta cuando la empresa responde preguntas esenciales con información consistente: qué posee, qué adeuda, qué pagó, qué cobró y por qué variaron los saldos. Cuando cada transacción se registra en la cuenta correspondiente, los movimientos quedan organizados y los saldos pueden explicarse con mayor facilidad al comparar periodos, analizar variaciones mensuales o preparar informes para terceros.</w:t>
+      </w:r>
+    </w:p>
+    <w:p>
+      <w:r>
+        <w:t>El alcance del PUC también está definido normativamente. El Decreto 2650 de 1993 establece que deben aplicarlo quienes estén obligados a llevar contabilidad y que el catálogo de cuentas y su estructura son de uso obligatorio. No obstante, se permite utilizar códigos internos, siempre que exista una tabla de equivalencias y que en los libros registrados la información se asiente conforme al catálogo oficial. Esta disposición articula el orden interno de la organización con la consistencia externa del registro contable.</w:t>
+      </w:r>
+    </w:p>
     <w:p/>
     <w:p>
-      <w:r>
-        <w:t>El Plan Único de Cuentas (PUC) tiene como objetivo garantizar la uniformidad en el registro de las operaciones económicas realizadas por los comerciantes, con el fin de asegurar transparencia, claridad, confiabilidad y comparabilidad de la información contable. Esta finalidad demuestra que el plan no busca complejizar la contabilidad, sino fortalecer su comprensión y verificación, de acuerdo con el Decreto 2650 de 1993 (Presidencia de la República de Colombia, 1993).</w:t>
-      </w:r>
-    </w:p>
-    <w:p>
-      <w:r>
-        <w:t>En la práctica, su utilidad se concreta cuando la empresa responde preguntas esenciales con información consistente: qué posee, qué adeuda, qué pagó, qué cobró y por qué variaron los saldos. Cuando cada transacción se registra en la cuenta correspondiente, los movimientos quedan organizados y los saldos pueden explicarse con mayor facilidad al comparar periodos, analizar variaciones mensuales o preparar informes para terceros.</w:t>
-      </w:r>
-    </w:p>
-    <w:p>
-      <w:r>
-        <w:t>El alcance del PUC también está definido normativamente. El Decreto 2650 de 1993 establece que deben aplicarlo quienes estén obligados a llevar contabilidad y que el catálogo de cuentas y su estructura son de uso obligatorio. No obstante, se permite utilizar códigos internos, siempre que exista una tabla de equivalencias y que en los libros registrados la información se asiente conforme al catálogo oficial. Esta disposición articula el orden interno de la organización con la consistencia externa del registro contable.</w:t>
-      </w:r>
-    </w:p>
-    <w:p/>
-    <w:p>
       <w:pPr>
         <w:pStyle w:val="Ttulo2"/>
       </w:pPr>
-      <w:bookmarkStart w:id="4" w:name="_Toc225486042"/>
+      <w:bookmarkStart w:id="4" w:name="_Toc227682829"/>
       <w:r>
         <w:lastRenderedPageBreak/>
         <w:t>Codificación y estructura del PUC: cómo se lee y cómo se ubican cuentas</w:t>
@@ -2475,26 +2481,12 @@
           <w:lang w:val="es-419" w:eastAsia="es-CO"/>
         </w:rPr>
       </w:pPr>
-    </w:p>
-    <w:p>
-      <w:pPr>
+      <w:r>
         <w:rPr>
           <w:lang w:val="es-419" w:eastAsia="es-CO"/>
         </w:rPr>
-      </w:pPr>
-      <w:r>
-        <w:rPr>
-          <w:lang w:val="es-419" w:eastAsia="es-CO"/>
-        </w:rPr>
         <w:t>La codificación del PUC se organiza por niveles jerárquicos, lo que permite avanzar de lo general a lo específico y ubicar con precisión cada transacción dentro del sistema contable. A continuación, se sintetizan los niveles de codificación y su función dentro del catálogo:</w:t>
       </w:r>
-    </w:p>
-    <w:p>
-      <w:pPr>
-        <w:rPr>
-          <w:lang w:val="es-419" w:eastAsia="es-CO"/>
-        </w:rPr>
-      </w:pPr>
     </w:p>
     <w:p>
       <w:pPr>
@@ -2616,22 +2608,13 @@
       </w:r>
     </w:p>
     <w:p>
-      <w:pPr>
-        <w:ind w:firstLine="0"/>
-      </w:pPr>
-    </w:p>
-    <w:p>
       <w:r>
         <w:t>Esta estructura jerárquica facilita la clasificación ordenada de las operaciones y asegura coherencia en los registros.</w:t>
       </w:r>
     </w:p>
     <w:p>
       <w:r>
-        <w:t xml:space="preserve">El Decreto 2650 de 1993 establece, además, la relación entre clases y estados financieros. Esta clasificación permite comprender que la elección de una cuenta incide directamente en la forma en que se agrupa la información para el análisis empresarial. A continuación, se presenta la relación entre las clases del Plan Único de Cuentas (PUC) </w:t>
-      </w:r>
-      <w:r>
-        <w:lastRenderedPageBreak/>
-        <w:t>y los estados financieros en los que se integran sus saldos al cierre del periodo contable:</w:t>
+        <w:t>El Decreto 2650 de 1993 establece, además, la relación entre clases y estados financieros. Esta clasificación permite comprender que la elección de una cuenta incide directamente en la forma en que se agrupa la información para el análisis empresarial. A continuación, se presenta la relación entre las clases del Plan Único de Cuentas (PUC) y los estados financieros en los que se integran sus saldos al cierre del periodo contable:</w:t>
       </w:r>
     </w:p>
     <w:p/>
@@ -2640,55 +2623,39 @@
         <w:pStyle w:val="Prrafodelista"/>
         <w:numPr>
           <w:ilvl w:val="0"/>
-          <w:numId w:val="8"/>
+          <w:numId w:val="33"/>
         </w:numPr>
-        <w:ind w:left="567" w:hanging="283"/>
+        <w:ind w:left="567" w:hanging="425"/>
+        <w:rPr>
+          <w:lang w:val="es-419" w:eastAsia="es-CO"/>
+        </w:rPr>
+      </w:pPr>
+      <w:r>
+        <w:rPr>
+          <w:rStyle w:val="Ttulo5Car"/>
+        </w:rPr>
+        <w:lastRenderedPageBreak/>
+        <w:t>Clases 1, 2 y 3 - Cuentas del Balance general</w:t>
+      </w:r>
+      <w:r>
+        <w:rPr>
+          <w:rStyle w:val="Ttulo5Car"/>
+        </w:rPr>
+        <w:t>.</w:t>
+      </w:r>
+      <w:r>
         <w:rPr>
           <w:b/>
           <w:bCs/>
-        </w:rPr>
-      </w:pPr>
-      <w:r>
-        <w:rPr>
-          <w:rStyle w:val="Ttulo5Car"/>
-        </w:rPr>
-        <w:t>Clase 1, 2 y 3.</w:t>
-      </w:r>
-      <w:r>
-        <w:t xml:space="preserve"> Corresponden a cuentas del </w:t>
-      </w:r>
-      <w:r>
-        <w:rPr>
-          <w:b/>
-          <w:bCs/>
-        </w:rPr>
-        <w:t>balance general.</w:t>
-      </w:r>
-    </w:p>
-    <w:p>
-      <w:pPr>
-        <w:pStyle w:val="Ttulo5"/>
-        <w:numPr>
-          <w:ilvl w:val="0"/>
-          <w:numId w:val="8"/>
-        </w:numPr>
-        <w:ind w:left="567" w:hanging="283"/>
-      </w:pPr>
-      <w:r>
-        <w:t>Clase 4, 5, 6 y 7</w:t>
-      </w:r>
-      <w:r>
-        <w:t xml:space="preserve">. </w:t>
-      </w:r>
-      <w:r>
-        <w:rPr>
-          <w:b w:val="0"/>
-          <w:bCs/>
-        </w:rPr>
-        <w:t xml:space="preserve">Integran el </w:t>
-      </w:r>
-      <w:r>
-        <w:t>estado de resultados.</w:t>
+          <w:lang w:val="es-419" w:eastAsia="es-CO"/>
+        </w:rPr>
+        <w:t xml:space="preserve"> </w:t>
+      </w:r>
+      <w:r>
+        <w:rPr>
+          <w:lang w:val="es-419" w:eastAsia="es-CO"/>
+        </w:rPr>
+        <w:t>Agrupan los activos, pasivos y patrimonio que representan la situación financiera de la entidad al cierre del periodo contable.</w:t>
       </w:r>
     </w:p>
     <w:p>
@@ -2696,12 +2663,10 @@
         <w:pStyle w:val="Prrafodelista"/>
         <w:numPr>
           <w:ilvl w:val="0"/>
-          <w:numId w:val="8"/>
+          <w:numId w:val="33"/>
         </w:numPr>
-        <w:ind w:left="567" w:hanging="283"/>
-        <w:rPr>
-          <w:b/>
-          <w:bCs/>
+        <w:ind w:left="567" w:hanging="425"/>
+        <w:rPr>
           <w:lang w:val="es-419" w:eastAsia="es-CO"/>
         </w:rPr>
       </w:pPr>
@@ -2709,49 +2674,78 @@
         <w:rPr>
           <w:rStyle w:val="Ttulo5Car"/>
         </w:rPr>
-        <w:t>Clase 8 y 9.</w:t>
+        <w:t>Clases 4, 5, 6 y 7 - Cuentas del Estado de resultados</w:t>
+      </w:r>
+      <w:r>
+        <w:rPr>
+          <w:rStyle w:val="Ttulo5Car"/>
+        </w:rPr>
+        <w:t>.</w:t>
       </w:r>
       <w:r>
         <w:rPr>
           <w:lang w:val="es-419" w:eastAsia="es-CO"/>
         </w:rPr>
-        <w:t xml:space="preserve"> Comprenden las </w:t>
-      </w:r>
-      <w:r>
-        <w:rPr>
-          <w:b/>
-          <w:bCs/>
+        <w:t xml:space="preserve"> </w:t>
+      </w:r>
+      <w:r>
+        <w:rPr>
           <w:lang w:val="es-419" w:eastAsia="es-CO"/>
         </w:rPr>
-        <w:t>cuentas de orden.</w:t>
-      </w:r>
-    </w:p>
-    <w:p>
-      <w:pPr>
-        <w:ind w:firstLine="0"/>
-        <w:rPr>
-          <w:b/>
-          <w:bCs/>
+        <w:t>Incluyen los ingresos, costos y gastos que permiten determinar el desempeño económico y la utilidad o pérdida del ejercicio.</w:t>
+      </w:r>
+    </w:p>
+    <w:p>
+      <w:pPr>
+        <w:pStyle w:val="Prrafodelista"/>
+        <w:numPr>
+          <w:ilvl w:val="0"/>
+          <w:numId w:val="33"/>
+        </w:numPr>
+        <w:ind w:left="567" w:hanging="425"/>
+        <w:rPr>
           <w:lang w:val="es-419" w:eastAsia="es-CO"/>
         </w:rPr>
       </w:pPr>
-    </w:p>
-    <w:p>
-      <w:pPr>
+      <w:r>
+        <w:rPr>
+          <w:rStyle w:val="Ttulo5Car"/>
+        </w:rPr>
+        <w:t>Clases 8 y 9 - Cuentas de orden</w:t>
+      </w:r>
+      <w:r>
+        <w:rPr>
+          <w:rStyle w:val="Ttulo5Car"/>
+        </w:rPr>
+        <w:t>.</w:t>
+      </w:r>
+      <w:r>
         <w:rPr>
           <w:lang w:val="es-419" w:eastAsia="es-CO"/>
         </w:rPr>
-      </w:pPr>
+        <w:t xml:space="preserve"> </w:t>
+      </w:r>
       <w:r>
         <w:rPr>
           <w:lang w:val="es-419" w:eastAsia="es-CO"/>
         </w:rPr>
+        <w:t>Registran hechos económicos contingentes, de control o información que no afectan directamente la situación financiera ni el resultado del periodo.</w:t>
+      </w:r>
+    </w:p>
+    <w:p>
+      <w:pPr>
+        <w:rPr>
+          <w:lang w:val="es-419" w:eastAsia="es-CO"/>
+        </w:rPr>
+      </w:pPr>
+      <w:r>
+        <w:rPr>
+          <w:lang w:val="es-419" w:eastAsia="es-CO"/>
+        </w:rPr>
         <w:t xml:space="preserve">Leer un código implica interpretar esta jerarquía. Por ejemplo, el código </w:t>
       </w:r>
       <w:r>
         <w:rPr>
-          <w:b/>
-          <w:bCs/>
           <w:lang w:val="es-419" w:eastAsia="es-CO"/>
         </w:rPr>
         <w:t xml:space="preserve">1105 </w:t>
@@ -2764,8 +2758,6 @@
       </w:r>
       <w:r>
         <w:rPr>
-          <w:b/>
-          <w:bCs/>
           <w:lang w:val="es-419" w:eastAsia="es-CO"/>
         </w:rPr>
         <w:t>activo</w:t>
@@ -2778,17 +2770,15 @@
       </w:r>
       <w:r>
         <w:rPr>
-          <w:b/>
-          <w:bCs/>
           <w:lang w:val="es-419" w:eastAsia="es-CO"/>
         </w:rPr>
-        <w:t>disponible</w:t>
+        <w:t>disponible;</w:t>
       </w:r>
       <w:r>
         <w:rPr>
           <w:lang w:val="es-419" w:eastAsia="es-CO"/>
         </w:rPr>
-        <w:t>; y los cuatro dígitos (1105) identifican la cuenta específica. Si se requiere mayor nivel de detalle, se emplean subcuentas de seis dígitos o auxiliares adicionales, según las necesidades de información.</w:t>
+        <w:t xml:space="preserve"> y los cuatro dígitos (1105) identifican la cuenta específica. Si se requiere mayor nivel de detalle, se emplean subcuentas de seis dígitos o auxiliares adicionales, según las necesidades de información.</w:t>
       </w:r>
     </w:p>
     <w:p>
@@ -2816,13 +2806,6 @@
         </w:rPr>
         <w:t>La estructura jerárquica del PUC se organiza de lo general a lo particular, permitiendo identificar con precisión la ubicación y el nivel de detalle de cada cuenta dentro del sistema contable.</w:t>
       </w:r>
-    </w:p>
-    <w:p>
-      <w:pPr>
-        <w:rPr>
-          <w:lang w:val="es-419" w:eastAsia="es-CO"/>
-        </w:rPr>
-      </w:pPr>
     </w:p>
     <w:p>
       <w:pPr>
@@ -2849,7 +2832,21 @@
         <w:rPr>
           <w:lang w:val="es-419" w:eastAsia="es-CO"/>
         </w:rPr>
-        <w:t>1 Dígito.</w:t>
+        <w:t xml:space="preserve">1 </w:t>
+      </w:r>
+      <w:proofErr w:type="gramStart"/>
+      <w:r>
+        <w:rPr>
+          <w:lang w:val="es-419" w:eastAsia="es-CO"/>
+        </w:rPr>
+        <w:t>Dígito</w:t>
+      </w:r>
+      <w:proofErr w:type="gramEnd"/>
+      <w:r>
+        <w:rPr>
+          <w:lang w:val="es-419" w:eastAsia="es-CO"/>
+        </w:rPr>
+        <w:t>.</w:t>
       </w:r>
     </w:p>
     <w:p>
@@ -2902,7 +2899,21 @@
         <w:rPr>
           <w:lang w:val="es-419" w:eastAsia="es-CO"/>
         </w:rPr>
-        <w:t>2 Dígitos.</w:t>
+        <w:t xml:space="preserve">2 </w:t>
+      </w:r>
+      <w:proofErr w:type="gramStart"/>
+      <w:r>
+        <w:rPr>
+          <w:lang w:val="es-419" w:eastAsia="es-CO"/>
+        </w:rPr>
+        <w:t>Dígitos</w:t>
+      </w:r>
+      <w:proofErr w:type="gramEnd"/>
+      <w:r>
+        <w:rPr>
+          <w:lang w:val="es-419" w:eastAsia="es-CO"/>
+        </w:rPr>
+        <w:t>.</w:t>
       </w:r>
     </w:p>
     <w:p>
@@ -2955,7 +2966,21 @@
         <w:rPr>
           <w:lang w:val="es-419" w:eastAsia="es-CO"/>
         </w:rPr>
-        <w:t>4 Dígitos.</w:t>
+        <w:t xml:space="preserve">4 </w:t>
+      </w:r>
+      <w:proofErr w:type="gramStart"/>
+      <w:r>
+        <w:rPr>
+          <w:lang w:val="es-419" w:eastAsia="es-CO"/>
+        </w:rPr>
+        <w:t>Dígitos</w:t>
+      </w:r>
+      <w:proofErr w:type="gramEnd"/>
+      <w:r>
+        <w:rPr>
+          <w:lang w:val="es-419" w:eastAsia="es-CO"/>
+        </w:rPr>
+        <w:t>.</w:t>
       </w:r>
     </w:p>
     <w:p>
@@ -3014,7 +3039,21 @@
         <w:rPr>
           <w:lang w:val="es-419" w:eastAsia="es-CO"/>
         </w:rPr>
-        <w:t>6 Dígitos.</w:t>
+        <w:t xml:space="preserve">6 </w:t>
+      </w:r>
+      <w:proofErr w:type="gramStart"/>
+      <w:r>
+        <w:rPr>
+          <w:lang w:val="es-419" w:eastAsia="es-CO"/>
+        </w:rPr>
+        <w:t>Dígitos</w:t>
+      </w:r>
+      <w:proofErr w:type="gramEnd"/>
+      <w:r>
+        <w:rPr>
+          <w:lang w:val="es-419" w:eastAsia="es-CO"/>
+        </w:rPr>
+        <w:t>.</w:t>
       </w:r>
     </w:p>
     <w:p>
@@ -3047,8 +3086,23 @@
     <w:p>
       <w:pPr>
         <w:pStyle w:val="Ttulo5"/>
-      </w:pPr>
-      <w:r>
+        <w:rPr>
+          <w:rStyle w:val="Hipervnculo"/>
+        </w:rPr>
+      </w:pPr>
+      <w:r>
+        <w:fldChar w:fldCharType="begin"/>
+      </w:r>
+      <w:r>
+        <w:instrText xml:space="preserve"> HYPERLINK "https://puc.com.co/" </w:instrText>
+      </w:r>
+      <w:r>
+        <w:fldChar w:fldCharType="separate"/>
+      </w:r>
+      <w:r>
+        <w:rPr>
+          <w:rStyle w:val="Hipervnculo"/>
+        </w:rPr>
         <w:t>Recurso de investigación recomendado</w:t>
       </w:r>
     </w:p>
@@ -3060,142 +3114,44 @@
       </w:pPr>
       <w:r>
         <w:rPr>
+          <w:rStyle w:val="Hipervnculo"/>
+          <w:b/>
           <w:lang w:val="es-419" w:eastAsia="es-CO"/>
         </w:rPr>
         <w:t>Para profundizar en la importancia de la estandarización contable, se sugiere consultar el portal especializado que contiene la base normativa del plan en Colombia.</w:t>
       </w:r>
-    </w:p>
-    <w:p/>
+      <w:r>
+        <w:rPr>
+          <w:rFonts w:ascii="Calibri" w:eastAsiaTheme="majorEastAsia" w:hAnsi="Calibri" w:cstheme="majorBidi"/>
+          <w:b/>
+          <w:color w:val="000000" w:themeColor="text1"/>
+          <w:kern w:val="0"/>
+          <w:szCs w:val="24"/>
+          <w:lang w:val="es-419" w:eastAsia="es-CO"/>
+          <w14:ligatures w14:val="none"/>
+        </w:rPr>
+        <w:fldChar w:fldCharType="end"/>
+      </w:r>
+    </w:p>
     <w:p>
       <w:pPr>
         <w:pStyle w:val="Ttulo2"/>
       </w:pPr>
-      <w:bookmarkStart w:id="5" w:name="_Toc225486043"/>
+      <w:bookmarkStart w:id="5" w:name="_Toc227682830"/>
       <w:r>
         <w:lastRenderedPageBreak/>
         <w:t>Clasificación y visión general de las clases (1 a 9)</w:t>
       </w:r>
       <w:bookmarkEnd w:id="5"/>
     </w:p>
-    <w:p/>
-    <w:p>
-      <w:r>
-        <w:t xml:space="preserve">La arquitectura del </w:t>
-      </w:r>
-      <w:r>
-        <w:rPr>
-          <w:b/>
-          <w:bCs/>
-        </w:rPr>
-        <w:t>Plan Único de Cuentas</w:t>
-      </w:r>
-      <w:r>
-        <w:t xml:space="preserve"> (PUC) en Colombia se organiza en </w:t>
-      </w:r>
-      <w:r>
-        <w:rPr>
-          <w:b/>
-          <w:bCs/>
-        </w:rPr>
-        <w:t>nueve clases fundamentales,</w:t>
-      </w:r>
-      <w:r>
-        <w:t xml:space="preserve"> las cuales agrupan las cuentas según su naturaleza, comportamiento financiero y destino dentro de los reportes obligatorios. Esta estructura permite comprender cómo cada registro impacta los estados financieros y fortalece la aplicación de la </w:t>
-      </w:r>
-      <w:r>
-        <w:rPr>
-          <w:b/>
-          <w:bCs/>
-        </w:rPr>
-        <w:t>partida doble</w:t>
-      </w:r>
-      <w:r>
-        <w:t>.</w:t>
-      </w:r>
-    </w:p>
-    <w:p>
-      <w:r>
-        <w:rPr>
-          <w:b/>
-          <w:bCs/>
-        </w:rPr>
-        <w:t>Las clases 1 a 3</w:t>
-      </w:r>
-      <w:r>
-        <w:t xml:space="preserve"> reúnen los </w:t>
-      </w:r>
-      <w:r>
-        <w:rPr>
-          <w:b/>
-          <w:bCs/>
-        </w:rPr>
-        <w:t>activos, pasivos y patrimonio</w:t>
-      </w:r>
-      <w:r>
-        <w:t xml:space="preserve">. Se </w:t>
-      </w:r>
-      <w:r>
-        <w:rPr>
-          <w:b/>
-          <w:bCs/>
-        </w:rPr>
-        <w:t>denominan cuentas reales o de balance</w:t>
-      </w:r>
-      <w:r>
-        <w:t xml:space="preserve">, ya que reflejan la situación financiera de la entidad en una fecha determinada y se presentan en el </w:t>
-      </w:r>
-      <w:r>
-        <w:rPr>
-          <w:b/>
-          <w:bCs/>
-        </w:rPr>
-        <w:t>estado de situación financiera</w:t>
-      </w:r>
-      <w:r>
-        <w:t xml:space="preserve">. Por su parte, las </w:t>
-      </w:r>
-      <w:r>
-        <w:rPr>
-          <w:b/>
-          <w:bCs/>
-        </w:rPr>
-        <w:t>clases 4 a 7</w:t>
-      </w:r>
-      <w:r>
-        <w:t xml:space="preserve"> </w:t>
-      </w:r>
-      <w:r>
-        <w:t>incluyen</w:t>
-      </w:r>
-      <w:r>
-        <w:rPr>
-          <w:b/>
-          <w:bCs/>
-        </w:rPr>
-        <w:t xml:space="preserve"> ingresos, gastos</w:t>
-      </w:r>
-      <w:r>
-        <w:t xml:space="preserve"> y costos, elementos que permiten determinar el resultado económico del ejercicio y se presentan en el estado de resultados. Finalmente, las </w:t>
-      </w:r>
-      <w:r>
-        <w:rPr>
-          <w:b/>
-          <w:bCs/>
-        </w:rPr>
-        <w:t>clases 8 y</w:t>
-      </w:r>
-      <w:r>
-        <w:t xml:space="preserve"> 9 corresponden a </w:t>
-      </w:r>
-      <w:r>
-        <w:rPr>
-          <w:b/>
-          <w:bCs/>
-        </w:rPr>
-        <w:t>cuentas de orden</w:t>
-      </w:r>
-      <w:r>
-        <w:t>, utilizadas para el control de hechos contingentes o informativos que no afectan directamente la estructura financiera, pero requieren seguimiento y revelación.</w:t>
+    <w:p>
+      <w:r>
+        <w:t>La arquitectura del Plan Único de Cuentas (PUC) en Colombia se organiza en nueve clases fundamentales, las cuales agrupan las cuentas según su naturaleza, comportamiento financiero y destino dentro de los reportes obligatorios. Esta estructura permite comprender cómo cada registro impacta los estados financieros y fortalece la aplicación de la partida doble.</w:t>
+      </w:r>
+    </w:p>
+    <w:p>
+      <w:r>
+        <w:t>Las clases 1 a 3 reúnen los activos, pasivos y patrimonio. Se denominan cuentas reales o de balance, ya que reflejan la situación financiera de la entidad en una fecha determinada y se presentan en el estado de situación financiera. Por su parte, las clases 4 a 7 incluyen ingresos, gastos y costos, elementos que permiten determinar el resultado económico del ejercicio y se presentan en el estado de resultados. Finalmente, las clases 8 y 9 corresponden a cuentas de orden, utilizadas para el control de hechos contingentes o informativos que no afectan directamente la estructura financiera, pero requieren seguimiento y revelación.</w:t>
       </w:r>
     </w:p>
     <w:p>
@@ -3203,7 +3159,6 @@
         <w:t>A continuación, se organiza la clasificación general de las cuentas por clases y su relación con los principales reportes financieros:</w:t>
       </w:r>
     </w:p>
-    <w:p/>
     <w:p>
       <w:pPr>
         <w:pStyle w:val="Tabla"/>
@@ -3494,7 +3449,6 @@
                 <w:szCs w:val="24"/>
                 <w:bdr w:val="none" w:sz="0" w:space="0" w:color="auto" w:frame="1"/>
               </w:rPr>
-              <w:lastRenderedPageBreak/>
               <w:t>3</w:t>
             </w:r>
           </w:p>
@@ -3680,6 +3634,7 @@
                 <w:szCs w:val="24"/>
                 <w:bdr w:val="none" w:sz="0" w:space="0" w:color="auto" w:frame="1"/>
               </w:rPr>
+              <w:lastRenderedPageBreak/>
               <w:t>5</w:t>
             </w:r>
           </w:p>
@@ -4028,7 +3983,6 @@
         </w:tc>
       </w:tr>
     </w:tbl>
-    <w:p/>
     <w:p>
       <w:r>
         <w:t>Las clases de resultado (4 a 7) se denominan transitorias porque su saldo se cancela al cierre del periodo contable para establecer la utilidad o pérdida, mientras que las de balance (1 a 3) son permanentes.</w:t>
@@ -4043,11 +3997,13 @@
     <w:p/>
     <w:p/>
     <w:p/>
+    <w:p/>
+    <w:p/>
     <w:p>
       <w:pPr>
         <w:pStyle w:val="Ttulo1"/>
       </w:pPr>
-      <w:bookmarkStart w:id="6" w:name="_Toc225486044"/>
+      <w:bookmarkStart w:id="6" w:name="_Toc227682831"/>
       <w:r>
         <w:lastRenderedPageBreak/>
         <w:t>Dinámica y descripción de cuentas en el PUC aplicada a transacciones</w:t>
@@ -4060,156 +4016,37 @@
           <w:lang w:val="es-419" w:eastAsia="es-CO"/>
         </w:rPr>
       </w:pPr>
-    </w:p>
-    <w:p>
-      <w:pPr>
+      <w:r>
         <w:rPr>
           <w:lang w:val="es-419" w:eastAsia="es-CO"/>
         </w:rPr>
-      </w:pPr>
-      <w:r>
+        <w:t>En este capítulo se desarrolla una idea central: el Plan Único de Cuentas (PUC) no es únicamente una lista de códigos, sino un manual técnico de aplicación que orienta el registro diario de las operaciones empresariales. Cada vez que la empresa compra, vende, paga o recauda, el desafío no consiste en asignar cualquier cuenta, sino en seleccionar la cuenta adecuada y registrar con coherencia, de manera que los saldos reflejen fielmente lo ocurrido y puedan integrarse correctamente en los informes financieros.</w:t>
+      </w:r>
+    </w:p>
+    <w:p>
+      <w:pPr>
         <w:rPr>
           <w:lang w:val="es-419" w:eastAsia="es-CO"/>
         </w:rPr>
-        <w:t xml:space="preserve">En este capítulo se desarrolla una idea central: el </w:t>
-      </w:r>
-      <w:r>
-        <w:rPr>
-          <w:b/>
-          <w:bCs/>
+      </w:pPr>
+      <w:r>
+        <w:rPr>
           <w:lang w:val="es-419" w:eastAsia="es-CO"/>
         </w:rPr>
-        <w:t>Plan Único de Cuentas (PUC)</w:t>
-      </w:r>
-      <w:r>
+        <w:t>Para lograrlo, el registro contable se apoya en dos elementos fundamentales del PUC: la descripción y la dinámica de cada cuenta. El Decreto 2650 de 1993 establece que el plan está conformado por un catálogo de cuentas acompañado de su correspondiente descripción y dinámica, y señala que estos componentes deben aplicarse en el registro de todas las operaciones económicas. En consecuencia, la cuenta no se selecciona únicamente por su denominación, sino que debe verificarse con lo que describe y con la forma en que su dinámica determina su movimiento.</w:t>
+      </w:r>
+    </w:p>
+    <w:p>
+      <w:pPr>
         <w:rPr>
           <w:lang w:val="es-419" w:eastAsia="es-CO"/>
         </w:rPr>
-        <w:t xml:space="preserve"> no es únicamente una lista de códigos, sino un </w:t>
-      </w:r>
-      <w:r>
-        <w:rPr>
-          <w:b/>
-          <w:bCs/>
+      </w:pPr>
+      <w:r>
+        <w:rPr>
           <w:lang w:val="es-419" w:eastAsia="es-CO"/>
         </w:rPr>
-        <w:t>manual técnico de aplicación</w:t>
-      </w:r>
-      <w:r>
-        <w:rPr>
-          <w:lang w:val="es-419" w:eastAsia="es-CO"/>
-        </w:rPr>
-        <w:t xml:space="preserve"> que orienta el registro diario de las operaciones empresariales. Cada vez que la empresa compra, vende, paga o recauda, el desafío no consiste en asignar cualquier cuenta, sino en </w:t>
-      </w:r>
-      <w:r>
-        <w:rPr>
-          <w:b/>
-          <w:bCs/>
-          <w:lang w:val="es-419" w:eastAsia="es-CO"/>
-        </w:rPr>
-        <w:t>seleccionar la cuenta adecuada y registrar con coherencia</w:t>
-      </w:r>
-      <w:r>
-        <w:rPr>
-          <w:lang w:val="es-419" w:eastAsia="es-CO"/>
-        </w:rPr>
-        <w:t>, de manera que los saldos reflejen fielmente lo ocurrido y puedan integrarse correctamente en los informes financieros.</w:t>
-      </w:r>
-    </w:p>
-    <w:p>
-      <w:pPr>
-        <w:rPr>
-          <w:lang w:val="es-419" w:eastAsia="es-CO"/>
-        </w:rPr>
-      </w:pPr>
-      <w:r>
-        <w:rPr>
-          <w:lang w:val="es-419" w:eastAsia="es-CO"/>
-        </w:rPr>
-        <w:t xml:space="preserve">Para lograrlo, el registro contable se apoya en dos elementos fundamentales del PUC: la </w:t>
-      </w:r>
-      <w:r>
-        <w:rPr>
-          <w:b/>
-          <w:bCs/>
-          <w:lang w:val="es-419" w:eastAsia="es-CO"/>
-        </w:rPr>
-        <w:t>descripción</w:t>
-      </w:r>
-      <w:r>
-        <w:rPr>
-          <w:lang w:val="es-419" w:eastAsia="es-CO"/>
-        </w:rPr>
-        <w:t xml:space="preserve"> y la </w:t>
-      </w:r>
-      <w:r>
-        <w:rPr>
-          <w:b/>
-          <w:bCs/>
-          <w:lang w:val="es-419" w:eastAsia="es-CO"/>
-        </w:rPr>
-        <w:t>dinámica</w:t>
-      </w:r>
-      <w:r>
-        <w:rPr>
-          <w:lang w:val="es-419" w:eastAsia="es-CO"/>
-        </w:rPr>
-        <w:t xml:space="preserve"> de cada cuenta. El Decreto 2650 de 1993 establece que el plan está conformado por un catálogo de cuentas acompañado de su correspondiente descripción y dinámica, y señala que estos componentes deben aplicarse en el registro de todas las operaciones económicas. En consecuencia, la cuenta no se selecciona únicamente por su denominación, sino que debe verificarse con lo que describe y con la forma en que su dinámica determina su movimiento.</w:t>
-      </w:r>
-    </w:p>
-    <w:p>
-      <w:pPr>
-        <w:rPr>
-          <w:lang w:val="es-419" w:eastAsia="es-CO"/>
-        </w:rPr>
-      </w:pPr>
-      <w:r>
-        <w:rPr>
-          <w:lang w:val="es-419" w:eastAsia="es-CO"/>
-        </w:rPr>
-        <w:t xml:space="preserve">En la práctica, la </w:t>
-      </w:r>
-      <w:r>
-        <w:rPr>
-          <w:b/>
-          <w:bCs/>
-          <w:lang w:val="es-419" w:eastAsia="es-CO"/>
-        </w:rPr>
-        <w:t>descripción</w:t>
-      </w:r>
-      <w:r>
-        <w:rPr>
-          <w:lang w:val="es-419" w:eastAsia="es-CO"/>
-        </w:rPr>
-        <w:t xml:space="preserve"> cumple la función de guía conceptual, ya que precisa qué tipo de operaciones se registran en la cuenta. </w:t>
-      </w:r>
-      <w:r>
-        <w:rPr>
-          <w:b/>
-          <w:bCs/>
-          <w:lang w:val="es-419" w:eastAsia="es-CO"/>
-        </w:rPr>
-        <w:t>La dinámica</w:t>
-      </w:r>
-      <w:r>
-        <w:rPr>
-          <w:lang w:val="es-419" w:eastAsia="es-CO"/>
-        </w:rPr>
-        <w:t xml:space="preserve">, por su parte, actúa como guía operativa, porque indica cómo se utiliza la cuenta y de qué manera se afecta mediante débitos y créditos. Las normas de aplicación del decreto enfatizan que ambos elementos son de </w:t>
-      </w:r>
-      <w:r>
-        <w:rPr>
-          <w:b/>
-          <w:bCs/>
-          <w:lang w:val="es-419" w:eastAsia="es-CO"/>
-        </w:rPr>
-        <w:t>uso obligatorio</w:t>
-      </w:r>
-      <w:r>
-        <w:rPr>
-          <w:lang w:val="es-419" w:eastAsia="es-CO"/>
-        </w:rPr>
-        <w:t>, y que los asientos deben efectuarse conforme a lo allí establecido. Este principio fortalece el hábito de registrar con fundamento técnico y no por intuición.</w:t>
+        <w:t>En la práctica, la descripción cumple la función de guía conceptual, ya que precisa qué tipo de operaciones se registran en la cuenta. La dinámica, por su parte, actúa como guía operativa, porque indica cómo se utiliza la cuenta y de qué manera se afecta mediante débitos y créditos. Las normas de aplicación del decreto enfatizan que ambos elementos son de uso obligatorio, y que los asientos deben efectuarse conforme a lo allí establecido. Este principio fortalece el hábito de registrar con fundamento técnico y no por intuición.</w:t>
       </w:r>
     </w:p>
     <w:p>
@@ -4252,7 +4089,6 @@
         <w:t>Además, los reportes internos y externos adquieren mayor consistencia, dado que el decreto orienta que se presenten utilizando los códigos y denominaciones oficiales del manual. A continuación, se organiza una ruta práctica para aplicar la descripción y la dinámica del PUC en el registro de transacciones:</w:t>
       </w:r>
     </w:p>
-    <w:p/>
     <w:p>
       <w:pPr>
         <w:pStyle w:val="Tabla"/>
@@ -4265,6 +4101,7 @@
       <w:tblPr>
         <w:tblStyle w:val="SENA"/>
         <w:tblW w:w="12000" w:type="dxa"/>
+        <w:tblInd w:w="-1019" w:type="dxa"/>
         <w:tblLook w:val="04A0" w:firstRow="1" w:lastRow="0" w:firstColumn="1" w:lastColumn="0" w:noHBand="0" w:noVBand="1"/>
       </w:tblPr>
       <w:tblGrid>
@@ -4799,27 +4636,18 @@
         </w:tc>
       </w:tr>
     </w:tbl>
-    <w:p/>
     <w:p>
       <w:r>
         <w:t>Esta ruta ayuda a seleccionar la cuenta correcta y registrar con coherencia, porque exige validar la naturaleza de la transacción, la ubicación en el PUC y la dinámica de la cuenta antes de elaborar el asiento. (Presidencia de la República de Colombia, 1993).</w:t>
       </w:r>
     </w:p>
-    <w:p/>
-    <w:p/>
-    <w:p>
-      <w:r>
-        <w:t xml:space="preserve">Para aplicar correctamente el </w:t>
-      </w:r>
-      <w:r>
-        <w:rPr>
-          <w:b/>
-          <w:bCs/>
-        </w:rPr>
-        <w:t>Plan Único de Cuentas (PUC)</w:t>
-      </w:r>
-      <w:r>
-        <w:t xml:space="preserve"> en el registro contable, se requiere una secuencia lógica que garantice coherencia en la clasificación y precisión en la codificación de cada transacción. Esta metodología organiza el análisis antes de elaborar el asiento contable. A continuación, se presenta la secuencia en formato de dos columnas con la denominación correcta:</w:t>
+    <w:p>
+      <w:r>
+        <w:t xml:space="preserve">Para aplicar correctamente el Plan Único de Cuentas (PUC) en el registro contable, se requiere una secuencia lógica que garantice coherencia en la clasificación y </w:t>
+      </w:r>
+      <w:r>
+        <w:lastRenderedPageBreak/>
+        <w:t>precisión en la codificación de cada transacción. Esta metodología organiza el análisis antes de elaborar el asiento contable. A continuación, se presenta la secuencia en formato de dos columnas con la denominación correcta:</w:t>
       </w:r>
     </w:p>
     <w:p>
@@ -4941,24 +4769,41 @@
         <w:t>Formalizar el asiento contable y asegurar su respectivo soporte documental.</w:t>
       </w:r>
     </w:p>
+    <w:p>
+      <w:r>
+        <w:t>Seguir esta secuencia fortalece el criterio técnico, reduce errores de clasificación y garantiza que los saldos reflejen fielmente la realidad económica de la empresa.</w:t>
+      </w:r>
+    </w:p>
     <w:p/>
-    <w:p/>
-    <w:p>
-      <w:r>
+    <w:p>
+      <w:pPr>
+        <w:pStyle w:val="Ttulo2"/>
+      </w:pPr>
+      <w:bookmarkStart w:id="7" w:name="_Toc227682832"/>
+      <w:r>
+        <w:t>Descripción y dinámica del PUC para seleccionar cuentas en transacciones frecuentes</w:t>
+      </w:r>
+      <w:bookmarkEnd w:id="7"/>
+    </w:p>
+    <w:p>
+      <w:pPr>
+        <w:rPr>
+          <w:lang w:val="es-419" w:eastAsia="es-CO"/>
+        </w:rPr>
+      </w:pPr>
+      <w:r>
+        <w:rPr>
+          <w:lang w:val="es-419" w:eastAsia="es-CO"/>
+        </w:rPr>
+        <w:t xml:space="preserve">En el Plan Único de Cuentas (PUC), la descripción orienta sobre el tipo de hechos económicos que deben registrarse en cada cuenta, mientras que la dinámica indica </w:t>
+      </w:r>
+      <w:r>
+        <w:rPr>
+          <w:lang w:val="es-419" w:eastAsia="es-CO"/>
+        </w:rPr>
         <w:lastRenderedPageBreak/>
-        <w:t>Seguir esta secuencia fortalece el criterio técnico, reduce errores de clasificación y garantiza que los saldos reflejen fielmente la realidad económica de la empresa.</w:t>
-      </w:r>
-    </w:p>
-    <w:p/>
-    <w:p>
-      <w:pPr>
-        <w:pStyle w:val="Ttulo2"/>
-      </w:pPr>
-      <w:bookmarkStart w:id="7" w:name="_Toc225486045"/>
-      <w:r>
-        <w:t>Descripción y dinámica del PUC para seleccionar cuentas en transacciones frecuentes</w:t>
-      </w:r>
-      <w:bookmarkEnd w:id="7"/>
+        <w:t>cómo se utiliza y qué movimientos la afectan. De esta manera, el registro contable se fundamenta en un criterio técnico uniforme y no en la intuición. El plan no se limita al catálogo de cuentas, sino que incorpora descripciones y dinámicas que deben observarse obligatoriamente al registrar las operaciones.</w:t>
+      </w:r>
     </w:p>
     <w:p>
       <w:pPr>
@@ -4966,122 +4811,25 @@
           <w:lang w:val="es-419" w:eastAsia="es-CO"/>
         </w:rPr>
       </w:pPr>
-    </w:p>
-    <w:p>
-      <w:pPr>
+      <w:r>
         <w:rPr>
           <w:lang w:val="es-419" w:eastAsia="es-CO"/>
         </w:rPr>
-      </w:pPr>
-      <w:r>
+        <w:t>En términos prácticos, la descripción responde a la pregunta: ¿Qué se registra en esta cuenta?, y la dinámica responde: ¿Cómo se mueve esta cuenta? Por ejemplo, ante una compra, la decisión no se toma únicamente por el nombre “inventarios” o “gastos”, sino por la naturaleza de lo adquirido y por lo que la cuenta define como su contenido. Además, se confirma el comportamiento de la cuenta según su dinámica, verificando si aumenta o disminuye con débito o crédito. Este procedimiento evita clasificaciones incorrectas que posteriormente generan saldos difíciles de sustentar.</w:t>
+      </w:r>
+    </w:p>
+    <w:p>
+      <w:pPr>
         <w:rPr>
           <w:lang w:val="es-419" w:eastAsia="es-CO"/>
         </w:rPr>
-        <w:t xml:space="preserve">En el </w:t>
-      </w:r>
-      <w:r>
-        <w:rPr>
-          <w:b/>
-          <w:bCs/>
+      </w:pPr>
+      <w:r>
+        <w:rPr>
           <w:lang w:val="es-419" w:eastAsia="es-CO"/>
         </w:rPr>
-        <w:t>Plan Único de Cuentas (PUC)</w:t>
-      </w:r>
-      <w:r>
-        <w:rPr>
-          <w:lang w:val="es-419" w:eastAsia="es-CO"/>
-        </w:rPr>
-        <w:t xml:space="preserve">, la </w:t>
-      </w:r>
-      <w:r>
-        <w:rPr>
-          <w:b/>
-          <w:bCs/>
-          <w:lang w:val="es-419" w:eastAsia="es-CO"/>
-        </w:rPr>
-        <w:t>descripción</w:t>
-      </w:r>
-      <w:r>
-        <w:rPr>
-          <w:lang w:val="es-419" w:eastAsia="es-CO"/>
-        </w:rPr>
-        <w:t xml:space="preserve"> orienta sobre el tipo de hechos económicos que deben registrarse en cada cuenta, mientras que la </w:t>
-      </w:r>
-      <w:r>
-        <w:rPr>
-          <w:b/>
-          <w:bCs/>
-          <w:lang w:val="es-419" w:eastAsia="es-CO"/>
-        </w:rPr>
-        <w:t>dinámica</w:t>
-      </w:r>
-      <w:r>
-        <w:rPr>
-          <w:lang w:val="es-419" w:eastAsia="es-CO"/>
-        </w:rPr>
-        <w:t xml:space="preserve"> indica cómo se utiliza y qué movimientos la afectan. De esta manera, el registro contable se fundamenta en un criterio técnico uniforme y no en la intuición. El plan no se limita al catálogo de cuentas, sino que incorpora descripciones y dinámicas que deben observarse obligatoriamente al registrar las operaciones.</w:t>
-      </w:r>
-    </w:p>
-    <w:p>
-      <w:pPr>
-        <w:rPr>
-          <w:lang w:val="es-419" w:eastAsia="es-CO"/>
-        </w:rPr>
-      </w:pPr>
-      <w:r>
-        <w:rPr>
-          <w:lang w:val="es-419" w:eastAsia="es-CO"/>
-        </w:rPr>
-        <w:t xml:space="preserve">En términos prácticos, la descripción responde a la pregunta: </w:t>
-      </w:r>
-      <w:r>
-        <w:rPr>
-          <w:b/>
-          <w:bCs/>
-          <w:lang w:val="es-419" w:eastAsia="es-CO"/>
-        </w:rPr>
-        <w:t>¿Qué se registra en esta cuenta?</w:t>
-      </w:r>
-      <w:r>
-        <w:rPr>
-          <w:lang w:val="es-419" w:eastAsia="es-CO"/>
-        </w:rPr>
-        <w:t xml:space="preserve">, y la dinámica responde: </w:t>
-      </w:r>
-      <w:r>
-        <w:rPr>
-          <w:b/>
-          <w:bCs/>
-          <w:lang w:val="es-419" w:eastAsia="es-CO"/>
-        </w:rPr>
-        <w:t>¿Cómo se mueve esta cuenta</w:t>
-      </w:r>
-      <w:r>
-        <w:rPr>
-          <w:lang w:val="es-419" w:eastAsia="es-CO"/>
-        </w:rPr>
-        <w:t>? Por ejemplo, ante una compra, la decisión no se toma únicamente por el nombre “inventarios” o “gastos”, sino por la naturaleza de lo adquirido y por lo que la cuenta define como su contenido. Además, se confirma el comportamiento de la cuenta según su dinámica, verificando si aumenta o disminuye con débito o crédito. Este procedimiento evita clasificaciones incorrectas que posteriormente generan saldos difíciles de sustentar.</w:t>
-      </w:r>
-    </w:p>
-    <w:p>
-      <w:pPr>
-        <w:rPr>
-          <w:lang w:val="es-419" w:eastAsia="es-CO"/>
-        </w:rPr>
-      </w:pPr>
-      <w:r>
-        <w:rPr>
-          <w:lang w:val="es-419" w:eastAsia="es-CO"/>
-        </w:rPr>
         <w:t>Para seleccionar adecuadamente la cuenta en transacciones frecuentes, se recomienda seguir una ruta estructurada que integre análisis y validación técnica.</w:t>
       </w:r>
-    </w:p>
-    <w:p>
-      <w:pPr>
-        <w:rPr>
-          <w:lang w:val="es-419" w:eastAsia="es-CO"/>
-        </w:rPr>
-      </w:pPr>
     </w:p>
     <w:p>
       <w:pPr>
@@ -5106,7 +4854,6 @@
         <w:rPr>
           <w:rStyle w:val="Ttulo5Car"/>
         </w:rPr>
-        <w:lastRenderedPageBreak/>
         <w:t xml:space="preserve">Identificar la transacción. </w:t>
       </w:r>
       <w:r>
@@ -5217,14 +4964,8 @@
       </w:r>
     </w:p>
     <w:p>
-      <w:pPr>
-        <w:rPr>
-          <w:lang w:val="es-419" w:eastAsia="es-CO"/>
-        </w:rPr>
-      </w:pPr>
-    </w:p>
-    <w:p>
-      <w:r>
+      <w:r>
+        <w:lastRenderedPageBreak/>
         <w:t>Aplicar esta secuencia garantiza coherencia en el registro y permite que distintas personas contabilicen operaciones similares bajo el mismo criterio. Cuando las transacciones quedan correctamente clasificadas desde el inicio, los saldos por cuenta resultan consistentes y pueden agruparse con mayor facilidad para elaborar estados financieros confiables. Por ello, dominar la descripción y la dinámica del PUC constituye una herramienta práctica para fortalecer el registro diario.</w:t>
       </w:r>
     </w:p>
@@ -5233,97 +4974,47 @@
       <w:pPr>
         <w:pStyle w:val="Ttulo2"/>
       </w:pPr>
-      <w:bookmarkStart w:id="8" w:name="_Toc225486046"/>
+      <w:bookmarkStart w:id="8" w:name="_Toc227682833"/>
       <w:r>
         <w:t>Errores comunes de clasificación y ejemplos guiados</w:t>
       </w:r>
       <w:bookmarkEnd w:id="8"/>
     </w:p>
+    <w:p>
+      <w:r>
+        <w:t>En el registro contable cotidiano pueden presentarse errores de clasificación que afectan la calidad de la información financiera. Identificarlos y prevenirlos fortalece el control y la consistencia del sistema.</w:t>
+      </w:r>
+    </w:p>
+    <w:p>
+      <w:r>
+        <w:t>Uno de los errores más frecuentes en compras consiste en registrar como gasto lo que corresponde a un activo, por ejemplo, adquisiciones que generarán beneficios en varios periodos. También ocurre lo contrario: llevar a activo consumos propios del periodo. Para prevenirlo, se debe confirmar la naturaleza de la transacción y verificar que la cuenta seleccionada, según su descripción y dinámica, corresponde efectivamente al hecho económico.</w:t>
+      </w:r>
+    </w:p>
+    <w:p>
+      <w:r>
+        <w:t>En ventas y recaudos es común confundir el ingreso con el movimiento de dinero. Una venta puede generar ingreso y, simultáneamente, una cuenta por cobrar; el recaudo posterior disminuye la cartera y aumenta el disponible. Separar estos momentos contables evita duplicar ingresos o mantener saldos incorrectos.</w:t>
+      </w:r>
+    </w:p>
+    <w:p>
+      <w:r>
+        <w:t xml:space="preserve">Otro error habitual es variar el nivel de detalle sin criterio técnico, registrando algunas operaciones en cuentas generales y otras en subcuentas. Esta práctica dificulta </w:t>
+      </w:r>
+      <w:r>
+        <w:lastRenderedPageBreak/>
+        <w:t>el análisis posterior. La recomendación consiste en definir un nivel mínimo de registro (cuenta o subcuenta) y mantenerlo constante durante el periodo, utilizando la estructura del PUC y su dinámica como guía permanente.</w:t>
+      </w:r>
+    </w:p>
+    <w:p>
+      <w:r>
+        <w:t>En los siguientes ejemplos se resalta la lógica de ubicación por naturaleza (clase y grupo) y la verificación con la descripción y dinámica del PUC. El nivel de subcuenta dependerá del grado de detalle definido por la entidad en su política contable. A continuación, se organizan situaciones frecuentes con su análisis contable correspondiente:</w:t>
+      </w:r>
+    </w:p>
     <w:p/>
     <w:p>
-      <w:r>
-        <w:t>En el registro contable cotidiano pueden presentarse errores de clasificación que afectan la calidad de la información financiera. Identificarlos y prevenirlos fortalece el control y la consistencia del sistema.</w:t>
-      </w:r>
-    </w:p>
-    <w:p/>
-    <w:p>
-      <w:r>
-        <w:t>Uno de los errores más frecuentes en compras consiste en registrar como gasto lo que corresponde a un activo, por ejemplo, adquisiciones que generarán beneficios en varios periodos. También ocurre lo contrario: llevar a activo consumos propios del periodo. Para prevenirlo, se debe confirmar la naturaleza de la transacción y verificar que la cuenta seleccionada, según su descripción y dinámica, corresponde efectivamente al hecho económico.</w:t>
-      </w:r>
-    </w:p>
-    <w:p>
-      <w:r>
-        <w:t xml:space="preserve">En ventas y recaudos es común confundir el </w:t>
-      </w:r>
-      <w:r>
-        <w:rPr>
-          <w:b/>
-          <w:bCs/>
-        </w:rPr>
-        <w:t>ingreso</w:t>
-      </w:r>
-      <w:r>
-        <w:t xml:space="preserve"> con el </w:t>
-      </w:r>
-      <w:r>
-        <w:rPr>
-          <w:b/>
-          <w:bCs/>
-        </w:rPr>
-        <w:t>movimiento de dinero.</w:t>
-      </w:r>
-      <w:r>
-        <w:t xml:space="preserve"> Una venta puede generar ingreso y, simultáneamente, una cuenta por cobrar; el recaudo posterior disminuye la cartera y aumenta el disponible. Separar estos momentos contables evita duplicar ingresos o mantener saldos incorrectos.</w:t>
-      </w:r>
-    </w:p>
-    <w:p>
-      <w:r>
-        <w:t>Otro error habitual es variar el nivel de detalle sin criterio técnico, registrando algunas operaciones en cuentas generales y otras en subcuentas. Esta práctica dificulta el análisis posterior. La recomendación consiste en definir un nivel mínimo de registro (cuenta o subcuenta) y mantenerlo constante durante el periodo, utilizando la estructura del PUC y su dinámica como guía permanente.</w:t>
-      </w:r>
-    </w:p>
-    <w:p>
-      <w:r>
-        <w:t xml:space="preserve">En los siguientes ejemplos se resalta la </w:t>
-      </w:r>
-      <w:r>
-        <w:rPr>
-          <w:b/>
-          <w:bCs/>
-        </w:rPr>
-        <w:t>lógica de ubicación</w:t>
-      </w:r>
-      <w:r>
-        <w:t xml:space="preserve"> por </w:t>
-      </w:r>
-      <w:r>
-        <w:rPr>
-          <w:b/>
-          <w:bCs/>
-        </w:rPr>
-        <w:t>naturaleza</w:t>
-      </w:r>
-      <w:r>
-        <w:t xml:space="preserve"> (clase y grupo) y la verificación con la </w:t>
-      </w:r>
-      <w:r>
-        <w:rPr>
-          <w:b/>
-          <w:bCs/>
-        </w:rPr>
-        <w:t>descripción y dinámica del PUC</w:t>
-      </w:r>
-      <w:r>
-        <w:t>. El nivel de subcuenta dependerá del grado de detalle definido por la entidad en su política contable. A continuación, se organizan situaciones frecuentes con su análisis contable correspondiente:</w:t>
-      </w:r>
-    </w:p>
-    <w:p/>
-    <w:p/>
-    <w:p>
       <w:pPr>
         <w:pStyle w:val="Ttulo5"/>
       </w:pPr>
       <w:r>
-        <w:lastRenderedPageBreak/>
         <w:t>Compra de mercancía para vender a crédito</w:t>
       </w:r>
     </w:p>
@@ -5490,6 +5181,7 @@
           <w:b/>
           <w:bCs/>
         </w:rPr>
+        <w:lastRenderedPageBreak/>
         <w:t>Efecto del registro:</w:t>
       </w:r>
       <w:r>
@@ -5677,11 +5369,6 @@
       <w:r>
         <w:t xml:space="preserve"> aumentan los ingresos y aumenta la cartera.</w:t>
       </w:r>
-    </w:p>
-    <w:p>
-      <w:pPr>
-        <w:pStyle w:val="Ttulo5"/>
-      </w:pPr>
     </w:p>
     <w:p>
       <w:pPr>
@@ -5789,6 +5476,7 @@
         <w:pStyle w:val="Ttulo5"/>
       </w:pPr>
       <w:r>
+        <w:lastRenderedPageBreak/>
         <w:t>Pago a proveedor por transferencia</w:t>
       </w:r>
     </w:p>
@@ -5872,51 +5560,11 @@
         <w:t xml:space="preserve"> disminuye la obligación y disminuyen los bancos.</w:t>
       </w:r>
     </w:p>
-    <w:p/>
-    <w:p>
-      <w:r>
-        <w:t xml:space="preserve">Estos ejemplos permiten comprender que cada transacción debe analizarse primero por su </w:t>
-      </w:r>
-      <w:r>
-        <w:rPr>
-          <w:b/>
-          <w:bCs/>
-        </w:rPr>
-        <w:t>naturaleza económica</w:t>
-      </w:r>
-      <w:r>
-        <w:t xml:space="preserve">, luego ubicarse dentro de la </w:t>
-      </w:r>
-      <w:r>
-        <w:rPr>
-          <w:b/>
-          <w:bCs/>
-        </w:rPr>
-        <w:t xml:space="preserve">clase y el grupo </w:t>
-      </w:r>
-      <w:r>
-        <w:rPr>
-          <w:b/>
-          <w:bCs/>
-        </w:rPr>
-        <w:lastRenderedPageBreak/>
-        <w:t>correspondiente</w:t>
-      </w:r>
-      <w:r>
-        <w:t xml:space="preserve">, y finalmente confirmarse mediante la </w:t>
-      </w:r>
-      <w:r>
-        <w:rPr>
-          <w:b/>
-          <w:bCs/>
-        </w:rPr>
-        <w:t>descripción y la dinámica de la</w:t>
-      </w:r>
-      <w:r>
-        <w:t xml:space="preserve"> cuenta. Este procedimiento garantiza coherencia en el registro y consistencia en los saldos al cierre del periodo contable.</w:t>
-      </w:r>
-    </w:p>
-    <w:p/>
+    <w:p>
+      <w:r>
+        <w:t>Estos ejemplos permiten comprender que cada transacción debe analizarse primero por su naturaleza económica, luego ubicarse dentro de la clase y el grupo correspondiente, y finalmente confirmarse mediante la descripción y la dinámica de la cuenta. Este procedimiento garantiza coherencia en el registro y consistencia en los saldos al cierre del periodo contable.</w:t>
+      </w:r>
+    </w:p>
     <w:p>
       <w:pPr>
         <w:pStyle w:val="Ttulo3"/>
@@ -5931,18 +5579,26 @@
           <w:lang w:val="es-419" w:eastAsia="es-CO"/>
         </w:rPr>
       </w:pPr>
-    </w:p>
-    <w:p>
-      <w:pPr>
+      <w:r>
         <w:rPr>
           <w:lang w:val="es-419" w:eastAsia="es-CO"/>
         </w:rPr>
-      </w:pPr>
-      <w:r>
+        <w:t>A continuación, se presentan actividades orientadas a fortalecer la comprensión de la estructura jerárquica del Plan Único de Cuentas (PUC) y su aplicación en situaciones reales.</w:t>
+      </w:r>
+    </w:p>
+    <w:p>
+      <w:pPr>
         <w:rPr>
           <w:lang w:val="es-419" w:eastAsia="es-CO"/>
         </w:rPr>
-        <w:t>A continuación, se presentan actividades orientadas a fortalecer la comprensión de la estructura jerárquica del Plan Único de Cuentas (PUC) y su aplicación en situaciones reales.</w:t>
+      </w:pPr>
+    </w:p>
+    <w:p>
+      <w:pPr>
+        <w:pStyle w:val="Ttulo5"/>
+      </w:pPr>
+      <w:r>
+        <w:t>Actividad práctica No. 1. Taller participativo</w:t>
       </w:r>
     </w:p>
     <w:p>
@@ -5951,98 +5607,53 @@
           <w:lang w:val="es-419" w:eastAsia="es-CO"/>
         </w:rPr>
       </w:pPr>
-    </w:p>
-    <w:p>
-      <w:pPr>
-        <w:pStyle w:val="Ttulo5"/>
-      </w:pPr>
-      <w:r>
-        <w:t>Actividad práctica No. 1. Taller participativo</w:t>
-      </w:r>
-    </w:p>
-    <w:p>
-      <w:pPr>
+      <w:r>
         <w:rPr>
           <w:lang w:val="es-419" w:eastAsia="es-CO"/>
         </w:rPr>
-      </w:pPr>
+        <w:t xml:space="preserve">Después de estudiar la </w:t>
+      </w:r>
       <w:r>
         <w:rPr>
           <w:lang w:val="es-419" w:eastAsia="es-CO"/>
         </w:rPr>
-        <w:t xml:space="preserve">Después de estudiar la estructura </w:t>
-      </w:r>
-      <w:r>
+        <w:t>estructura del Plan Único de Cuentas (PUC), se propone el siguiente ejercicio para fortalecer la comprensión de la codificación jerárquica. Para desarrollarlo, es necesario contar con el PUC (2024) actualizado.</w:t>
+      </w:r>
+    </w:p>
+    <w:p>
+      <w:pPr>
         <w:rPr>
           <w:b/>
           <w:bCs/>
           <w:lang w:val="es-419" w:eastAsia="es-CO"/>
         </w:rPr>
-        <w:t>del Plan Único de Cuentas (PUC)</w:t>
-      </w:r>
-      <w:r>
-        <w:rPr>
-          <w:lang w:val="es-419" w:eastAsia="es-CO"/>
-        </w:rPr>
-        <w:t xml:space="preserve">, se propone el siguiente ejercicio para fortalecer la comprensión de la codificación jerárquica. Para desarrollarlo, es necesario contar con el </w:t>
-      </w:r>
+      </w:pPr>
       <w:r>
         <w:rPr>
           <w:b/>
           <w:bCs/>
           <w:lang w:val="es-419" w:eastAsia="es-CO"/>
         </w:rPr>
-        <w:t>PUC (2024)</w:t>
-      </w:r>
-      <w:r>
+        <w:t>Descifrando el código</w:t>
+      </w:r>
+    </w:p>
+    <w:p>
+      <w:pPr>
         <w:rPr>
           <w:lang w:val="es-419" w:eastAsia="es-CO"/>
         </w:rPr>
-        <w:t xml:space="preserve"> actualizado.</w:t>
-      </w:r>
-    </w:p>
-    <w:p>
-      <w:pPr>
-        <w:rPr>
-          <w:b/>
-          <w:bCs/>
+      </w:pPr>
+      <w:r>
+        <w:rPr>
           <w:lang w:val="es-419" w:eastAsia="es-CO"/>
         </w:rPr>
-      </w:pPr>
-      <w:r>
-        <w:rPr>
-          <w:b/>
-          <w:bCs/>
+        <w:t xml:space="preserve">Desglose la estructura del código </w:t>
+      </w:r>
+      <w:r>
+        <w:rPr>
           <w:lang w:val="es-419" w:eastAsia="es-CO"/>
         </w:rPr>
-        <w:t>Descifrando el código</w:t>
-      </w:r>
-    </w:p>
-    <w:p>
-      <w:pPr>
-        <w:rPr>
-          <w:lang w:val="es-419" w:eastAsia="es-CO"/>
-        </w:rPr>
-      </w:pPr>
-      <w:r>
-        <w:rPr>
-          <w:lang w:val="es-419" w:eastAsia="es-CO"/>
-        </w:rPr>
-        <w:t xml:space="preserve">Desglose la estructura del código </w:t>
-      </w:r>
-      <w:r>
-        <w:rPr>
-          <w:b/>
-          <w:bCs/>
-          <w:lang w:val="es-419" w:eastAsia="es-CO"/>
-        </w:rPr>
-        <w:t>111005 - Bancos Moneda Nacional</w:t>
-      </w:r>
-      <w:r>
-        <w:rPr>
-          <w:lang w:val="es-419" w:eastAsia="es-CO"/>
-        </w:rPr>
-        <w:t>:</w:t>
+        <w:t>111005 - Bancos Moneda Nacional:</w:t>
       </w:r>
     </w:p>
     <w:p>
@@ -6063,6 +5674,7 @@
           <w:bCs/>
           <w:lang w:val="es-419" w:eastAsia="es-CO"/>
         </w:rPr>
+        <w:lastRenderedPageBreak/>
         <w:t>Dígito 1:</w:t>
       </w:r>
       <w:r>
@@ -6155,11 +5767,9 @@
     </w:p>
     <w:p>
       <w:r>
-        <w:lastRenderedPageBreak/>
         <w:t>Para orientar el análisis, siga la secuencia metodológica que se presenta a continuación.</w:t>
       </w:r>
     </w:p>
-    <w:p/>
     <w:p>
       <w:pPr>
         <w:pStyle w:val="Prrafodelista"/>
@@ -6301,47 +5911,16 @@
           <w:b/>
           <w:bCs/>
         </w:rPr>
+        <w:lastRenderedPageBreak/>
         <w:t>Subcuenta. 111005 - Moneda Nacional.:</w:t>
       </w:r>
       <w:r>
         <w:t xml:space="preserve"> Especifica que la cuenta bancaria está expresada en pesos colombianos.</w:t>
       </w:r>
     </w:p>
-    <w:p/>
-    <w:p>
-      <w:r>
-        <w:lastRenderedPageBreak/>
-        <w:t xml:space="preserve">Esta respuesta evidencia cómo la </w:t>
-      </w:r>
-      <w:r>
-        <w:rPr>
-          <w:b/>
-          <w:bCs/>
-        </w:rPr>
-        <w:t xml:space="preserve">estructura decimal del PUC </w:t>
-      </w:r>
-      <w:r>
-        <w:t xml:space="preserve">permite avanzar de un concepto general </w:t>
-      </w:r>
-      <w:r>
-        <w:rPr>
-          <w:b/>
-          <w:bCs/>
-        </w:rPr>
-        <w:t>(Activo)</w:t>
-      </w:r>
-      <w:r>
-        <w:t xml:space="preserve"> hacia uno específico (</w:t>
-      </w:r>
-      <w:r>
-        <w:rPr>
-          <w:b/>
-          <w:bCs/>
-        </w:rPr>
-        <w:t>Bancos en moneda nacional</w:t>
-      </w:r>
-      <w:r>
-        <w:t>) mediante una secuencia lógica y jerárquica, lo cual facilita la clasificación precisa de las transacciones contables.</w:t>
+    <w:p>
+      <w:r>
+        <w:t>Esta respuesta evidencia cómo la estructura decimal del PUC permite avanzar de un concepto general (Activo) hacia uno específico (Bancos en moneda nacional) mediante una secuencia lógica y jerárquica, lo cual facilita la clasificación precisa de las transacciones contables.</w:t>
       </w:r>
     </w:p>
     <w:p>
@@ -6349,7 +5928,6 @@
         <w:t>Las siguientes actividades profundizan en la aplicación práctica del Plan Único de Cuentas, orientando el análisis desde la identificación del hecho económico hasta la selección adecuada de la cuenta principal según su naturaleza contable.</w:t>
       </w:r>
     </w:p>
-    <w:p/>
     <w:p/>
     <w:p>
       <w:pPr>
@@ -6685,7 +6263,6 @@
         <w:t xml:space="preserve"> porque se facturó a crédito y surge un derecho de cobro a 20 días.</w:t>
       </w:r>
     </w:p>
-    <w:p/>
     <w:p>
       <w:r>
         <w:t>Estas actividades fortalecen la interpretación del PUC y permiten aplicar su lógica jerárquica en situaciones contables concretas.</w:t>
@@ -6704,71 +6281,31 @@
       <w:pPr>
         <w:pStyle w:val="Ttulo1"/>
       </w:pPr>
-      <w:bookmarkStart w:id="9" w:name="_Toc225486047"/>
+      <w:bookmarkStart w:id="9" w:name="_Toc227682834"/>
       <w:r>
         <w:lastRenderedPageBreak/>
         <w:t>Estados financieros básicos para analizar la empresa</w:t>
       </w:r>
       <w:bookmarkEnd w:id="9"/>
     </w:p>
-    <w:p/>
-    <w:p>
-      <w:r>
-        <w:t xml:space="preserve">Los registros contables organizan la información diaria de la empresa; sin embargo, esa información adquiere verdadero sentido cuando se presenta en </w:t>
-      </w:r>
-      <w:r>
-        <w:rPr>
-          <w:b/>
-          <w:bCs/>
-        </w:rPr>
-        <w:t>estados financieros</w:t>
-      </w:r>
-      <w:r>
-        <w:t xml:space="preserve">, ya que en ellos se resume y explica de manera estructurada qué </w:t>
-      </w:r>
-      <w:r>
-        <w:rPr>
-          <w:b/>
-          <w:bCs/>
-        </w:rPr>
-        <w:t>posee la entidad, qué obligaciones tiene, cuál fue su resultado y cómo se comportó el efectivo durante un periodo.</w:t>
-      </w:r>
-      <w:r>
-        <w:t xml:space="preserve"> En este contexto, los estados financieros transforman el registro técnico en una herramienta de análisis para la toma de decisiones con fundamento.</w:t>
-      </w:r>
-    </w:p>
-    <w:p>
-      <w:r>
-        <w:t xml:space="preserve">En Colombia, la preparación y presentación de estados financieros se sustenta en la Ley 1314 de 2009 y en los marcos técnicos incorporados mediante el Decreto 2420 de 2015 y sus modificaciones. Estas disposiciones establecen el marco normativo para que la información financiera sea </w:t>
-      </w:r>
-      <w:r>
-        <w:rPr>
-          <w:b/>
-          <w:bCs/>
-        </w:rPr>
-        <w:t>útil, comparable y confiable</w:t>
-      </w:r>
-      <w:r>
-        <w:t>. Asimismo, entidades como la Superintendencia de Sociedades emiten orientaciones que facilitan la comprensión de la estructura y el reporte de los estados financieros.</w:t>
-      </w:r>
-    </w:p>
-    <w:p>
-      <w:r>
-        <w:t xml:space="preserve">En este capítulo se estudia el conjunto completo de estados financieros y el propósito de cada uno: </w:t>
-      </w:r>
-      <w:r>
-        <w:rPr>
-          <w:b/>
-          <w:bCs/>
-        </w:rPr>
-        <w:t xml:space="preserve">estado de situación financiera, estado de resultados, estado de cambios en el patrimonio, estado de flujos de efectivo y notas a los estados financieros. </w:t>
-      </w:r>
-      <w:r>
-        <w:t>El análisis de estos informes fortalece la capacidad para interpretar la operación cotidiana y explicar, con argumentos técnicos, las variaciones entre periodos. A continuación, se presenta un esquema general del conjunto completo de estados financieros de propósito general.</w:t>
+    <w:p>
+      <w:r>
+        <w:t>Los registros contables organizan la información diaria de la empresa; sin embargo, esa información adquiere verdadero sentido cuando se presenta en estados financieros, ya que en ellos se resume y explica de manera estructurada qué posee la entidad, qué obligaciones tiene, cuál fue su resultado y cómo se comportó el efectivo durante un periodo. En este contexto, los estados financieros transforman el registro técnico en una herramienta de análisis para la toma de decisiones con fundamento.</w:t>
+      </w:r>
+    </w:p>
+    <w:p>
+      <w:r>
+        <w:t>En Colombia, la preparación y presentación de estados financieros se sustenta en la Ley 1314 de 2009 y en los marcos técnicos incorporados mediante el Decreto 2420 de 2015 y sus modificaciones. Estas disposiciones establecen el marco normativo para que la información financiera sea útil, comparable y confiable. Asimismo, entidades como la Superintendencia de Sociedades emiten orientaciones que facilitan la comprensión de la estructura y el reporte de los estados financieros.</w:t>
+      </w:r>
+    </w:p>
+    <w:p>
+      <w:r>
+        <w:t>En este capítulo se estudia el conjunto completo de estados financieros y el propósito de cada uno: estado de situación financiera, estado de resultados, estado de cambios en el patrimonio, estado de flujos de efectivo y notas a los estados financieros. El análisis de estos informes fortalece la capacidad para interpretar la operación cotidiana y explicar, con argumentos técnicos, las variaciones entre periodos. A continuación, se presenta un esquema general del conjunto completo de estados financieros de propósito general.</w:t>
       </w:r>
     </w:p>
     <w:p/>
     <w:p/>
+    <w:p/>
     <w:p>
       <w:pPr>
         <w:pStyle w:val="Figura"/>
@@ -6779,6 +6316,10 @@
       </w:r>
     </w:p>
     <w:p>
+      <w:pPr>
+        <w:ind w:firstLine="0"/>
+        <w:jc w:val="center"/>
+      </w:pPr>
       <w:r>
         <w:rPr>
           <w:noProof/>
@@ -6799,13 +6340,13 @@
                     <pic:cNvPicPr/>
                   </pic:nvPicPr>
                   <pic:blipFill>
-                    <a:blip r:embed="rId13">
+                    <a:blip r:embed="rId14">
                       <a:extLst>
                         <a:ext uri="{28A0092B-C50C-407E-A947-70E740481C1C}">
                           <a14:useLocalDpi xmlns:a14="http://schemas.microsoft.com/office/drawing/2010/main" val="0"/>
                         </a:ext>
                         <a:ext uri="{96DAC541-7B7A-43D3-8B79-37D633B846F1}">
-                          <asvg:svgBlip xmlns:asvg="http://schemas.microsoft.com/office/drawing/2016/SVG/main" r:embed="rId14"/>
+                          <asvg:svgBlip xmlns:asvg="http://schemas.microsoft.com/office/drawing/2016/SVG/main" r:embed="rId15"/>
                         </a:ext>
                       </a:extLst>
                     </a:blip>
@@ -6829,7 +6370,6 @@
         </w:drawing>
       </w:r>
     </w:p>
-    <w:p/>
     <w:p>
       <w:r>
         <w:t>El esquema que resume los componentes del conjunto completo: estado de situación financiera, estado del resultado del periodo, estado de cambios en el patrimonio, estado de flujos de efectivo y notas.</w:t>
@@ -6837,17 +6377,7 @@
     </w:p>
     <w:p>
       <w:r>
-        <w:t xml:space="preserve">A continuación, se presenta la organización de los </w:t>
-      </w:r>
-      <w:r>
-        <w:rPr>
-          <w:b/>
-          <w:bCs/>
-        </w:rPr>
-        <w:t>estados financieros básicos</w:t>
-      </w:r>
-      <w:r>
-        <w:t xml:space="preserve"> y su propósito en términos sencillos:</w:t>
+        <w:t>A continuación, se presenta la organización de los estados financieros básicos y su propósito en términos sencillos:</w:t>
       </w:r>
     </w:p>
     <w:p/>
@@ -6912,13 +6442,12 @@
       <w:pPr>
         <w:pStyle w:val="Ttulo2"/>
       </w:pPr>
-      <w:bookmarkStart w:id="10" w:name="_Toc225486048"/>
+      <w:bookmarkStart w:id="10" w:name="_Toc227682835"/>
       <w:r>
         <w:t>Propósito e importancia de los estados financieros</w:t>
       </w:r>
       <w:bookmarkEnd w:id="10"/>
     </w:p>
-    <w:p/>
     <w:p>
       <w:r>
         <w:t>A continuación, se presenta un pódcast que explica el propósito e importancia de los estados financieros, destacando su función en la toma de decisiones y en la evaluación de la situación económica de las organizaciones.</w:t>
@@ -6971,45 +6500,78 @@
           </w:tcPr>
           <w:p>
             <w:pPr>
-              <w:ind w:firstLine="0"/>
-            </w:pPr>
+              <w:rPr>
+                <w:b/>
+                <w:bCs/>
+              </w:rPr>
+            </w:pPr>
+            <w:r>
+              <w:rPr>
+                <w:b/>
+                <w:bCs/>
+              </w:rPr>
+              <w:t xml:space="preserve">Hombre </w:t>
+            </w:r>
+          </w:p>
+          <w:p>
             <w:r>
               <w:t>Hay negocios que aparentemente lucen muy bien.</w:t>
             </w:r>
           </w:p>
           <w:p>
-            <w:pPr>
-              <w:ind w:firstLine="0"/>
-            </w:pPr>
             <w:r>
               <w:t>Tienen buen movimiento de clientes, realizan ventas y la operación diaria fluye constantemente.</w:t>
             </w:r>
           </w:p>
           <w:p>
-            <w:pPr>
-              <w:ind w:firstLine="0"/>
-            </w:pPr>
             <w:r>
               <w:lastRenderedPageBreak/>
               <w:t>Desde afuera todo parece indicar que la empresa está creciendo.</w:t>
             </w:r>
           </w:p>
           <w:p>
-            <w:pPr>
-              <w:ind w:firstLine="0"/>
-            </w:pPr>
             <w:r>
               <w:t>Pero cuando alguien se detiene a revisar los números con precaución… no todo lo que brilla es oro.</w:t>
             </w:r>
           </w:p>
           <w:p>
+            <w:pPr>
+              <w:rPr>
+                <w:b/>
+                <w:bCs/>
+              </w:rPr>
+            </w:pPr>
+            <w:r>
+              <w:rPr>
+                <w:b/>
+                <w:bCs/>
+              </w:rPr>
+              <w:t xml:space="preserve">Mujer </w:t>
+            </w:r>
+          </w:p>
+          <w:p>
             <w:r>
               <w:t>Porque una empresa no se puede entender solo mirando lo que ocurre en el día a día. Para saber realmente cómo está un negocio hay que mirar algo más profundo… hay que revisar los estados financieros.</w:t>
             </w:r>
           </w:p>
           <w:p>
-            <w:r>
-              <w:t>Los estados financieros muestran qué ocurrió en la empresa durante un periodo determinado. (Breve pausa)</w:t>
+            <w:pPr>
+              <w:rPr>
+                <w:b/>
+                <w:bCs/>
+              </w:rPr>
+            </w:pPr>
+            <w:r>
+              <w:rPr>
+                <w:b/>
+                <w:bCs/>
+              </w:rPr>
+              <w:t xml:space="preserve">Hombre </w:t>
+            </w:r>
+          </w:p>
+          <w:p>
+            <w:r>
+              <w:t xml:space="preserve">Los estados financieros muestran qué ocurrió en la empresa durante un periodo determinado. </w:t>
             </w:r>
           </w:p>
           <w:p>
@@ -7018,6 +6580,21 @@
             </w:r>
           </w:p>
           <w:p>
+            <w:pPr>
+              <w:rPr>
+                <w:b/>
+                <w:bCs/>
+              </w:rPr>
+            </w:pPr>
+            <w:r>
+              <w:rPr>
+                <w:b/>
+                <w:bCs/>
+              </w:rPr>
+              <w:t xml:space="preserve">Mujer </w:t>
+            </w:r>
+          </w:p>
+          <w:p>
             <w:r>
               <w:t>Esos informes muestran tres aspectos fundamentales.</w:t>
             </w:r>
@@ -7037,38 +6614,115 @@
               <w:t>Y cómo se ha movido el dinero durante ese periodo.</w:t>
             </w:r>
           </w:p>
+          <w:p/>
+          <w:p/>
+          <w:p>
+            <w:pPr>
+              <w:rPr>
+                <w:b/>
+                <w:bCs/>
+              </w:rPr>
+            </w:pPr>
+            <w:r>
+              <w:rPr>
+                <w:b/>
+                <w:bCs/>
+              </w:rPr>
+              <w:lastRenderedPageBreak/>
+              <w:t xml:space="preserve">Hombre </w:t>
+            </w:r>
+          </w:p>
           <w:p>
             <w:r>
               <w:t>Por eso los estados financieros no son simplemente un listado de números y cifras. Son una herramienta muy útil para entender qué está pasando realmente dentro de la empresa.</w:t>
             </w:r>
           </w:p>
           <w:p>
-            <w:r>
-              <w:t xml:space="preserve">Con esa información es posible responder las preguntas realmente importantes. Como si el negocio está generando ganancias, o si los recursos se están </w:t>
-            </w:r>
-            <w:r>
+            <w:pPr>
+              <w:rPr>
+                <w:b/>
+                <w:bCs/>
+              </w:rPr>
+            </w:pPr>
+            <w:r>
+              <w:rPr>
+                <w:b/>
+                <w:bCs/>
+              </w:rPr>
+              <w:t xml:space="preserve">Mujer </w:t>
+            </w:r>
+          </w:p>
+          <w:p>
+            <w:r>
+              <w:t>Con esa información es posible responder las preguntas realmente importantes. Como si el negocio está generando ganancias, o si los recursos se están utilizando adecuadamente, o si la empresa tiene la capacidad de cumplir con sus obligaciones.</w:t>
+            </w:r>
+          </w:p>
+          <w:p>
+            <w:pPr>
+              <w:rPr>
+                <w:b/>
+                <w:bCs/>
+              </w:rPr>
+            </w:pPr>
+            <w:r>
+              <w:rPr>
+                <w:b/>
+                <w:bCs/>
+              </w:rPr>
+              <w:t>Hombre</w:t>
+            </w:r>
+          </w:p>
+          <w:p>
+            <w:r>
+              <w:t xml:space="preserve">Los estados financieros sirven para orientar muchas decisiones que influyen directamente en la compañía. </w:t>
+            </w:r>
+          </w:p>
+          <w:p>
+            <w:r>
+              <w:t>La administración los analiza para planear y dirigir el negocio.</w:t>
+            </w:r>
+          </w:p>
+          <w:p>
+            <w:r>
+              <w:t>Los propietarios los revisan para evaluar sus resultados.</w:t>
+            </w:r>
+          </w:p>
+          <w:p>
+            <w:pPr>
+              <w:rPr>
+                <w:b/>
+                <w:bCs/>
+              </w:rPr>
+            </w:pPr>
+            <w:r>
+              <w:rPr>
+                <w:b/>
+                <w:bCs/>
+              </w:rPr>
+              <w:t xml:space="preserve">Mujer </w:t>
+            </w:r>
+          </w:p>
+          <w:p>
+            <w:r>
+              <w:t>También los consultan los bancos, los inversionistas y diferentes entidades del Estado. Cada uno necesita comprender la situación económica de la empresa para tomar decisiones informadas.</w:t>
+            </w:r>
+          </w:p>
+          <w:p/>
+          <w:p/>
+          <w:p>
+            <w:pPr>
+              <w:rPr>
+                <w:b/>
+                <w:bCs/>
+              </w:rPr>
+            </w:pPr>
+            <w:r>
+              <w:rPr>
+                <w:b/>
+                <w:bCs/>
+              </w:rPr>
               <w:lastRenderedPageBreak/>
-              <w:t>utilizando adecuadamente, o si la empresa tiene la capacidad de cumplir con sus obligaciones.</w:t>
-            </w:r>
-          </w:p>
-          <w:p>
-            <w:r>
-              <w:t xml:space="preserve">Los estados financieros sirven para orientar muchas decisiones que influyen directamente en la compañía. </w:t>
-            </w:r>
-          </w:p>
-          <w:p>
-            <w:r>
-              <w:t>La administración los analiza para planear y dirigir el negocio.</w:t>
-            </w:r>
-          </w:p>
-          <w:p>
-            <w:r>
-              <w:t>Los propietarios los revisan para evaluar sus resultados.</w:t>
-            </w:r>
-          </w:p>
-          <w:p>
-            <w:r>
-              <w:t>También los consultan los bancos, los inversionistas y diferentes entidades del Estado. Cada uno necesita comprender la situación económica de la empresa para tomar decisiones informadas.</w:t>
+              <w:t xml:space="preserve">Hombre </w:t>
             </w:r>
           </w:p>
           <w:p>
@@ -7077,6 +6731,21 @@
             </w:r>
           </w:p>
           <w:p>
+            <w:pPr>
+              <w:rPr>
+                <w:b/>
+                <w:bCs/>
+              </w:rPr>
+            </w:pPr>
+            <w:r>
+              <w:rPr>
+                <w:b/>
+                <w:bCs/>
+              </w:rPr>
+              <w:t xml:space="preserve">Mujer </w:t>
+            </w:r>
+          </w:p>
+          <w:p>
             <w:r>
               <w:t>Además, estos documentos tienen carácter formal.</w:t>
             </w:r>
@@ -7092,18 +6761,62 @@
             </w:r>
           </w:p>
           <w:p>
+            <w:pPr>
+              <w:rPr>
+                <w:b/>
+                <w:bCs/>
+              </w:rPr>
+            </w:pPr>
+            <w:r>
+              <w:rPr>
+                <w:b/>
+                <w:bCs/>
+              </w:rPr>
+              <w:t xml:space="preserve">Hombre </w:t>
+            </w:r>
+          </w:p>
+          <w:p>
             <w:r>
               <w:t>Al final, los estados financieros permiten entender que una empresa no se analiza solo por la actividad que se ve todos los días.</w:t>
             </w:r>
           </w:p>
           <w:p>
+            <w:pPr>
+              <w:rPr>
+                <w:b/>
+                <w:bCs/>
+              </w:rPr>
+            </w:pPr>
+            <w:r>
+              <w:rPr>
+                <w:b/>
+                <w:bCs/>
+              </w:rPr>
+              <w:t xml:space="preserve">Mujer </w:t>
+            </w:r>
+          </w:p>
+          <w:p>
             <w:r>
               <w:t>Sino por la información que revela lo que realmente está pasando en su interior. Porque, muchas veces, los números cuentan una historia que a simple vista no se puede ver.</w:t>
             </w:r>
           </w:p>
           <w:p>
-            <w:r>
-              <w:lastRenderedPageBreak/>
+            <w:pPr>
+              <w:rPr>
+                <w:b/>
+                <w:bCs/>
+              </w:rPr>
+            </w:pPr>
+            <w:r>
+              <w:rPr>
+                <w:b/>
+                <w:bCs/>
+              </w:rPr>
+              <w:t xml:space="preserve">Hombre </w:t>
+            </w:r>
+          </w:p>
+          <w:p>
+            <w:r>
               <w:t>Gracias por acompañarnos en nuestro programa de hoy. Nos reencontramos muy pronto.</w:t>
             </w:r>
           </w:p>
@@ -7119,7 +6832,6 @@
         <w:t>Estado de situación financiera (Balance General)</w:t>
       </w:r>
     </w:p>
-    <w:p/>
     <w:p>
       <w:r>
         <w:t>Este informe permite identificar la salud financiera de la empresa al resumir sus recursos y obligaciones en un momento exacto. Es fundamental para medir la solvencia a corto y largo plazo, permitiendo a los acreedores determinar el riesgo de prestar dinero a la organización.</w:t>
@@ -7136,10 +6848,21 @@
       </w:pPr>
       <w:r>
         <w:rPr>
-          <w:b/>
-          <w:bCs/>
-        </w:rPr>
-        <w:t>Para qué sirve.</w:t>
+          <w:rStyle w:val="Ttulo5Car"/>
+        </w:rPr>
+        <w:t>¿</w:t>
+      </w:r>
+      <w:r>
+        <w:rPr>
+          <w:rStyle w:val="Ttulo5Car"/>
+        </w:rPr>
+        <w:t xml:space="preserve">Para qué </w:t>
+      </w:r>
+      <w:r>
+        <w:rPr>
+          <w:rStyle w:val="Ttulo5Car"/>
+        </w:rPr>
+        <w:t>sirve?</w:t>
       </w:r>
       <w:r>
         <w:t xml:space="preserve"> Se utiliza para verificar la relación entre lo que la empresa posee (activos) y lo que debe a terceros o a los socios (pasivos y patrimonio).</w:t>
@@ -7156,13 +6879,24 @@
       </w:pPr>
       <w:r>
         <w:rPr>
-          <w:b/>
-          <w:bCs/>
-        </w:rPr>
-        <w:t>Cuando se presenta</w:t>
-      </w:r>
-      <w:r>
-        <w:t>. Se elabora al cierre de cada ejercicio fiscal, aunque también puede prepararse mensualmente para el control administrativo interno.</w:t>
+          <w:rStyle w:val="Ttulo5Car"/>
+        </w:rPr>
+        <w:t>¿Cuándo</w:t>
+      </w:r>
+      <w:r>
+        <w:rPr>
+          <w:rStyle w:val="Ttulo5Car"/>
+        </w:rPr>
+        <w:t xml:space="preserve"> se </w:t>
+      </w:r>
+      <w:r>
+        <w:rPr>
+          <w:rStyle w:val="Ttulo5Car"/>
+        </w:rPr>
+        <w:t>presenta?</w:t>
+      </w:r>
+      <w:r>
+        <w:t xml:space="preserve"> Se elabora al cierre de cada ejercicio fiscal, aunque también puede prepararse mensualmente para el control administrativo interno.</w:t>
       </w:r>
     </w:p>
     <w:p>
@@ -7178,13 +6912,24 @@
         <w:rPr>
           <w:rStyle w:val="Ttulo5Car"/>
         </w:rPr>
-        <w:t>Cómo se diligencia.</w:t>
+        <w:t>¿</w:t>
+      </w:r>
+      <w:r>
+        <w:rPr>
+          <w:rStyle w:val="Ttulo5Car"/>
+        </w:rPr>
+        <w:t xml:space="preserve">Cómo se </w:t>
+      </w:r>
+      <w:r>
+        <w:rPr>
+          <w:rStyle w:val="Ttulo5Car"/>
+        </w:rPr>
+        <w:t>diligencia?</w:t>
       </w:r>
       <w:r>
         <w:t xml:space="preserve"> Se clasifican las cuentas bajo criterios de liquidez para los activos (corrientes y no corrientes) y de exigibilidad para los pasivos. Los datos se toman directamente de los saldos de las cuentas reales del libro mayor.</w:t>
       </w:r>
     </w:p>
-    <w:p/>
     <w:p>
       <w:r>
         <w:t>A continuación, se presenta la estructura general del Estado de situación financiera, organizada conforme a los criterios de liquidez y exigibilidad.</w:t>
@@ -7372,7 +7117,6 @@
                 <w:color w:val="12263F"/>
                 <w:szCs w:val="24"/>
               </w:rPr>
-              <w:lastRenderedPageBreak/>
               <w:t>Efectivo</w:t>
             </w:r>
           </w:p>
@@ -7832,6 +7576,7 @@
                 <w:color w:val="12263F"/>
                 <w:szCs w:val="24"/>
               </w:rPr>
+              <w:lastRenderedPageBreak/>
               <w:t>Otros activos corrientes</w:t>
             </w:r>
           </w:p>
@@ -7917,35 +7662,45 @@
                 <w:szCs w:val="24"/>
               </w:rPr>
             </w:pPr>
+            <w:proofErr w:type="gramStart"/>
             <w:r>
               <w:rPr>
                 <w:color w:val="12263F"/>
                 <w:szCs w:val="24"/>
                 <w:bdr w:val="none" w:sz="0" w:space="0" w:color="auto" w:frame="1"/>
               </w:rPr>
-              <w:t>Total activo corriente</w:t>
-            </w:r>
-          </w:p>
-        </w:tc>
-        <w:tc>
-          <w:tcPr>
-            <w:tcW w:w="0" w:type="auto"/>
-            <w:hideMark/>
-          </w:tcPr>
-          <w:p>
-            <w:pPr>
-              <w:pStyle w:val="TextoTablas"/>
-              <w:rPr>
-                <w:color w:val="12263F"/>
-                <w:szCs w:val="24"/>
-              </w:rPr>
-            </w:pPr>
+              <w:t>Total</w:t>
+            </w:r>
+            <w:proofErr w:type="gramEnd"/>
             <w:r>
               <w:rPr>
                 <w:color w:val="12263F"/>
                 <w:szCs w:val="24"/>
                 <w:bdr w:val="none" w:sz="0" w:space="0" w:color="auto" w:frame="1"/>
               </w:rPr>
+              <w:t xml:space="preserve"> activo corriente</w:t>
+            </w:r>
+          </w:p>
+        </w:tc>
+        <w:tc>
+          <w:tcPr>
+            <w:tcW w:w="0" w:type="auto"/>
+            <w:hideMark/>
+          </w:tcPr>
+          <w:p>
+            <w:pPr>
+              <w:pStyle w:val="TextoTablas"/>
+              <w:rPr>
+                <w:color w:val="12263F"/>
+                <w:szCs w:val="24"/>
+              </w:rPr>
+            </w:pPr>
+            <w:r>
+              <w:rPr>
+                <w:color w:val="12263F"/>
+                <w:szCs w:val="24"/>
+                <w:bdr w:val="none" w:sz="0" w:space="0" w:color="auto" w:frame="1"/>
+              </w:rPr>
               <w:t>XXX</w:t>
             </w:r>
           </w:p>
@@ -7963,13 +7718,23 @@
                 <w:szCs w:val="24"/>
               </w:rPr>
             </w:pPr>
+            <w:proofErr w:type="gramStart"/>
             <w:r>
               <w:rPr>
                 <w:color w:val="12263F"/>
                 <w:szCs w:val="24"/>
                 <w:bdr w:val="none" w:sz="0" w:space="0" w:color="auto" w:frame="1"/>
               </w:rPr>
-              <w:t>Total pasivo corriente</w:t>
+              <w:t>Total</w:t>
+            </w:r>
+            <w:proofErr w:type="gramEnd"/>
+            <w:r>
+              <w:rPr>
+                <w:color w:val="12263F"/>
+                <w:szCs w:val="24"/>
+                <w:bdr w:val="none" w:sz="0" w:space="0" w:color="auto" w:frame="1"/>
+              </w:rPr>
+              <w:t xml:space="preserve"> pasivo corriente</w:t>
             </w:r>
           </w:p>
         </w:tc>
@@ -8502,13 +8267,23 @@
                 <w:szCs w:val="24"/>
               </w:rPr>
             </w:pPr>
+            <w:proofErr w:type="gramStart"/>
             <w:r>
               <w:rPr>
                 <w:color w:val="12263F"/>
                 <w:szCs w:val="24"/>
                 <w:bdr w:val="none" w:sz="0" w:space="0" w:color="auto" w:frame="1"/>
               </w:rPr>
-              <w:t>Total pasivo a largo plazo</w:t>
+              <w:t>Total</w:t>
+            </w:r>
+            <w:proofErr w:type="gramEnd"/>
+            <w:r>
+              <w:rPr>
+                <w:color w:val="12263F"/>
+                <w:szCs w:val="24"/>
+                <w:bdr w:val="none" w:sz="0" w:space="0" w:color="auto" w:frame="1"/>
+              </w:rPr>
+              <w:t xml:space="preserve"> pasivo a largo plazo</w:t>
             </w:r>
           </w:p>
         </w:tc>
@@ -8716,13 +8491,23 @@
                 <w:szCs w:val="24"/>
               </w:rPr>
             </w:pPr>
+            <w:proofErr w:type="gramStart"/>
             <w:r>
               <w:rPr>
                 <w:color w:val="12263F"/>
                 <w:szCs w:val="24"/>
                 <w:bdr w:val="none" w:sz="0" w:space="0" w:color="auto" w:frame="1"/>
               </w:rPr>
-              <w:t>Total activo fijo neto</w:t>
+              <w:t>Total</w:t>
+            </w:r>
+            <w:proofErr w:type="gramEnd"/>
+            <w:r>
+              <w:rPr>
+                <w:color w:val="12263F"/>
+                <w:szCs w:val="24"/>
+                <w:bdr w:val="none" w:sz="0" w:space="0" w:color="auto" w:frame="1"/>
+              </w:rPr>
+              <w:t xml:space="preserve"> activo fijo neto</w:t>
             </w:r>
           </w:p>
         </w:tc>
@@ -9070,7 +8855,6 @@
                 <w:color w:val="12263F"/>
                 <w:szCs w:val="24"/>
               </w:rPr>
-              <w:lastRenderedPageBreak/>
               <w:t>Valorizaciones</w:t>
             </w:r>
           </w:p>
@@ -9156,35 +8940,45 @@
                 <w:szCs w:val="24"/>
               </w:rPr>
             </w:pPr>
+            <w:proofErr w:type="gramStart"/>
             <w:r>
               <w:rPr>
                 <w:color w:val="12263F"/>
                 <w:szCs w:val="24"/>
                 <w:bdr w:val="none" w:sz="0" w:space="0" w:color="auto" w:frame="1"/>
               </w:rPr>
-              <w:t>Total otros activos</w:t>
-            </w:r>
-          </w:p>
-        </w:tc>
-        <w:tc>
-          <w:tcPr>
-            <w:tcW w:w="0" w:type="auto"/>
-            <w:hideMark/>
-          </w:tcPr>
-          <w:p>
-            <w:pPr>
-              <w:pStyle w:val="TextoTablas"/>
-              <w:rPr>
-                <w:color w:val="12263F"/>
-                <w:szCs w:val="24"/>
-              </w:rPr>
-            </w:pPr>
+              <w:t>Total</w:t>
+            </w:r>
+            <w:proofErr w:type="gramEnd"/>
             <w:r>
               <w:rPr>
                 <w:color w:val="12263F"/>
                 <w:szCs w:val="24"/>
                 <w:bdr w:val="none" w:sz="0" w:space="0" w:color="auto" w:frame="1"/>
               </w:rPr>
+              <w:t xml:space="preserve"> otros activos</w:t>
+            </w:r>
+          </w:p>
+        </w:tc>
+        <w:tc>
+          <w:tcPr>
+            <w:tcW w:w="0" w:type="auto"/>
+            <w:hideMark/>
+          </w:tcPr>
+          <w:p>
+            <w:pPr>
+              <w:pStyle w:val="TextoTablas"/>
+              <w:rPr>
+                <w:color w:val="12263F"/>
+                <w:szCs w:val="24"/>
+              </w:rPr>
+            </w:pPr>
+            <w:r>
+              <w:rPr>
+                <w:color w:val="12263F"/>
+                <w:szCs w:val="24"/>
+                <w:bdr w:val="none" w:sz="0" w:space="0" w:color="auto" w:frame="1"/>
+              </w:rPr>
               <w:t>XXX</w:t>
             </w:r>
           </w:p>
@@ -9202,13 +8996,23 @@
                 <w:szCs w:val="24"/>
               </w:rPr>
             </w:pPr>
+            <w:proofErr w:type="gramStart"/>
             <w:r>
               <w:rPr>
                 <w:color w:val="12263F"/>
                 <w:szCs w:val="24"/>
                 <w:bdr w:val="none" w:sz="0" w:space="0" w:color="auto" w:frame="1"/>
               </w:rPr>
-              <w:t>Total patrimonio</w:t>
+              <w:t>Total</w:t>
+            </w:r>
+            <w:proofErr w:type="gramEnd"/>
+            <w:r>
+              <w:rPr>
+                <w:color w:val="12263F"/>
+                <w:szCs w:val="24"/>
+                <w:bdr w:val="none" w:sz="0" w:space="0" w:color="auto" w:frame="1"/>
+              </w:rPr>
+              <w:t xml:space="preserve"> patrimonio</w:t>
             </w:r>
           </w:p>
         </w:tc>
@@ -9253,35 +9057,45 @@
                 <w:szCs w:val="24"/>
               </w:rPr>
             </w:pPr>
+            <w:proofErr w:type="gramStart"/>
             <w:r>
               <w:rPr>
                 <w:color w:val="12263F"/>
                 <w:szCs w:val="24"/>
                 <w:bdr w:val="none" w:sz="0" w:space="0" w:color="auto" w:frame="1"/>
               </w:rPr>
-              <w:t>Total activo</w:t>
-            </w:r>
-          </w:p>
-        </w:tc>
-        <w:tc>
-          <w:tcPr>
-            <w:tcW w:w="0" w:type="auto"/>
-            <w:hideMark/>
-          </w:tcPr>
-          <w:p>
-            <w:pPr>
-              <w:pStyle w:val="TextoTablas"/>
-              <w:rPr>
-                <w:color w:val="12263F"/>
-                <w:szCs w:val="24"/>
-              </w:rPr>
-            </w:pPr>
+              <w:t>Total</w:t>
+            </w:r>
+            <w:proofErr w:type="gramEnd"/>
             <w:r>
               <w:rPr>
                 <w:color w:val="12263F"/>
                 <w:szCs w:val="24"/>
                 <w:bdr w:val="none" w:sz="0" w:space="0" w:color="auto" w:frame="1"/>
               </w:rPr>
+              <w:t xml:space="preserve"> activo</w:t>
+            </w:r>
+          </w:p>
+        </w:tc>
+        <w:tc>
+          <w:tcPr>
+            <w:tcW w:w="0" w:type="auto"/>
+            <w:hideMark/>
+          </w:tcPr>
+          <w:p>
+            <w:pPr>
+              <w:pStyle w:val="TextoTablas"/>
+              <w:rPr>
+                <w:color w:val="12263F"/>
+                <w:szCs w:val="24"/>
+              </w:rPr>
+            </w:pPr>
+            <w:r>
+              <w:rPr>
+                <w:color w:val="12263F"/>
+                <w:szCs w:val="24"/>
+                <w:bdr w:val="none" w:sz="0" w:space="0" w:color="auto" w:frame="1"/>
+              </w:rPr>
               <w:t>XXX</w:t>
             </w:r>
           </w:p>
@@ -9299,13 +9113,23 @@
                 <w:szCs w:val="24"/>
               </w:rPr>
             </w:pPr>
+            <w:proofErr w:type="gramStart"/>
             <w:r>
               <w:rPr>
                 <w:color w:val="12263F"/>
                 <w:szCs w:val="24"/>
                 <w:bdr w:val="none" w:sz="0" w:space="0" w:color="auto" w:frame="1"/>
               </w:rPr>
-              <w:t>Total pasivo y patrimonio</w:t>
+              <w:t>Total</w:t>
+            </w:r>
+            <w:proofErr w:type="gramEnd"/>
+            <w:r>
+              <w:rPr>
+                <w:color w:val="12263F"/>
+                <w:szCs w:val="24"/>
+                <w:bdr w:val="none" w:sz="0" w:space="0" w:color="auto" w:frame="1"/>
+              </w:rPr>
+              <w:t xml:space="preserve"> pasivo y patrimonio</w:t>
             </w:r>
           </w:p>
         </w:tc>
@@ -9336,7 +9160,11 @@
     </w:tbl>
     <w:p>
       <w:r>
-        <w:t>Esta tabla se organiza de tal manera que el total del activo siempre debe ser igual a la suma del total del pasivo y el total del patrimonio. Los activos se han ordenado de mayor a menor liquidez, mientras que los pasivos se han organizado según su grado de exigibilidad, permitiendo identificar rápidamente la capacidad de pago de la empresa en el corto plazo. (Contabilidad., 2018).</w:t>
+        <w:t xml:space="preserve">Esta tabla se organiza de tal manera que el total del activo siempre debe ser igual a la suma del total del pasivo y el total del patrimonio. Los activos se han ordenado de mayor a menor liquidez, mientras que los pasivos se han organizado según su grado de </w:t>
+      </w:r>
+      <w:r>
+        <w:lastRenderedPageBreak/>
+        <w:t>exigibilidad, permitiendo identificar rápidamente la capacidad de pago de la empresa en el corto plazo. (Contabilidad., 2018).</w:t>
       </w:r>
     </w:p>
     <w:p>
@@ -9347,7 +9175,6 @@
         <w:t>Estado del resultado del periodo</w:t>
       </w:r>
     </w:p>
-    <w:p/>
     <w:p>
       <w:r>
         <w:t>El Estado del resultado del periodo es un reporte dinámico y acumulativo que resume todas las operaciones realizadas por la entidad desde el primer hasta el último día de un periodo contable, generalmente un año. A diferencia del estado de situación financiera, que representa una foto fija en una fecha determinada, este informe refleja el flujo de la actividad económica y permite identificar cómo la empresa transforma sus ventas en beneficios reales después de cubrir sus compromisos operativos.</w:t>
@@ -9355,38 +9182,21 @@
     </w:p>
     <w:p>
       <w:r>
-        <w:t xml:space="preserve">Su finalidad principal es </w:t>
-      </w:r>
-      <w:r>
-        <w:rPr>
-          <w:b/>
-          <w:bCs/>
-        </w:rPr>
-        <w:t>determinar la rentabilidad del negocio</w:t>
-      </w:r>
-      <w:r>
-        <w:t>, ya que evidencia si al cierre del ejercicio se obtuvo utilidad o pérdida. Además, constituye el documento base para decidir si las utilidades se distribuyen entre los socios o si se reinvierten para fortalecer el capital.</w:t>
-      </w:r>
-    </w:p>
-    <w:p>
+        <w:t>Su finalidad principal es determinar la rentabilidad del negocio, ya que evidencia si al cierre del ejercicio se obtuvo utilidad o pérdida. Además, constituye el documento base para decidir si las utilidades se distribuyen entre los socios o si se reinvierten para fortalecer el capital.</w:t>
+      </w:r>
+    </w:p>
+    <w:p>
+      <w:r>
+        <w:t>La importancia de este estado financiero radica en que facilita la evaluación de la eficiencia gerencial en el control de costos y gastos. Al desglosar ingresos y egresos, se identifican los márgenes de ganancia en cada etapa del proceso productivo, lo que favorece decisiones relacionadas con ajustes de precios, reducción de gastos innecesarios o expansión de líneas de productos. Sin este reporte, no sería posible determinar si el crecimiento empresarial es sostenible o si existen pérdidas ocultas que comprometan su estabilidad futura.</w:t>
+      </w:r>
+    </w:p>
+    <w:p>
+      <w:r>
+        <w:t xml:space="preserve">Para su diligenciamiento, deben aplicarse estrictamente los principios de contabilidad, especialmente el principio de causación o devengo, según el cual los </w:t>
+      </w:r>
       <w:r>
         <w:lastRenderedPageBreak/>
-        <w:t>La importancia de este estado financiero radica en que facilita la evaluación de la eficiencia gerencial en el control de costos y gastos. Al desglosar ingresos y egresos, se identifican los márgenes de ganancia en cada etapa del proceso productivo, lo que favorece decisiones relacionadas con ajustes de precios, reducción de gastos innecesarios o expansión de líneas de productos. Sin este reporte, no sería posible determinar si el crecimiento empresarial es sostenible o si existen pérdidas ocultas que comprometan su estabilidad futura.</w:t>
-      </w:r>
-    </w:p>
-    <w:p>
-      <w:r>
-        <w:t xml:space="preserve">Para su diligenciamiento, deben aplicarse estrictamente los principios de contabilidad, especialmente el </w:t>
-      </w:r>
-      <w:r>
-        <w:rPr>
-          <w:b/>
-          <w:bCs/>
-        </w:rPr>
-        <w:t>principio de causación o devengo</w:t>
-      </w:r>
-      <w:r>
-        <w:t>, según el cual los ingresos y gastos se reconocen en el momento en que ocurren, independientemente de cuándo se reciba o pague el dinero.</w:t>
+        <w:t>ingresos y gastos se reconocen en el momento en que ocurren, independientemente de cuándo se reciba o pague el dinero.</w:t>
       </w:r>
     </w:p>
     <w:p>
@@ -9401,7 +9211,6 @@
     </w:p>
     <w:p>
       <w:r>
-        <w:lastRenderedPageBreak/>
         <w:t>A continuación, se sintetizan los aspectos esenciales relacionados con su finalidad, presentación y diligenciamiento:</w:t>
       </w:r>
     </w:p>
@@ -9434,11 +9243,19 @@
         </w:numPr>
         <w:ind w:left="567" w:hanging="283"/>
       </w:pPr>
+      <w:proofErr w:type="gramStart"/>
       <w:r>
         <w:rPr>
           <w:rStyle w:val="Ttulo5Car"/>
         </w:rPr>
-        <w:t>Cuándo se presenta</w:t>
+        <w:t>Cuándo</w:t>
+      </w:r>
+      <w:proofErr w:type="gramEnd"/>
+      <w:r>
+        <w:rPr>
+          <w:rStyle w:val="Ttulo5Car"/>
+        </w:rPr>
+        <w:t xml:space="preserve"> se presenta</w:t>
       </w:r>
       <w:r>
         <w:rPr>
@@ -9466,6 +9283,7 @@
         <w:rPr>
           <w:rStyle w:val="Ttulo5Car"/>
         </w:rPr>
+        <w:lastRenderedPageBreak/>
         <w:t>Cómo se diligencia.</w:t>
       </w:r>
       <w:r>
@@ -9795,7 +9613,6 @@
               <w:pStyle w:val="TextoTablas"/>
             </w:pPr>
             <w:r>
-              <w:lastRenderedPageBreak/>
               <w:t>(=) Utilidad antes de impuestos</w:t>
             </w:r>
           </w:p>
@@ -9890,6 +9707,7 @@
         <w:pStyle w:val="Ttulo3"/>
       </w:pPr>
       <w:r>
+        <w:lastRenderedPageBreak/>
         <w:t>Estado de cambios en el patrimonio</w:t>
       </w:r>
     </w:p>
@@ -9899,98 +9717,63 @@
           <w:lang w:val="es-419"/>
         </w:rPr>
       </w:pPr>
-    </w:p>
-    <w:p>
-      <w:pPr>
+      <w:r>
         <w:rPr>
           <w:lang w:val="es-419"/>
         </w:rPr>
-      </w:pPr>
-      <w:r>
+        <w:t>El estado de cambios en el patrimonio es un informe contable cuya finalidad es reflejar de manera detallada el saldo inicial, los movimientos ocurridos y el saldo final de cada una de las cuentas que conforman el patrimonio de la entidad durante un periodo determinado. Este estado financiero resulta fundamental para propietarios y accionistas, ya que permite conocer con precisión las variaciones experimentadas por sus inversiones, reservas, utilidades y revalorizaciones en el ejercicio contable.</w:t>
+      </w:r>
+    </w:p>
+    <w:p>
+      <w:pPr>
         <w:rPr>
           <w:lang w:val="es-419"/>
         </w:rPr>
-        <w:t xml:space="preserve">El </w:t>
-      </w:r>
-      <w:r>
-        <w:rPr>
-          <w:b/>
-          <w:bCs/>
+      </w:pPr>
+      <w:r>
+        <w:rPr>
           <w:lang w:val="es-419"/>
         </w:rPr>
-        <w:t>estado de cambios en el patrimonio</w:t>
-      </w:r>
-      <w:r>
+        <w:t>A diferencia de otros estados financieros, su enfoque se centra exclusivamente en explicar qué cambió en el capital del negocio y cuáles fueron las causas de dichos movimientos. De esta manera, proporciona información clara sobre la evolución de la riqueza propia de la organización. Su importancia radica en que aporta transparencia respecto a la gestión del patrimonio.</w:t>
+      </w:r>
+    </w:p>
+    <w:p>
+      <w:pPr>
         <w:rPr>
           <w:lang w:val="es-419"/>
         </w:rPr>
-        <w:t xml:space="preserve"> es un informe contable cuya finalidad es reflejar de manera detallada el saldo inicial, los movimientos ocurridos y el saldo final de cada una de las cuentas que conforman el patrimonio de la entidad durante un periodo determinado. Este estado financiero resulta fundamental para propietarios y accionistas, ya que permite conocer con precisión las variaciones experimentadas por sus inversiones, reservas, utilidades y revalorizaciones en el ejercicio contable.</w:t>
-      </w:r>
-    </w:p>
-    <w:p>
-      <w:pPr>
+      </w:pPr>
+      <w:r>
         <w:rPr>
           <w:lang w:val="es-419"/>
         </w:rPr>
-      </w:pPr>
-      <w:r>
+        <w:t>Permite identificar si la administración está reteniendo utilidades para fortalecer la operación o si se están distribuyendo dividendos que reducen el valor contable de la empresa. Asimismo, facilita el análisis de la política financiera adoptada por los socios y la capacidad de la entidad para autofinanciarse sin depender exclusivamente de recursos externos.</w:t>
+      </w:r>
+    </w:p>
+    <w:p>
+      <w:pPr>
         <w:rPr>
           <w:lang w:val="es-419"/>
         </w:rPr>
-        <w:t xml:space="preserve">A diferencia de otros estados financieros, su enfoque se centra exclusivamente en explicar qué </w:t>
-      </w:r>
-      <w:r>
-        <w:rPr>
-          <w:b/>
-          <w:bCs/>
+      </w:pPr>
+      <w:r>
+        <w:rPr>
           <w:lang w:val="es-419"/>
         </w:rPr>
-        <w:t>cambió en el capital del negocio y cuáles fueron las causas de dichos movimientos.</w:t>
-      </w:r>
-      <w:r>
+        <w:t>Para su diligenciamiento, generalmente se emplea un formato por columnas en el que se concilian los saldos de apertura con los de cierre. En este proceso se registran los incrementos derivados de utilidades del ejercicio o nuevos aportes de capital, así como las disminuciones ocasionadas por pérdidas o distribución de superávit. Este procedimiento se fundamenta en los registros contables históricos y en las decisiones aprobadas en asambleas de socios, garantizando que cada variación esté debidamente soportada y autorizada.</w:t>
+      </w:r>
+    </w:p>
+    <w:p>
+      <w:pPr>
         <w:rPr>
           <w:lang w:val="es-419"/>
         </w:rPr>
-        <w:t xml:space="preserve"> De esta manera, proporciona información clara sobre la evolución de la riqueza propia de la organización. Su importancia radica en que aporta transparencia respecto a la gestión del patrimonio.</w:t>
-      </w:r>
-    </w:p>
-    <w:p>
-      <w:pPr>
+      </w:pPr>
+      <w:r>
         <w:rPr>
           <w:lang w:val="es-419"/>
         </w:rPr>
-      </w:pPr>
-      <w:r>
-        <w:rPr>
-          <w:lang w:val="es-419"/>
-        </w:rPr>
         <w:lastRenderedPageBreak/>
-        <w:t>Permite identificar si la administración está reteniendo utilidades para fortalecer la operación o si se están distribuyendo dividendos que reducen el valor contable de la empresa. Asimismo, facilita el análisis de la política financiera adoptada por los socios y la capacidad de la entidad para autofinanciarse sin depender exclusivamente de recursos externos.</w:t>
-      </w:r>
-    </w:p>
-    <w:p>
-      <w:pPr>
-        <w:rPr>
-          <w:lang w:val="es-419"/>
-        </w:rPr>
-      </w:pPr>
-      <w:r>
-        <w:rPr>
-          <w:lang w:val="es-419"/>
-        </w:rPr>
-        <w:t>Para su diligenciamiento, generalmente se emplea un formato por columnas en el que se concilian los saldos de apertura con los de cierre. En este proceso se registran los incrementos derivados de utilidades del ejercicio o nuevos aportes de capital, así como las disminuciones ocasionadas por pérdidas o distribución de superávit. Este procedimiento se fundamenta en los registros contables históricos y en las decisiones aprobadas en asambleas de socios, garantizando que cada variación esté debidamente soportada y autorizada.</w:t>
-      </w:r>
-    </w:p>
-    <w:p>
-      <w:pPr>
-        <w:rPr>
-          <w:lang w:val="es-419"/>
-        </w:rPr>
-      </w:pPr>
-      <w:r>
-        <w:rPr>
-          <w:lang w:val="es-419"/>
-        </w:rPr>
         <w:t>Su presentación es obligatoria al cierre del ejercicio fiscal como parte del conjunto de estados financieros básicos. Constituye una herramienta indispensable para que los inversionistas evalúen si su inversión crece de manera sostenida y bajo qué conceptos se han generado los cambios más relevantes en el capital (Fierro Martínez, 2015).</w:t>
       </w:r>
     </w:p>
@@ -10025,6 +9808,7 @@
       <w:tblPr>
         <w:tblStyle w:val="SENA"/>
         <w:tblW w:w="12000" w:type="dxa"/>
+        <w:tblInd w:w="-1019" w:type="dxa"/>
         <w:tblLook w:val="04A0" w:firstRow="1" w:lastRow="0" w:firstColumn="1" w:lastColumn="0" w:noHBand="0" w:noVBand="1"/>
       </w:tblPr>
       <w:tblGrid>
@@ -10359,7 +10143,6 @@
                 <w:color w:val="12263F"/>
                 <w:szCs w:val="24"/>
               </w:rPr>
-              <w:lastRenderedPageBreak/>
               <w:t>Utilidades retenidas</w:t>
             </w:r>
           </w:p>
@@ -10582,13 +10365,23 @@
                 <w:szCs w:val="24"/>
               </w:rPr>
             </w:pPr>
+            <w:proofErr w:type="gramStart"/>
             <w:r>
               <w:rPr>
                 <w:color w:val="12263F"/>
                 <w:szCs w:val="24"/>
                 <w:bdr w:val="none" w:sz="0" w:space="0" w:color="auto" w:frame="1"/>
               </w:rPr>
-              <w:t>Total patrimonio</w:t>
+              <w:t>Total</w:t>
+            </w:r>
+            <w:proofErr w:type="gramEnd"/>
+            <w:r>
+              <w:rPr>
+                <w:color w:val="12263F"/>
+                <w:szCs w:val="24"/>
+                <w:bdr w:val="none" w:sz="0" w:space="0" w:color="auto" w:frame="1"/>
+              </w:rPr>
+              <w:t xml:space="preserve"> patrimonio</w:t>
             </w:r>
           </w:p>
         </w:tc>
@@ -10714,6 +10507,7 @@
         <w:pStyle w:val="Ttulo3"/>
       </w:pPr>
       <w:r>
+        <w:lastRenderedPageBreak/>
         <w:t>Estado de flujos de efectivo</w:t>
       </w:r>
     </w:p>
@@ -10723,86 +10517,57 @@
           <w:lang w:val="es-419" w:eastAsia="es-CO"/>
         </w:rPr>
       </w:pPr>
-    </w:p>
-    <w:p>
-      <w:pPr>
+      <w:r>
         <w:rPr>
           <w:lang w:val="es-419" w:eastAsia="es-CO"/>
         </w:rPr>
-      </w:pPr>
-      <w:r>
+        <w:t>El estado de flujos de efectivo es un estado financiero cuyo propósito principal consiste en presentar de manera detallada el efectivo neto generado y utilizado por la empresa durante un periodo contable. A diferencia del Estado del resultado del periodo, que se fundamenta en el principio de causación o devengo, este informe se concentra exclusivamente en el movimiento real del dinero disponible en caja y bancos.</w:t>
+      </w:r>
+    </w:p>
+    <w:p>
+      <w:pPr>
         <w:rPr>
           <w:lang w:val="es-419" w:eastAsia="es-CO"/>
         </w:rPr>
-        <w:t xml:space="preserve">El </w:t>
-      </w:r>
-      <w:r>
-        <w:rPr>
-          <w:b/>
-          <w:bCs/>
+      </w:pPr>
+      <w:r>
+        <w:rPr>
           <w:lang w:val="es-419" w:eastAsia="es-CO"/>
         </w:rPr>
-        <w:t>estado de flujos de efectivo</w:t>
-      </w:r>
-      <w:r>
+        <w:t>Su importancia es determinante para la sostenibilidad del negocio, ya que permite evaluar si la entidad cuenta con la capacidad suficiente para generar el efectivo necesario que le permita cumplir sus obligaciones inmediatas, pagar salarios y mantener el funcionamiento diario de sus operaciones. En efecto, una empresa puede reflejar utilidades contables significativas y, simultáneamente, enfrentar dificultades de liquidez por no disponer de recursos monetarios suficientes.</w:t>
+      </w:r>
+    </w:p>
+    <w:p>
+      <w:pPr>
         <w:rPr>
           <w:lang w:val="es-419" w:eastAsia="es-CO"/>
         </w:rPr>
-        <w:t xml:space="preserve"> es un estado financiero cuyo propósito principal consiste en presentar de manera detallada el efectivo neto generado y utilizado por la empresa durante un periodo contable. A diferencia del Estado del resultado del periodo, que se fundamenta en el principio de causación o devengo, este informe se concentra exclusivamente en el movimiento real del dinero disponible en caja y bancos.</w:t>
-      </w:r>
-    </w:p>
-    <w:p>
-      <w:pPr>
+      </w:pPr>
+      <w:r>
         <w:rPr>
           <w:lang w:val="es-419" w:eastAsia="es-CO"/>
         </w:rPr>
-      </w:pPr>
-      <w:r>
+        <w:t>La relevancia de este estado radica en que clasifica los flujos de efectivo en tres grandes categorías: operación, inversión y financiación. Esta clasificación facilita identificar si los recursos provienen del giro ordinario del negocio o si la organización depende de préstamos bancarios o de la venta de activos para sostenerse. En consecuencia, se convierte en una herramienta clave para analizar la calidad de las decisiones gerenciales y la política financiera adoptada.</w:t>
+      </w:r>
+    </w:p>
+    <w:p>
+      <w:pPr>
         <w:rPr>
           <w:lang w:val="es-419" w:eastAsia="es-CO"/>
         </w:rPr>
-        <w:t>Su importancia es determinante para la sostenibilidad del negocio, ya que permite evaluar si la entidad cuenta con la capacidad suficiente para generar el efectivo necesario que le permita cumplir sus obligaciones inmediatas, pagar salarios y mantener el funcionamiento diario de sus operaciones. En efecto, una empresa puede reflejar utilidades contables significativas y, simultáneamente, enfrentar dificultades de liquidez por no disponer de recursos monetarios suficientes.</w:t>
-      </w:r>
-    </w:p>
-    <w:p>
-      <w:pPr>
+      </w:pPr>
+      <w:r>
         <w:rPr>
           <w:lang w:val="es-419" w:eastAsia="es-CO"/>
         </w:rPr>
-      </w:pPr>
+        <w:t xml:space="preserve">Para su diligenciamiento, se examinan las variaciones en las cuentas de efectivo entre el inicio y el final del ejercicio fiscal. Se reconocen como entradas de efectivo las ventas efectivamente cobradas o los préstamos recibidos, y como salidas los pagos realizados a proveedores, empleados y entidades financieras. Su estructura exige separar claramente las actividades operativas, las actividades de inversión y las </w:t>
+      </w:r>
       <w:r>
         <w:rPr>
           <w:lang w:val="es-419" w:eastAsia="es-CO"/>
         </w:rPr>
         <w:lastRenderedPageBreak/>
-        <w:t xml:space="preserve">La relevancia de este estado radica en que clasifica los flujos de efectivo en tres grandes categorías: </w:t>
-      </w:r>
-      <w:r>
-        <w:rPr>
-          <w:b/>
-          <w:bCs/>
-          <w:lang w:val="es-419" w:eastAsia="es-CO"/>
-        </w:rPr>
-        <w:t>operación, inversión y financiación</w:t>
-      </w:r>
-      <w:r>
-        <w:rPr>
-          <w:lang w:val="es-419" w:eastAsia="es-CO"/>
-        </w:rPr>
-        <w:t>. Esta clasificación facilita identificar si los recursos provienen del giro ordinario del negocio o si la organización depende de préstamos bancarios o de la venta de activos para sostenerse. En consecuencia, se convierte en una herramienta clave para analizar la calidad de las decisiones gerenciales y la política financiera adoptada.</w:t>
-      </w:r>
-    </w:p>
-    <w:p>
-      <w:pPr>
-        <w:rPr>
-          <w:lang w:val="es-419" w:eastAsia="es-CO"/>
-        </w:rPr>
-      </w:pPr>
-      <w:r>
-        <w:rPr>
-          <w:lang w:val="es-419" w:eastAsia="es-CO"/>
-        </w:rPr>
-        <w:t>Para su diligenciamiento, se examinan las variaciones en las cuentas de efectivo entre el inicio y el final del ejercicio fiscal. Se reconocen como entradas de efectivo las ventas efectivamente cobradas o los préstamos recibidos, y como salidas los pagos realizados a proveedores, empleados y entidades financieras. Su estructura exige separar claramente las actividades operativas, las actividades de inversión y las actividades de financiación, garantizando coherencia y trazabilidad en la información reportada.</w:t>
+        <w:t>actividades de financiación, garantizando coherencia y trazabilidad en la información reportada.</w:t>
       </w:r>
     </w:p>
     <w:p>
@@ -10879,7 +10644,6 @@
         <w:rPr>
           <w:rStyle w:val="Ttulo5Car"/>
         </w:rPr>
-        <w:lastRenderedPageBreak/>
         <w:t>Inversión.</w:t>
       </w:r>
       <w:r>
@@ -10948,49 +10712,32 @@
         <w:pStyle w:val="Ttulo3"/>
       </w:pPr>
       <w:r>
+        <w:lastRenderedPageBreak/>
         <w:t>Notas a los estados financieros</w:t>
       </w:r>
     </w:p>
-    <w:p/>
-    <w:p>
-      <w:r>
-        <w:t xml:space="preserve">Las </w:t>
-      </w:r>
-      <w:r>
-        <w:rPr>
-          <w:b/>
-          <w:bCs/>
-        </w:rPr>
-        <w:t>notas a los estados financieros</w:t>
-      </w:r>
-      <w:r>
-        <w:t xml:space="preserve"> no constituyen un cuadro numérico adicional, sino un conjunto de revelaciones narrativas y explicaciones que complementan la información presentada en los estados financieros básicos. Su propósito es proporcionar el contexto necesario para comprender cómo se midieron los hechos económicos y qué políticas contables fueron aplicadas por la entidad.</w:t>
-      </w:r>
-    </w:p>
-    <w:p>
-      <w:r>
-        <w:t xml:space="preserve">Se consideran una parte </w:t>
-      </w:r>
-      <w:r>
-        <w:rPr>
-          <w:b/>
-          <w:bCs/>
-        </w:rPr>
-        <w:t>integral e indivisible</w:t>
-      </w:r>
-      <w:r>
-        <w:t xml:space="preserve"> de los estados financieros de propósito general, ya que sin estas aclaraciones las cifras podrían resultar incompletas o inducir a interpretaciones inadecuadas por parte de los usuarios externos. En consecuencia, las notas garantizan que la información contable sea comprensible, transparente y coherente con los principios de contabilidad generalmente aceptados.</w:t>
-      </w:r>
-    </w:p>
-    <w:p>
+    <w:p>
+      <w:r>
+        <w:t>Las notas a los estados financieros no constituyen un cuadro numérico adicional, sino un conjunto de revelaciones narrativas y explicaciones que complementan la información presentada en los estados financieros básicos. Su propósito es proporcionar el contexto necesario para comprender cómo se midieron los hechos económicos y qué políticas contables fueron aplicadas por la entidad.</w:t>
+      </w:r>
+    </w:p>
+    <w:p>
+      <w:r>
+        <w:t>Se consideran una parte integral e indivisible de los estados financieros de propósito general, ya que sin estas aclaraciones las cifras podrían resultar incompletas o inducir a interpretaciones inadecuadas por parte de los usuarios externos. En consecuencia, las notas garantizan que la información contable sea comprensible, transparente y coherente con los principios de contabilidad generalmente aceptados.</w:t>
+      </w:r>
+    </w:p>
+    <w:p>
+      <w:r>
+        <w:t>La importancia de las notas radica en su capacidad para ampliar la información que no se detalla explícitamente en los estados financieros. Permiten especificar el domicilio y la forma legal de la empresa, las políticas contables adoptadas para la medición de inventarios o activos fijos, así como los juicios y estimaciones realizados por la gerencia. Además, incluyen revelaciones sobre riesgos e incertidumbres, como procesos jurídicos pendientes o cambios en el entorno económico que puedan afectar la situación financiera en el corto o largo plazo.</w:t>
+      </w:r>
+    </w:p>
+    <w:p>
+      <w:r>
+        <w:t xml:space="preserve">Para su elaboración, se requiere un ejercicio descriptivo riguroso por parte del contador y la administración. Su estructura debe seguir un orden lógico: primero, la información general de la entidad; segundo, el resumen de las políticas contables significativas (incluyendo las bases de medición); y finalmente, el desglose detallado de las partidas más relevantes de cada estado financiero. Es fundamental que la redacción sea clara, precisa y sintética, de modo que cualquier analista externo pueda </w:t>
+      </w:r>
       <w:r>
         <w:lastRenderedPageBreak/>
-        <w:t>La importancia de las notas radica en su capacidad para ampliar la información que no se detalla explícitamente en los estados financieros. Permiten especificar el domicilio y la forma legal de la empresa, las políticas contables adoptadas para la medición de inventarios o activos fijos, así como los juicios y estimaciones realizados por la gerencia. Además, incluyen revelaciones sobre riesgos e incertidumbres, como procesos jurídicos pendientes o cambios en el entorno económico que puedan afectar la situación financiera en el corto o largo plazo.</w:t>
-      </w:r>
-    </w:p>
-    <w:p>
-      <w:r>
-        <w:t>Para su elaboración, se requiere un ejercicio descriptivo riguroso por parte del contador y la administración. Su estructura debe seguir un orden lógico: primero, la información general de la entidad; segundo, el resumen de las políticas contables significativas (incluyendo las bases de medición); y finalmente, el desglose detallado de las partidas más relevantes de cada estado financiero. Es fundamental que la redacción sea clara, precisa y sintética, de modo que cualquier analista externo pueda comprender la información sin acceso directo a los registros internos de la organización.</w:t>
+        <w:t>comprender la información sin acceso directo a los registros internos de la organización.</w:t>
       </w:r>
     </w:p>
     <w:p>
@@ -11006,11 +10753,11 @@
         <w:t>Estructura de las notas a los estados financieros</w:t>
       </w:r>
     </w:p>
-    <w:p/>
     <w:tbl>
       <w:tblPr>
         <w:tblStyle w:val="SENA"/>
         <w:tblW w:w="12000" w:type="dxa"/>
+        <w:tblInd w:w="-1019" w:type="dxa"/>
         <w:tblLook w:val="04A0" w:firstRow="1" w:lastRow="0" w:firstColumn="1" w:lastColumn="0" w:noHBand="0" w:noVBand="1"/>
       </w:tblPr>
       <w:tblGrid>
@@ -11032,7 +10779,6 @@
               <w:pStyle w:val="TextoTablas"/>
             </w:pPr>
             <w:r>
-              <w:lastRenderedPageBreak/>
               <w:t>Componente</w:t>
             </w:r>
           </w:p>
@@ -11356,127 +11102,82 @@
     </w:p>
     <w:p>
       <w:r>
-        <w:t xml:space="preserve">Los </w:t>
-      </w:r>
-      <w:r>
-        <w:rPr>
-          <w:b/>
-          <w:bCs/>
-        </w:rPr>
-        <w:t>estados financieros de propósito general</w:t>
-      </w:r>
-      <w:r>
-        <w:t xml:space="preserve"> constituyen el resumen sistemático de la información contable de una organización en una fecha determinada. Su relevancia radica en que ofrecen datos confiables y comparables a terceros, facilitando el análisis de la situación financiera, el desempeño operativo y la capacidad de generación de recursos. Al elaborarse bajo principios y normas contables estandarizadas, se convierten en herramientas de control y evaluación del desempeño administrativo.</w:t>
-      </w:r>
-    </w:p>
-    <w:p/>
-    <w:p>
-      <w:r>
-        <w:t xml:space="preserve">En conclusión, la integración del </w:t>
-      </w:r>
-      <w:r>
-        <w:rPr>
-          <w:b/>
-          <w:bCs/>
-        </w:rPr>
-        <w:t>estado de situación financiera (balance general), estado del resultado del periodo, estado de cambios en el patrimonio, estado de flujos de efectivo y las notas a los estados financieros</w:t>
-      </w:r>
-      <w:r>
-        <w:t xml:space="preserve"> garantiza que cualquier interesado, incluso sin acceso directo a los registros internos, pueda </w:t>
+        <w:t xml:space="preserve">Los estados financieros de propósito general constituyen el resumen sistemático de la información contable de una organización en una fecha determinada. Su relevancia radica en que ofrecen datos confiables y comparables a terceros, facilitando </w:t>
       </w:r>
       <w:r>
         <w:lastRenderedPageBreak/>
-        <w:t>comprender la capacidad de la empresa para generar utilidades y cumplir con sus obligaciones. Estos informes constituyen el lenguaje técnico de los negocios y aseguran transparencia, comparabilidad y confianza en el entorno económico nacional e internacional.</w:t>
+        <w:t>el análisis de la situación financiera, el desempeño operativo y la capacidad de generación de recursos. Al elaborarse bajo principios y normas contables estandarizadas, se convierten en herramientas de control y evaluación del desempeño administrativo.</w:t>
+      </w:r>
+    </w:p>
+    <w:p>
+      <w:r>
+        <w:t>En conclusión, la integración del estado de situación financiera (balance general), estado del resultado del periodo, estado de cambios en el patrimonio, estado de flujos de efectivo y las notas a los estados financieros garantiza que cualquier interesado, incluso sin acceso directo a los registros internos, pueda comprender la capacidad de la empresa para generar utilidades y cumplir con sus obligaciones. Estos informes constituyen el lenguaje técnico de los negocios y aseguran</w:t>
+      </w:r>
+      <w:r>
+        <w:t xml:space="preserve"> transparencia, comparabilidad y confianza en el entorno económico nacional e internacional.</w:t>
       </w:r>
     </w:p>
     <w:p/>
     <w:p/>
     <w:p/>
+    <w:p/>
+    <w:p/>
+    <w:p/>
+    <w:p/>
+    <w:p/>
+    <w:p/>
+    <w:p/>
     <w:p>
       <w:pPr>
         <w:pStyle w:val="Ttulo1"/>
       </w:pPr>
-      <w:bookmarkStart w:id="11" w:name="_Toc225486049"/>
-      <w:r>
+      <w:bookmarkStart w:id="11" w:name="_Toc227682836"/>
+      <w:r>
+        <w:lastRenderedPageBreak/>
         <w:t>Elementos y criterios generales de presentación (marco NIC/NIIF)</w:t>
       </w:r>
       <w:bookmarkEnd w:id="11"/>
     </w:p>
+    <w:p>
+      <w:r>
+        <w:t>La adopción del marco de las Normas Internacionales de Contabilidad (NIC) y las Normas Internacionales de Información Financiera (NIIF) establece los fundamentos para que los estados financieros sean comparables tanto de manera interna (entre periodos de una misma entidad) como de forma externa (frente a organizaciones a nivel internacional).</w:t>
+      </w:r>
+    </w:p>
+    <w:p>
+      <w:r>
+        <w:t>Su relevancia radica en que promueve la presentación de información contable transparente y estandarizada, lo que permite que inversionistas, entidades financieras y otros terceros, aun sin acceso a los registros internos, puedan confiar en la situación económica de la empresa. Asimismo, facilita un análisis objetivo de ingresos, gastos, activos y pasivos, fortaleciendo la toma de decisiones basada en criterios técnicos y no en apreciaciones subjetivas.</w:t>
+      </w:r>
+    </w:p>
+    <w:p>
+      <w:r>
+        <w:t>El marco conceptual de las NIC/NIIF define los objetivos de la información financiera, las características cualitativas que debe cumplir (como relevancia y representación fiel) y los criterios para el reconocimiento y medición de las partidas contables. Funciona como una guía estructural que orienta la preparación y presentación de los estados financieros de propósito general.</w:t>
+      </w:r>
+    </w:p>
+    <w:p>
+      <w:r>
+        <w:t>La responsabilidad de cumplir estos lineamientos recae en la administración de la empresa, especialmente en el administrador, el representante legal y el contador público, quienes deben certificar que la información refleje razonablemente la realidad económica en la fecha de corte correspondiente. En determinados casos, los informes requieren además el dictamen de un revisor fiscal.</w:t>
+      </w:r>
+    </w:p>
+    <w:p>
+      <w:r>
+        <w:lastRenderedPageBreak/>
+        <w:t>Los estados financieros surgen del sistema contable y se estructuran conforme a principios y convenciones que buscan reportar periódicamente el desempeño de la gestión. Bajo el estándar internacional, es imprescindible que los datos se registren de manera clara y verificable, garantizando la confianza de los usuarios externos.</w:t>
+      </w:r>
+    </w:p>
     <w:p/>
     <w:p>
-      <w:r>
-        <w:t xml:space="preserve">La adopción del marco de las </w:t>
-      </w:r>
-      <w:r>
-        <w:rPr>
-          <w:b/>
-          <w:bCs/>
-        </w:rPr>
-        <w:t>Normas Internacionales de Contabilidad (NIC)</w:t>
-      </w:r>
-      <w:r>
-        <w:t xml:space="preserve"> y las </w:t>
-      </w:r>
-      <w:r>
-        <w:rPr>
-          <w:b/>
-          <w:bCs/>
-        </w:rPr>
-        <w:t>Normas Internacionales de Información Financiera (NIIF)</w:t>
-      </w:r>
-      <w:r>
-        <w:t xml:space="preserve"> establece los fundamentos para que los estados financieros sean comparables tanto de manera interna (entre periodos de una misma entidad) como de forma externa (frente a organizaciones a nivel internacional).</w:t>
-      </w:r>
-    </w:p>
-    <w:p>
-      <w:r>
-        <w:t>Su relevancia radica en que promueve la presentación de información contable transparente y estandarizada, lo que permite que inversionistas, entidades financieras y otros terceros, aun sin acceso a los registros internos, puedan confiar en la situación económica de la empresa. Asimismo, facilita un análisis objetivo de ingresos, gastos, activos y pasivos, fortaleciendo la toma de decisiones basada en criterios técnicos y no en apreciaciones subjetivas.</w:t>
-      </w:r>
-    </w:p>
-    <w:p>
-      <w:r>
-        <w:t xml:space="preserve">El marco conceptual de las NIC/NIIF define los objetivos de la información financiera, las características cualitativas que debe cumplir (como relevancia y </w:t>
-      </w:r>
-      <w:r>
-        <w:lastRenderedPageBreak/>
-        <w:t>representación fiel) y los criterios para el reconocimiento y medición de las partidas contables. Funciona como una guía estructural que orienta la preparación y presentación de los estados financieros de propósito general.</w:t>
-      </w:r>
-    </w:p>
-    <w:p>
-      <w:r>
-        <w:t>La responsabilidad de cumplir estos lineamientos recae en la administración de la empresa, especialmente en el administrador, el representante legal y el contador público, quienes deben certificar que la información refleje razonablemente la realidad económica en la fecha de corte correspondiente. En determinados casos, los informes requieren además el dictamen de un revisor fiscal.</w:t>
-      </w:r>
-    </w:p>
-    <w:p>
-      <w:r>
-        <w:t>Los estados financieros surgen del sistema contable y se estructuran conforme a principios y convenciones que buscan reportar periódicamente el desempeño de la gestión. Bajo el estándar internacional, es imprescindible que los datos se registren de manera clara y verificable, garantizando la confianza de los usuarios externos.</w:t>
-      </w:r>
-    </w:p>
-    <w:p/>
-    <w:p>
       <w:pPr>
         <w:pStyle w:val="Ttulo2"/>
       </w:pPr>
-      <w:bookmarkStart w:id="12" w:name="_Toc225486050"/>
+      <w:bookmarkStart w:id="12" w:name="_Toc227682837"/>
       <w:r>
         <w:t>Cambios que genera en la contabilidad de la empresa</w:t>
       </w:r>
       <w:bookmarkEnd w:id="12"/>
     </w:p>
-    <w:p/>
-    <w:p>
-      <w:r>
-        <w:t xml:space="preserve">La implementación del marco NIC/NIIF transforma la contabilidad tradicional (centrada en el cumplimiento fiscal y el registro histórico) en un sistema de </w:t>
-      </w:r>
-      <w:r>
-        <w:rPr>
-          <w:b/>
-          <w:bCs/>
-        </w:rPr>
-        <w:t>reporte financiero profesional orientado a la toma de decisiones.</w:t>
-      </w:r>
-      <w:r>
-        <w:t xml:space="preserve"> A continuación, se presentan los principales cambios estructurales que introduce este marco:</w:t>
+    <w:p>
+      <w:r>
+        <w:t>La implementación del marco NIC/NIIF transforma la contabilidad tradicional (centrada en el cumplimiento fiscal y el registro histórico) en un sistema de reporte financiero profesional orientado a la toma de decisiones. A continuación, se presentan los principales cambios estructurales que introduce este marco:</w:t>
       </w:r>
     </w:p>
     <w:p/>
@@ -11493,7 +11194,6 @@
         <w:rPr>
           <w:rStyle w:val="Ttulo5Car"/>
         </w:rPr>
-        <w:lastRenderedPageBreak/>
         <w:t>Medición y valoración.</w:t>
       </w:r>
       <w:r>
@@ -11559,10 +11259,10 @@
     </w:p>
     <w:p>
       <w:r>
+        <w:lastRenderedPageBreak/>
         <w:t>Estos ajustes fortalecen la calidad, coherencia y transparencia de la información financiera presentada.</w:t>
       </w:r>
     </w:p>
-    <w:p/>
     <w:p>
       <w:pPr>
         <w:pStyle w:val="Ttulo3"/>
@@ -11570,13 +11270,6 @@
       <w:r>
         <w:t>Aspectos positivos y negativos en su implementación</w:t>
       </w:r>
-    </w:p>
-    <w:p>
-      <w:pPr>
-        <w:rPr>
-          <w:lang w:val="es-419" w:eastAsia="es-CO"/>
-        </w:rPr>
-      </w:pPr>
     </w:p>
     <w:p>
       <w:pPr>
@@ -11609,6 +11302,7 @@
       <w:tblPr>
         <w:tblStyle w:val="SENA"/>
         <w:tblW w:w="12000" w:type="dxa"/>
+        <w:tblInd w:w="-1019" w:type="dxa"/>
         <w:tblLook w:val="04A0" w:firstRow="1" w:lastRow="0" w:firstColumn="1" w:lastColumn="0" w:noHBand="0" w:noVBand="1"/>
       </w:tblPr>
       <w:tblGrid>
@@ -11744,7 +11438,6 @@
                 <w:szCs w:val="24"/>
                 <w:bdr w:val="none" w:sz="0" w:space="0" w:color="auto" w:frame="1"/>
               </w:rPr>
-              <w:lastRenderedPageBreak/>
               <w:t>Comparabilidad</w:t>
             </w:r>
             <w:r>
@@ -11876,13 +11569,6 @@
       </w:tr>
     </w:tbl>
     <w:p>
-      <w:pPr>
-        <w:rPr>
-          <w:lang w:eastAsia="es-CO"/>
-        </w:rPr>
-      </w:pPr>
-    </w:p>
-    <w:p>
       <w:r>
         <w:t>Esta comparación evidencia que la implementación exige ajustes técnicos y administrativos, pero fortalece la credibilidad y utilidad de la información financiera.</w:t>
       </w:r>
@@ -11894,7 +11580,11 @@
     </w:p>
     <w:p>
       <w:r>
-        <w:t>Existen distintos niveles de aplicación según el tamaño y naturaleza de la entidad (como grandes empresas o pequeñas y medianas entidades); sin embargo, el propósito común es garantizar que toda organización que certifique sus estados financieros cumpla con los principios de preparación y presentación establecidos en el marco internacional, bajo la responsabilidad del administrador, el representante legal y el contador público.</w:t>
+        <w:t xml:space="preserve">Existen distintos niveles de aplicación según el tamaño y naturaleza de la entidad (como grandes empresas o pequeñas y medianas entidades); sin embargo, el propósito común es garantizar que toda organización que certifique sus estados financieros cumpla con los principios de preparación y presentación establecidos en el marco </w:t>
+      </w:r>
+      <w:r>
+        <w:lastRenderedPageBreak/>
+        <w:t>internacional, bajo la responsabilidad del administrador, el representante legal y el contador público.</w:t>
       </w:r>
     </w:p>
     <w:p/>
@@ -11902,7 +11592,7 @@
       <w:pPr>
         <w:pStyle w:val="Ttulo2"/>
       </w:pPr>
-      <w:bookmarkStart w:id="13" w:name="_Toc225486051"/>
+      <w:bookmarkStart w:id="13" w:name="_Toc227682838"/>
       <w:r>
         <w:t>Propósito e importancia de los estados financieros bajo el marco NIC/NIIF</w:t>
       </w:r>
@@ -11914,39 +11604,57 @@
           <w:lang w:val="es-419" w:eastAsia="es-CO"/>
         </w:rPr>
       </w:pPr>
-    </w:p>
-    <w:p>
-      <w:pPr>
+      <w:r>
         <w:rPr>
           <w:lang w:val="es-419" w:eastAsia="es-CO"/>
         </w:rPr>
-      </w:pPr>
-      <w:r>
+        <w:t>Los estados financieros constituyen el resultado final del proceso contable y tienen como propósito esencial presentar una representación fiel de la situación económica y financiera de una organización en una fecha de corte determinada. Bajo el marco de las NIC/NIIF, estos informes se elaboran con criterios técnicos uniformes que permiten ofrecer información útil, comprensible y confiable a una amplia variedad de usuarios, tales como administradores, accionistas, entidades bancarias y el Estado.</w:t>
+      </w:r>
+    </w:p>
+    <w:p>
+      <w:pPr>
         <w:rPr>
           <w:lang w:val="es-419" w:eastAsia="es-CO"/>
         </w:rPr>
-        <w:t xml:space="preserve">Los </w:t>
-      </w:r>
-      <w:r>
-        <w:rPr>
-          <w:b/>
-          <w:bCs/>
+      </w:pPr>
+      <w:r>
+        <w:rPr>
           <w:lang w:val="es-419" w:eastAsia="es-CO"/>
         </w:rPr>
-        <w:t>estados financieros</w:t>
-      </w:r>
-      <w:r>
+        <w:t>Su función principal consiste en suministrar información estructurada que facilite el análisis de la rentabilidad, la gestión eficiente de los recursos y la capacidad de la empresa para cumplir sus obligaciones. Al presentar reportes periódicos sobre el desempeño administrativo, se convierten en la base para la planeación estratégica y la toma de decisiones orientadas a la sostenibilidad a largo plazo.</w:t>
+      </w:r>
+    </w:p>
+    <w:p>
+      <w:pPr>
         <w:rPr>
           <w:lang w:val="es-419" w:eastAsia="es-CO"/>
         </w:rPr>
-        <w:t xml:space="preserve"> constituyen el resultado final del proceso contable y tienen como propósito esencial presentar una representación fiel de la situación </w:t>
-      </w:r>
+      </w:pPr>
       <w:r>
         <w:rPr>
           <w:lang w:val="es-419" w:eastAsia="es-CO"/>
         </w:rPr>
+        <w:t>La importancia de aplicar este marco internacional radica en su capacidad para transformar datos contables dispersos en información organizada bajo principios universalmente aceptados. Esto permite comparar resultados entre distintos periodos de una misma entidad y frente a otras organizaciones del mismo sector.</w:t>
+      </w:r>
+    </w:p>
+    <w:p>
+      <w:pPr>
+        <w:rPr>
+          <w:lang w:val="es-419" w:eastAsia="es-CO"/>
+        </w:rPr>
+      </w:pPr>
+      <w:r>
+        <w:rPr>
+          <w:lang w:val="es-419" w:eastAsia="es-CO"/>
+        </w:rPr>
+        <w:t xml:space="preserve">Gracias a esta estandarización, es posible identificar ineficiencias operativas, controlar gastos y determinar si la empresa genera recursos suficientes para enfrentar compromisos futuros. Además, los estados financieros constituyen instrumentos </w:t>
+      </w:r>
+      <w:r>
+        <w:rPr>
+          <w:lang w:val="es-419" w:eastAsia="es-CO"/>
+        </w:rPr>
         <w:lastRenderedPageBreak/>
-        <w:t>económica y financiera de una organización en una fecha de corte determinada. Bajo el marco de las NIC/NIIF, estos informes se elaboran con criterios técnicos uniformes que permiten ofrecer información útil, comprensible y confiable a una amplia variedad de usuarios, tales como administradores, accionistas, entidades bancarias y el Estado.</w:t>
+        <w:t>esenciales en procesos de auditoría, obtención de créditos y cumplimiento de obligaciones fiscales ante las autoridades competentes.</w:t>
       </w:r>
     </w:p>
     <w:p>
@@ -11959,53 +11667,7 @@
         <w:rPr>
           <w:lang w:val="es-419" w:eastAsia="es-CO"/>
         </w:rPr>
-        <w:t>Su función principal consiste en suministrar información estructurada que facilite el análisis de la rentabilidad, la gestión eficiente de los recursos y la capacidad de la empresa para cumplir sus obligaciones. Al presentar reportes periódicos sobre el desempeño administrativo, se convierten en la base para la planeación estratégica y la toma de decisiones orientadas a la sostenibilidad a largo plazo.</w:t>
-      </w:r>
-    </w:p>
-    <w:p>
-      <w:pPr>
-        <w:rPr>
-          <w:lang w:val="es-419" w:eastAsia="es-CO"/>
-        </w:rPr>
-      </w:pPr>
-      <w:r>
-        <w:rPr>
-          <w:lang w:val="es-419" w:eastAsia="es-CO"/>
-        </w:rPr>
-        <w:t>La importancia de aplicar este marco internacional radica en su capacidad para transformar datos contables dispersos en información organizada bajo principios universalmente aceptados. Esto permite comparar resultados entre distintos periodos de una misma entidad y frente a otras organizaciones del mismo sector.</w:t>
-      </w:r>
-    </w:p>
-    <w:p>
-      <w:pPr>
-        <w:rPr>
-          <w:lang w:val="es-419" w:eastAsia="es-CO"/>
-        </w:rPr>
-      </w:pPr>
-      <w:r>
-        <w:rPr>
-          <w:lang w:val="es-419" w:eastAsia="es-CO"/>
-        </w:rPr>
-        <w:t>Gracias a esta estandarización, es posible identificar ineficiencias operativas, controlar gastos y determinar si la empresa genera recursos suficientes para enfrentar compromisos futuros. Además, los estados financieros constituyen instrumentos esenciales en procesos de auditoría, obtención de créditos y cumplimiento de obligaciones fiscales ante las autoridades competentes.</w:t>
-      </w:r>
-    </w:p>
-    <w:p>
-      <w:pPr>
-        <w:rPr>
-          <w:lang w:val="es-419" w:eastAsia="es-CO"/>
-        </w:rPr>
-      </w:pPr>
-      <w:r>
-        <w:rPr>
-          <w:lang w:val="es-419" w:eastAsia="es-CO"/>
-        </w:rPr>
-        <w:t xml:space="preserve">La preparación y presentación de los estados financieros es responsabilidad directa de la administración, quien debe garantizar que la información sea completa, neutral y libre de errores materiales. Para que estos informes tengan validez oficial, deben estar certificados mediante la firma del representante legal y del contador público, y en determinados casos, contar con el dictamen de un revisor fiscal. Este </w:t>
-      </w:r>
-      <w:r>
-        <w:rPr>
-          <w:lang w:val="es-419" w:eastAsia="es-CO"/>
-        </w:rPr>
-        <w:lastRenderedPageBreak/>
-        <w:t>procedimiento asegura que los hechos económicos registrados correspondan a evidencias verificables contenidas en los libros de contabilidad.</w:t>
+        <w:t>La preparación y presentación de los estados financieros es responsabilidad directa de la administración, quien debe garantizar que la información sea completa, neutral y libre de errores materiales. Para que estos informes tengan validez oficial, deben estar certificados mediante la firma del representante legal y del contador público, y en determinados casos, contar con el dictamen de un revisor fiscal. Este procedimiento asegura que los hechos económicos registrados correspondan a evidencias verificables contenidas en los libros de contabilidad.</w:t>
       </w:r>
     </w:p>
     <w:p>
@@ -12104,16 +11766,12 @@
         <w:rPr>
           <w:rStyle w:val="Ttulo5Car"/>
         </w:rPr>
+        <w:lastRenderedPageBreak/>
         <w:t>Obligatoriedad en Colombia.</w:t>
       </w:r>
       <w:r>
         <w:t xml:space="preserve"> Su aplicación es obligatoria conforme al reglamento general de contabilidad, garantizando información estandarizada para usuarios sin acceso directo a los registros internos.</w:t>
       </w:r>
-    </w:p>
-    <w:p>
-      <w:pPr>
-        <w:ind w:firstLine="0"/>
-      </w:pPr>
     </w:p>
     <w:p>
       <w:r>
@@ -12135,7 +11793,7 @@
           <w:lang w:val="es-CO"/>
         </w:rPr>
       </w:pPr>
-      <w:bookmarkStart w:id="14" w:name="_Toc225486052"/>
+      <w:bookmarkStart w:id="14" w:name="_Toc227682839"/>
       <w:r>
         <w:rPr>
           <w:lang w:val="es-CO"/>
@@ -12163,12 +11821,14 @@
           <w:noProof/>
           <w:lang w:eastAsia="es-CO"/>
         </w:rPr>
-        <w:t>A continuación, se presenta una síntesis de la temática estudiada en el componente formativo:</w:t>
-      </w:r>
-    </w:p>
-    <w:p>
-      <w:pPr>
-        <w:ind w:firstLine="0"/>
+        <w:t>La contabilidad en las organizaciones colombianas parte de una correcta categorización empresarial según su actividad económica, origen de capital y tamaño medido en ingresos anuales, lo cual define el marco normativo bajo el cual deben reportar su información. Este proceso culmina en la elaboración de estados financieros de propósito general que, mediante reportes como el de situación financiera, resultados, flujos de efectivo y cambios en el patrimonio, responden a interrogantes fundamentales sobre lo que la empresa posee, lo que debe y su capacidad real para generar utilidad o liquidez. Al estar debidamente certificados y acompañados de sus respectivas notas aclaratorias, estos informes bajo estándares internacionales garantizan la transparencia y confiabilidad necesaria para que usuarios internos y externos tomen decisiones estratégicas sobre el futuro y la sostenibilidad del negocio.</w:t>
+      </w:r>
+    </w:p>
+    <w:p>
+      <w:pPr>
+        <w:tabs>
+          <w:tab w:val="left" w:pos="4260"/>
+        </w:tabs>
         <w:jc w:val="center"/>
         <w:rPr>
           <w:noProof/>
@@ -12181,8 +11841,8 @@
           <w:lang w:eastAsia="es-CO"/>
         </w:rPr>
         <w:drawing>
-          <wp:inline distT="0" distB="0" distL="0" distR="0" wp14:anchorId="5ED248B7" wp14:editId="7C44149A">
-            <wp:extent cx="6332220" cy="5739765"/>
+          <wp:inline distT="0" distB="0" distL="0" distR="0" wp14:anchorId="5ED248B7" wp14:editId="4AD202B7">
+            <wp:extent cx="3893517" cy="3529231"/>
             <wp:effectExtent l="0" t="0" r="0" b="0"/>
             <wp:docPr id="2" name="Gráfico 2" descr="a, abbr, acronym, address, applet, article, aside, audio, b, big, blockquote, body, canvas, caption, center, cite, code, dd, del, details, dfn, div, dl, dt, em, embed, fieldset, figcaption, figure, footer, form, h1, h2, h3, h4, h5, h6, header, hgroup, html, i, iframe, img, ins, kbd, label, legend, li, mark, menu, nav, object, ol, output, p, pre, q, ruby, s, samp, section, small, span, strike, strong, sub, summary, sup, table, tbody, td, tfoot, th, thead, time, tr, tt, u, ul, var, video"/>
             <wp:cNvGraphicFramePr>
@@ -12196,13 +11856,13 @@
                     <pic:cNvPicPr/>
                   </pic:nvPicPr>
                   <pic:blipFill>
-                    <a:blip r:embed="rId15">
+                    <a:blip r:embed="rId16" cstate="print">
                       <a:extLst>
                         <a:ext uri="{28A0092B-C50C-407E-A947-70E740481C1C}">
                           <a14:useLocalDpi xmlns:a14="http://schemas.microsoft.com/office/drawing/2010/main" val="0"/>
                         </a:ext>
                         <a:ext uri="{96DAC541-7B7A-43D3-8B79-37D633B846F1}">
-                          <asvg:svgBlip xmlns:asvg="http://schemas.microsoft.com/office/drawing/2016/SVG/main" r:embed="rId16"/>
+                          <asvg:svgBlip xmlns:asvg="http://schemas.microsoft.com/office/drawing/2016/SVG/main" r:embed="rId17"/>
                         </a:ext>
                       </a:extLst>
                     </a:blip>
@@ -12213,7 +11873,7 @@
                   <pic:spPr>
                     <a:xfrm>
                       <a:off x="0" y="0"/>
-                      <a:ext cx="6332220" cy="5739765"/>
+                      <a:ext cx="3908036" cy="3542392"/>
                     </a:xfrm>
                     <a:prstGeom prst="rect">
                       <a:avLst/>
@@ -12233,7 +11893,7 @@
           <w:lang w:val="es-CO"/>
         </w:rPr>
       </w:pPr>
-      <w:bookmarkStart w:id="15" w:name="_Toc225486053"/>
+      <w:bookmarkStart w:id="15" w:name="_Toc227682840"/>
       <w:r>
         <w:rPr>
           <w:lang w:val="es-CO"/>
@@ -12346,7 +12006,7 @@
           <w:lang w:val="es-CO"/>
         </w:rPr>
       </w:pPr>
-      <w:bookmarkStart w:id="16" w:name="_Toc225486054"/>
+      <w:bookmarkStart w:id="16" w:name="_Toc227682841"/>
       <w:r>
         <w:rPr>
           <w:lang w:val="es-CO"/>
@@ -12365,27 +12025,18 @@
     <w:p>
       <w:pPr>
         <w:pStyle w:val="Prrafodelista"/>
-        <w:numPr>
-          <w:ilvl w:val="0"/>
-          <w:numId w:val="6"/>
-        </w:numPr>
-        <w:ind w:left="993"/>
-      </w:pPr>
-      <w:r>
-        <w:t>Carvalho, J. A. (2017). Estados financieros: normas IFRS-NIIF. Ecoe Ediciones.</w:t>
-      </w:r>
-    </w:p>
-    <w:p>
-      <w:pPr>
-        <w:pStyle w:val="Prrafodelista"/>
-        <w:numPr>
-          <w:ilvl w:val="0"/>
-          <w:numId w:val="6"/>
-        </w:numPr>
-        <w:ind w:left="993"/>
-      </w:pPr>
-      <w:r>
-        <w:t xml:space="preserve">Congreso de la República de Colombia. (2009). Ley 1314 de 2009 por la cual se regulan los principios y normas de contabilidad e información financiera y de aseguramiento de información aceptados en Colombia. Diario Oficial No. 47.409. </w:t>
+        <w:ind w:left="993" w:firstLine="0"/>
+      </w:pPr>
+      <w:r>
+        <w:t xml:space="preserve">Carvalho, J. A. (2017). Estados financieros: normas IFRS-NIIF. </w:t>
+      </w:r>
+      <w:proofErr w:type="spellStart"/>
+      <w:r>
+        <w:t>Ecoe</w:t>
+      </w:r>
+      <w:proofErr w:type="spellEnd"/>
+      <w:r>
+        <w:t xml:space="preserve"> Ediciones.</w:t>
       </w:r>
     </w:p>
     <w:p>
@@ -12393,7 +12044,16 @@
         <w:pStyle w:val="Prrafodelista"/>
         <w:ind w:left="993" w:firstLine="0"/>
       </w:pPr>
-      <w:hyperlink r:id="rId17" w:history="1">
+      <w:r>
+        <w:t xml:space="preserve">Congreso de la República de Colombia. (2009). Ley 1314 de 2009 por la cual se regulan los principios y normas de contabilidad e información financiera y de aseguramiento de información aceptados en Colombia. Diario Oficial No. 47.409. </w:t>
+      </w:r>
+    </w:p>
+    <w:p>
+      <w:pPr>
+        <w:pStyle w:val="Prrafodelista"/>
+        <w:ind w:left="993" w:firstLine="0"/>
+      </w:pPr>
+      <w:hyperlink r:id="rId18" w:history="1">
         <w:r>
           <w:rPr>
             <w:rStyle w:val="Hipervnculo"/>
@@ -12405,10 +12065,7 @@
     <w:p>
       <w:pPr>
         <w:pStyle w:val="Prrafodelista"/>
-        <w:numPr>
-          <w:ilvl w:val="0"/>
-          <w:numId w:val="32"/>
-        </w:numPr>
+        <w:ind w:left="1095" w:firstLine="0"/>
       </w:pPr>
       <w:r>
         <w:t xml:space="preserve">Consejo Técnico de la Contaduría Pública. (2018). Marco conceptual para la información financiera. </w:t>
@@ -12419,7 +12076,7 @@
         <w:pStyle w:val="Prrafodelista"/>
         <w:ind w:left="1095" w:firstLine="0"/>
       </w:pPr>
-      <w:hyperlink r:id="rId18" w:history="1">
+      <w:hyperlink r:id="rId19" w:history="1">
         <w:r>
           <w:rPr>
             <w:rStyle w:val="Hipervnculo"/>
@@ -12431,61 +12088,10 @@
     <w:p>
       <w:pPr>
         <w:pStyle w:val="Prrafodelista"/>
-        <w:numPr>
-          <w:ilvl w:val="0"/>
-          <w:numId w:val="32"/>
-        </w:numPr>
+        <w:ind w:left="1095" w:firstLine="0"/>
       </w:pPr>
       <w:r>
         <w:t>Consejo Técnico de la Contaduría Pública. (2022). Concepto 2022-0535: plan de cuentas – obligatoriedad (PUC y marcos NIIF; utilidad de catálogo de cuentas).</w:t>
-      </w:r>
-    </w:p>
-    <w:p>
-      <w:pPr>
-        <w:pStyle w:val="Prrafodelista"/>
-        <w:numPr>
-          <w:ilvl w:val="0"/>
-          <w:numId w:val="32"/>
-        </w:numPr>
-      </w:pPr>
-      <w:r>
-        <w:t>Estupiñán Gaitán, R. (2020). Estado de flujos de efectivo: bajo NIIF. Ecoe Ediciones.</w:t>
-      </w:r>
-    </w:p>
-    <w:p>
-      <w:pPr>
-        <w:pStyle w:val="Prrafodelista"/>
-        <w:numPr>
-          <w:ilvl w:val="0"/>
-          <w:numId w:val="32"/>
-        </w:numPr>
-      </w:pPr>
-      <w:r>
-        <w:t>Fierro Martínez, Á. M. (2015). Contabilidad general con enfoque NIIF para pymes. Ecoe Ediciones.</w:t>
-      </w:r>
-    </w:p>
-    <w:p>
-      <w:pPr>
-        <w:pStyle w:val="Prrafodelista"/>
-        <w:numPr>
-          <w:ilvl w:val="0"/>
-          <w:numId w:val="32"/>
-        </w:numPr>
-      </w:pPr>
-      <w:r>
-        <w:t>Guajardo Cantú, G. (2014). Contabilidad financiera. McGraw-Hill.</w:t>
-      </w:r>
-    </w:p>
-    <w:p>
-      <w:pPr>
-        <w:pStyle w:val="Prrafodelista"/>
-        <w:numPr>
-          <w:ilvl w:val="0"/>
-          <w:numId w:val="32"/>
-        </w:numPr>
-      </w:pPr>
-      <w:r>
-        <w:t>Presidencia de la República de Colombia. (1993). Decreto 2650 de 1993 por el cual se modifica el Plan Único de Cuentas para comerciantes. Diario Oficial No. 41.156.</w:t>
       </w:r>
     </w:p>
     <w:p>
@@ -12494,9 +12100,61 @@
         <w:ind w:left="1095" w:firstLine="0"/>
       </w:pPr>
       <w:r>
+        <w:t xml:space="preserve">Estupiñán Gaitán, R. (2020). Estado de flujos de efectivo: bajo NIIF. </w:t>
+      </w:r>
+      <w:proofErr w:type="spellStart"/>
+      <w:r>
+        <w:t>Ecoe</w:t>
+      </w:r>
+      <w:proofErr w:type="spellEnd"/>
+      <w:r>
+        <w:t xml:space="preserve"> Ediciones.</w:t>
+      </w:r>
+    </w:p>
+    <w:p>
+      <w:pPr>
+        <w:pStyle w:val="Prrafodelista"/>
+        <w:ind w:left="1095" w:firstLine="0"/>
+      </w:pPr>
+      <w:r>
+        <w:t xml:space="preserve">Fierro Martínez, Á. M. (2015). Contabilidad general con enfoque NIIF para pymes. </w:t>
+      </w:r>
+      <w:proofErr w:type="spellStart"/>
+      <w:r>
+        <w:t>Ecoe</w:t>
+      </w:r>
+      <w:proofErr w:type="spellEnd"/>
+      <w:r>
+        <w:t xml:space="preserve"> Ediciones.</w:t>
+      </w:r>
+    </w:p>
+    <w:p>
+      <w:pPr>
+        <w:pStyle w:val="Prrafodelista"/>
+        <w:ind w:left="1095" w:firstLine="0"/>
+      </w:pPr>
+      <w:r>
+        <w:t>Guajardo Cantú, G. (2014). Contabilidad financiera. McGraw-Hill.</w:t>
+      </w:r>
+    </w:p>
+    <w:p>
+      <w:pPr>
+        <w:pStyle w:val="Prrafodelista"/>
+        <w:ind w:left="1095" w:firstLine="0"/>
+      </w:pPr>
+      <w:r>
+        <w:t>Presidencia de la República de Colombia. (1993). Decreto 2650 de 1993 por el cual se modifica el Plan Único de Cuentas para comerciantes. Diario Oficial No. 41.156.</w:t>
+      </w:r>
+    </w:p>
+    <w:p>
+      <w:pPr>
+        <w:pStyle w:val="Prrafodelista"/>
+        <w:ind w:left="1095" w:firstLine="0"/>
+      </w:pPr>
+      <w:r>
         <w:t xml:space="preserve"> </w:t>
       </w:r>
-      <w:hyperlink r:id="rId19" w:history="1">
+      <w:hyperlink r:id="rId20" w:history="1">
         <w:r>
           <w:rPr>
             <w:rStyle w:val="Hipervnculo"/>
@@ -12508,16 +12166,13 @@
     <w:p>
       <w:pPr>
         <w:pStyle w:val="Prrafodelista"/>
-        <w:numPr>
-          <w:ilvl w:val="0"/>
-          <w:numId w:val="32"/>
-        </w:numPr>
+        <w:ind w:left="1095" w:firstLine="0"/>
       </w:pPr>
       <w:r>
         <w:lastRenderedPageBreak/>
         <w:t xml:space="preserve">PUC. (2024). Estructura del catálogo de cuentas: codificación y niveles. </w:t>
       </w:r>
-      <w:hyperlink r:id="rId20" w:history="1">
+      <w:hyperlink r:id="rId21" w:history="1">
         <w:r>
           <w:rPr>
             <w:rStyle w:val="Hipervnculo"/>
@@ -12529,13 +12184,18 @@
     <w:p>
       <w:pPr>
         <w:pStyle w:val="Prrafodelista"/>
-        <w:numPr>
-          <w:ilvl w:val="0"/>
-          <w:numId w:val="32"/>
-        </w:numPr>
-      </w:pPr>
-      <w:r>
-        <w:t>Superintendencia de Sociedades. (s.f.). Tips de consolidación y combinación de estados financieros.</w:t>
+        <w:ind w:left="1095" w:firstLine="0"/>
+      </w:pPr>
+      <w:r>
+        <w:t xml:space="preserve">Superintendencia de Sociedades. (s.f.). </w:t>
+      </w:r>
+      <w:proofErr w:type="spellStart"/>
+      <w:r>
+        <w:t>Tips</w:t>
+      </w:r>
+      <w:proofErr w:type="spellEnd"/>
+      <w:r>
+        <w:t xml:space="preserve"> de consolidación y combinación de estados financieros.</w:t>
       </w:r>
     </w:p>
     <w:p>
@@ -12550,7 +12210,7 @@
           <w:lang w:val="es-CO"/>
         </w:rPr>
       </w:pPr>
-      <w:bookmarkStart w:id="17" w:name="_Toc225486055"/>
+      <w:bookmarkStart w:id="17" w:name="_Toc227682842"/>
       <w:r>
         <w:rPr>
           <w:lang w:val="es-CO"/>
@@ -12703,9 +12363,12 @@
             </w:pPr>
             <w:r>
               <w:rPr>
-                <w:lang w:val="es-CO"/>
-              </w:rPr>
-              <w:t>Centro Agroturístico - Regional Santander</w:t>
+                <w:rFonts w:ascii="Arial" w:eastAsia="Arial" w:hAnsi="Arial" w:cs="Arial"/>
+                <w:color w:val="000000" w:themeColor="text1"/>
+                <w:sz w:val="22"/>
+                <w:lang w:val="es-ES"/>
+              </w:rPr>
+              <w:t>Dirección General</w:t>
             </w:r>
           </w:p>
         </w:tc>
@@ -12726,8 +12389,16 @@
               <w:rPr>
                 <w:lang w:val="es-CO"/>
               </w:rPr>
-              <w:t>Olga Constanza Bermúdez Jaimes</w:t>
-            </w:r>
+              <w:t xml:space="preserve">Olga Constanza Bermúdez </w:t>
+            </w:r>
+            <w:proofErr w:type="spellStart"/>
+            <w:r>
+              <w:rPr>
+                <w:lang w:val="es-CO"/>
+              </w:rPr>
+              <w:t>Jaimes</w:t>
+            </w:r>
+            <w:proofErr w:type="spellEnd"/>
           </w:p>
         </w:tc>
         <w:tc>
@@ -12850,7 +12521,19 @@
               <w:rPr>
                 <w:lang w:val="es-CO"/>
               </w:rPr>
-              <w:t>Paola Andrea Tello Zambrano </w:t>
+              <w:t>Paola </w:t>
+            </w:r>
+            <w:r>
+              <w:rPr>
+                <w:lang w:val="es-CO"/>
+              </w:rPr>
+              <w:t xml:space="preserve">Marcela Vidal Quintero </w:t>
+            </w:r>
+            <w:r>
+              <w:rPr>
+                <w:lang w:val="es-CO"/>
+              </w:rPr>
+              <w:t> </w:t>
             </w:r>
           </w:p>
         </w:tc>
@@ -12869,7 +12552,7 @@
               <w:rPr>
                 <w:lang w:val="es-CO"/>
               </w:rPr>
-              <w:t>Experta temática </w:t>
+              <w:t>Evaluadora instruccional</w:t>
             </w:r>
           </w:p>
         </w:tc>
@@ -13005,6 +12688,7 @@
               </w:rPr>
               <w:t xml:space="preserve"> </w:t>
             </w:r>
+            <w:proofErr w:type="spellStart"/>
             <w:r>
               <w:rPr>
                 <w:rStyle w:val="Extranjerismo"/>
@@ -13012,6 +12696,7 @@
               </w:rPr>
               <w:t>stack</w:t>
             </w:r>
+            <w:proofErr w:type="spellEnd"/>
           </w:p>
         </w:tc>
         <w:tc>
@@ -13291,12 +12976,28 @@
                 <w:lang w:val="es-CO"/>
               </w:rPr>
             </w:pPr>
+            <w:proofErr w:type="spellStart"/>
             <w:r>
               <w:rPr>
                 <w:lang w:val="es-CO"/>
               </w:rPr>
-              <w:t>Maria Carolina Tamayo Lopez</w:t>
-            </w:r>
+              <w:t>Maria</w:t>
+            </w:r>
+            <w:proofErr w:type="spellEnd"/>
+            <w:r>
+              <w:rPr>
+                <w:lang w:val="es-CO"/>
+              </w:rPr>
+              <w:t xml:space="preserve"> Carolina Tamayo </w:t>
+            </w:r>
+            <w:proofErr w:type="spellStart"/>
+            <w:r>
+              <w:rPr>
+                <w:lang w:val="es-CO"/>
+              </w:rPr>
+              <w:t>Lopez</w:t>
+            </w:r>
+            <w:proofErr w:type="spellEnd"/>
           </w:p>
         </w:tc>
         <w:tc>
@@ -13417,7 +13118,7 @@
                 <w:lang w:val="es-CO"/>
               </w:rPr>
               <w:lastRenderedPageBreak/>
-              <w:t>Aixa Natalia Sendoya Fernández</w:t>
+              <w:t>Fabio Armando Ortiz Reyes</w:t>
             </w:r>
           </w:p>
         </w:tc>
@@ -13436,44 +13137,26 @@
               <w:rPr>
                 <w:lang w:val="es-CO"/>
               </w:rPr>
-              <w:t>V</w:t>
-            </w:r>
-            <w:r>
+              <w:t>Locución</w:t>
+            </w:r>
+          </w:p>
+        </w:tc>
+        <w:tc>
+          <w:tcPr>
+            <w:tcW w:w="3969" w:type="dxa"/>
+          </w:tcPr>
+          <w:p>
+            <w:pPr>
+              <w:pStyle w:val="TextoTablas"/>
               <w:rPr>
                 <w:lang w:val="es-CO"/>
               </w:rPr>
-              <w:t>alidador de recursos educativos digitales</w:t>
-            </w:r>
-          </w:p>
-        </w:tc>
-        <w:tc>
-          <w:tcPr>
-            <w:tcW w:w="3969" w:type="dxa"/>
-          </w:tcPr>
-          <w:p>
-            <w:pPr>
-              <w:pStyle w:val="TextoTablas"/>
+            </w:pPr>
+            <w:r>
               <w:rPr>
                 <w:lang w:val="es-CO"/>
               </w:rPr>
-            </w:pPr>
-            <w:r>
-              <w:rPr>
-                <w:lang w:val="es-CO"/>
-              </w:rPr>
-              <w:t>Centro Agroempresarial y Desarrollo Pecuario</w:t>
-            </w:r>
-            <w:r>
-              <w:rPr>
-                <w:lang w:val="es-CO"/>
-              </w:rPr>
-              <w:t xml:space="preserve"> - </w:t>
-            </w:r>
-            <w:r>
-              <w:rPr>
-                <w:lang w:val="es-CO"/>
-              </w:rPr>
-              <w:t>Regional Huila</w:t>
+              <w:t>Centro Agroempresarial y Desarrollo Pecuario - Regional Huila</w:t>
             </w:r>
           </w:p>
         </w:tc>
@@ -13494,7 +13177,7 @@
               <w:rPr>
                 <w:lang w:val="es-CO"/>
               </w:rPr>
-              <w:t>Ricardo Oliveros Zambrano</w:t>
+              <w:t>Aixa Natalia Sendoya Fernández</w:t>
             </w:r>
           </w:p>
         </w:tc>
@@ -13574,7 +13257,7 @@
               <w:rPr>
                 <w:lang w:val="es-CO"/>
               </w:rPr>
-              <w:t>Anyerson Wilfredo Pizo Ossa</w:t>
+              <w:t>Ricardo Oliveros Zambrano</w:t>
             </w:r>
           </w:p>
         </w:tc>
@@ -13593,13 +13276,13 @@
               <w:rPr>
                 <w:lang w:val="es-CO"/>
               </w:rPr>
-              <w:t>E</w:t>
+              <w:t>V</w:t>
             </w:r>
             <w:r>
               <w:rPr>
                 <w:lang w:val="es-CO"/>
               </w:rPr>
-              <w:t>valuador para contenidos inclusivos y accesibles</w:t>
+              <w:t>alidador de recursos educativos digitales</w:t>
             </w:r>
           </w:p>
         </w:tc>
@@ -13647,6 +13330,108 @@
                 <w:lang w:val="es-CO"/>
               </w:rPr>
             </w:pPr>
+            <w:proofErr w:type="spellStart"/>
+            <w:r>
+              <w:rPr>
+                <w:lang w:val="es-CO"/>
+              </w:rPr>
+              <w:t>Anyerson</w:t>
+            </w:r>
+            <w:proofErr w:type="spellEnd"/>
+            <w:r>
+              <w:rPr>
+                <w:lang w:val="es-CO"/>
+              </w:rPr>
+              <w:t xml:space="preserve"> Wilfredo </w:t>
+            </w:r>
+            <w:proofErr w:type="spellStart"/>
+            <w:r>
+              <w:rPr>
+                <w:lang w:val="es-CO"/>
+              </w:rPr>
+              <w:t>Pizo</w:t>
+            </w:r>
+            <w:proofErr w:type="spellEnd"/>
+            <w:r>
+              <w:rPr>
+                <w:lang w:val="es-CO"/>
+              </w:rPr>
+              <w:t xml:space="preserve"> Ossa</w:t>
+            </w:r>
+          </w:p>
+        </w:tc>
+        <w:tc>
+          <w:tcPr>
+            <w:tcW w:w="3261" w:type="dxa"/>
+          </w:tcPr>
+          <w:p>
+            <w:pPr>
+              <w:pStyle w:val="TextoTablas"/>
+              <w:rPr>
+                <w:lang w:val="es-CO"/>
+              </w:rPr>
+            </w:pPr>
+            <w:r>
+              <w:rPr>
+                <w:lang w:val="es-CO"/>
+              </w:rPr>
+              <w:t>E</w:t>
+            </w:r>
+            <w:r>
+              <w:rPr>
+                <w:lang w:val="es-CO"/>
+              </w:rPr>
+              <w:t>valuador para contenidos inclusivos y accesibles</w:t>
+            </w:r>
+          </w:p>
+        </w:tc>
+        <w:tc>
+          <w:tcPr>
+            <w:tcW w:w="3969" w:type="dxa"/>
+          </w:tcPr>
+          <w:p>
+            <w:pPr>
+              <w:pStyle w:val="TextoTablas"/>
+              <w:rPr>
+                <w:lang w:val="es-CO"/>
+              </w:rPr>
+            </w:pPr>
+            <w:r>
+              <w:rPr>
+                <w:lang w:val="es-CO"/>
+              </w:rPr>
+              <w:t>Centro Agroempresarial y Desarrollo Pecuario</w:t>
+            </w:r>
+            <w:r>
+              <w:rPr>
+                <w:lang w:val="es-CO"/>
+              </w:rPr>
+              <w:t xml:space="preserve"> - </w:t>
+            </w:r>
+            <w:r>
+              <w:rPr>
+                <w:lang w:val="es-CO"/>
+              </w:rPr>
+              <w:t>Regional Huila</w:t>
+            </w:r>
+          </w:p>
+        </w:tc>
+      </w:tr>
+      <w:tr>
+        <w:trPr>
+          <w:cnfStyle w:val="000000100000" w:firstRow="0" w:lastRow="0" w:firstColumn="0" w:lastColumn="0" w:oddVBand="0" w:evenVBand="0" w:oddHBand="1" w:evenHBand="0" w:firstRowFirstColumn="0" w:firstRowLastColumn="0" w:lastRowFirstColumn="0" w:lastRowLastColumn="0"/>
+        </w:trPr>
+        <w:tc>
+          <w:tcPr>
+            <w:tcW w:w="2830" w:type="dxa"/>
+          </w:tcPr>
+          <w:p>
+            <w:pPr>
+              <w:pStyle w:val="TextoTablas"/>
+              <w:rPr>
+                <w:lang w:val="es-CO"/>
+              </w:rPr>
+            </w:pPr>
             <w:r>
               <w:rPr>
                 <w:lang w:val="es-CO"/>
@@ -13721,8 +13506,8 @@
       </w:pPr>
     </w:p>
     <w:sectPr>
-      <w:headerReference w:type="default" r:id="rId21"/>
-      <w:footerReference w:type="default" r:id="rId22"/>
+      <w:headerReference w:type="default" r:id="rId22"/>
+      <w:footerReference w:type="default" r:id="rId23"/>
       <w:pgSz w:w="12240" w:h="15840"/>
       <w:pgMar w:top="1701" w:right="1134" w:bottom="1134" w:left="1134" w:header="709" w:footer="737" w:gutter="0"/>
       <w:pgNumType w:start="1"/>
@@ -13735,7 +13520,7 @@
 </file>
 
 <file path=word/endnotes.xml><?xml version="1.0" encoding="utf-8"?>
-<w:endnotes xmlns:wpc="http://schemas.microsoft.com/office/word/2010/wordprocessingCanvas" xmlns:cx="http://schemas.microsoft.com/office/drawing/2014/chartex" xmlns:cx1="http://schemas.microsoft.com/office/drawing/2015/9/8/chartex" xmlns:cx2="http://schemas.microsoft.com/office/drawing/2015/10/21/chartex" xmlns:cx3="http://schemas.microsoft.com/office/drawing/2016/5/9/chartex" xmlns:cx4="http://schemas.microsoft.com/office/drawing/2016/5/10/chartex" xmlns:cx5="http://schemas.microsoft.com/office/drawing/2016/5/11/chartex" xmlns:cx6="http://schemas.microsoft.com/office/drawing/2016/5/12/chartex" xmlns:cx7="http://schemas.microsoft.com/office/drawing/2016/5/13/chartex" xmlns:cx8="http://schemas.microsoft.com/office/drawing/2016/5/14/chartex" xmlns:mc="http://schemas.openxmlformats.org/markup-compatibility/2006" xmlns:aink="http://schemas.microsoft.com/office/drawing/2016/ink" xmlns:am3d="http://schemas.microsoft.com/office/drawing/2017/model3d" xmlns:o="urn:schemas-microsoft-com:office:office" xmlns:oel="http://schemas.microsoft.com/office/2019/extlst" xmlns:r="http://schemas.openxmlformats.org/officeDocument/2006/relationships" xmlns:m="http://schemas.openxmlformats.org/officeDocument/2006/math" xmlns:v="urn:schemas-microsoft-com:vml" xmlns:wp14="http://schemas.microsoft.com/office/word/2010/wordprocessingDrawing" xmlns:wp="http://schemas.openxmlformats.org/drawingml/2006/wordprocessingDrawing" xmlns:w10="urn:schemas-microsoft-com:office:word" xmlns:w="http://schemas.openxmlformats.org/wordprocessingml/2006/main" xmlns:w14="http://schemas.microsoft.com/office/word/2010/wordml" xmlns:w15="http://schemas.microsoft.com/office/word/2012/wordml" xmlns:w16cex="http://schemas.microsoft.com/office/word/2018/wordml/cex" xmlns:w16cid="http://schemas.microsoft.com/office/word/2016/wordml/cid" xmlns:w16="http://schemas.microsoft.com/office/word/2018/wordml" xmlns:w16du="http://schemas.microsoft.com/office/word/2023/wordml/word16du" xmlns:w16sdtdh="http://schemas.microsoft.com/office/word/2020/wordml/sdtdatahash" xmlns:w16sdtfl="http://schemas.microsoft.com/office/word/2024/wordml/sdtformatlock" xmlns:w16se="http://schemas.microsoft.com/office/word/2015/wordml/symex" xmlns:wpg="http://schemas.microsoft.com/office/word/2010/wordprocessingGroup" xmlns:wpi="http://schemas.microsoft.com/office/word/2010/wordprocessingInk" xmlns:wne="http://schemas.microsoft.com/office/word/2006/wordml" xmlns:wps="http://schemas.microsoft.com/office/word/2010/wordprocessingShape" mc:Ignorable="w14 w15 w16se w16cid w16 w16cex w16sdtdh w16sdtfl w16du wp14">
+<w:endnotes xmlns:wpc="http://schemas.microsoft.com/office/word/2010/wordprocessingCanvas" xmlns:cx="http://schemas.microsoft.com/office/drawing/2014/chartex" xmlns:cx1="http://schemas.microsoft.com/office/drawing/2015/9/8/chartex" xmlns:cx2="http://schemas.microsoft.com/office/drawing/2015/10/21/chartex" xmlns:cx3="http://schemas.microsoft.com/office/drawing/2016/5/9/chartex" xmlns:cx4="http://schemas.microsoft.com/office/drawing/2016/5/10/chartex" xmlns:cx5="http://schemas.microsoft.com/office/drawing/2016/5/11/chartex" xmlns:cx6="http://schemas.microsoft.com/office/drawing/2016/5/12/chartex" xmlns:cx7="http://schemas.microsoft.com/office/drawing/2016/5/13/chartex" xmlns:cx8="http://schemas.microsoft.com/office/drawing/2016/5/14/chartex" xmlns:mc="http://schemas.openxmlformats.org/markup-compatibility/2006" xmlns:aink="http://schemas.microsoft.com/office/drawing/2016/ink" xmlns:am3d="http://schemas.microsoft.com/office/drawing/2017/model3d" xmlns:o="urn:schemas-microsoft-com:office:office" xmlns:r="http://schemas.openxmlformats.org/officeDocument/2006/relationships" xmlns:m="http://schemas.openxmlformats.org/officeDocument/2006/math" xmlns:v="urn:schemas-microsoft-com:vml" xmlns:wp14="http://schemas.microsoft.com/office/word/2010/wordprocessingDrawing" xmlns:wp="http://schemas.openxmlformats.org/drawingml/2006/wordprocessingDrawing" xmlns:w10="urn:schemas-microsoft-com:office:word" xmlns:w="http://schemas.openxmlformats.org/wordprocessingml/2006/main" xmlns:w14="http://schemas.microsoft.com/office/word/2010/wordml" xmlns:w15="http://schemas.microsoft.com/office/word/2012/wordml" xmlns:w16cex="http://schemas.microsoft.com/office/word/2018/wordml/cex" xmlns:w16cid="http://schemas.microsoft.com/office/word/2016/wordml/cid" xmlns:w16="http://schemas.microsoft.com/office/word/2018/wordml" xmlns:w16sdtdh="http://schemas.microsoft.com/office/word/2020/wordml/sdtdatahash" xmlns:w16se="http://schemas.microsoft.com/office/word/2015/wordml/symex" xmlns:wpg="http://schemas.microsoft.com/office/word/2010/wordprocessingGroup" xmlns:wpi="http://schemas.microsoft.com/office/word/2010/wordprocessingInk" xmlns:wne="http://schemas.microsoft.com/office/word/2006/wordml" xmlns:wps="http://schemas.microsoft.com/office/word/2010/wordprocessingShape" mc:Ignorable="w14 w15 w16se w16cid w16 w16cex w16sdtdh wp14">
   <w:endnote w:type="separator" w:id="-1">
     <w:p>
       <w:pPr>
@@ -13760,7 +13545,7 @@
 </file>
 
 <file path=word/footer1.xml><?xml version="1.0" encoding="utf-8"?>
-<w:ftr xmlns:wpc="http://schemas.microsoft.com/office/word/2010/wordprocessingCanvas" xmlns:cx="http://schemas.microsoft.com/office/drawing/2014/chartex" xmlns:cx1="http://schemas.microsoft.com/office/drawing/2015/9/8/chartex" xmlns:cx2="http://schemas.microsoft.com/office/drawing/2015/10/21/chartex" xmlns:cx3="http://schemas.microsoft.com/office/drawing/2016/5/9/chartex" xmlns:cx4="http://schemas.microsoft.com/office/drawing/2016/5/10/chartex" xmlns:cx5="http://schemas.microsoft.com/office/drawing/2016/5/11/chartex" xmlns:cx6="http://schemas.microsoft.com/office/drawing/2016/5/12/chartex" xmlns:cx7="http://schemas.microsoft.com/office/drawing/2016/5/13/chartex" xmlns:cx8="http://schemas.microsoft.com/office/drawing/2016/5/14/chartex" xmlns:mc="http://schemas.openxmlformats.org/markup-compatibility/2006" xmlns:aink="http://schemas.microsoft.com/office/drawing/2016/ink" xmlns:am3d="http://schemas.microsoft.com/office/drawing/2017/model3d" xmlns:o="urn:schemas-microsoft-com:office:office" xmlns:oel="http://schemas.microsoft.com/office/2019/extlst" xmlns:r="http://schemas.openxmlformats.org/officeDocument/2006/relationships" xmlns:m="http://schemas.openxmlformats.org/officeDocument/2006/math" xmlns:v="urn:schemas-microsoft-com:vml" xmlns:wp14="http://schemas.microsoft.com/office/word/2010/wordprocessingDrawing" xmlns:wp="http://schemas.openxmlformats.org/drawingml/2006/wordprocessingDrawing" xmlns:w10="urn:schemas-microsoft-com:office:word" xmlns:w="http://schemas.openxmlformats.org/wordprocessingml/2006/main" xmlns:w14="http://schemas.microsoft.com/office/word/2010/wordml" xmlns:w15="http://schemas.microsoft.com/office/word/2012/wordml" xmlns:w16cex="http://schemas.microsoft.com/office/word/2018/wordml/cex" xmlns:w16cid="http://schemas.microsoft.com/office/word/2016/wordml/cid" xmlns:w16="http://schemas.microsoft.com/office/word/2018/wordml" xmlns:w16du="http://schemas.microsoft.com/office/word/2023/wordml/word16du" xmlns:w16sdtdh="http://schemas.microsoft.com/office/word/2020/wordml/sdtdatahash" xmlns:w16sdtfl="http://schemas.microsoft.com/office/word/2024/wordml/sdtformatlock" xmlns:w16se="http://schemas.microsoft.com/office/word/2015/wordml/symex" xmlns:wpg="http://schemas.microsoft.com/office/word/2010/wordprocessingGroup" xmlns:wpi="http://schemas.microsoft.com/office/word/2010/wordprocessingInk" xmlns:wne="http://schemas.microsoft.com/office/word/2006/wordml" xmlns:wps="http://schemas.microsoft.com/office/word/2010/wordprocessingShape" mc:Ignorable="w14 w15 w16se w16cid w16 w16cex w16sdtdh w16sdtfl w16du wp14">
+<w:ftr xmlns:wpc="http://schemas.microsoft.com/office/word/2010/wordprocessingCanvas" xmlns:cx="http://schemas.microsoft.com/office/drawing/2014/chartex" xmlns:cx1="http://schemas.microsoft.com/office/drawing/2015/9/8/chartex" xmlns:cx2="http://schemas.microsoft.com/office/drawing/2015/10/21/chartex" xmlns:cx3="http://schemas.microsoft.com/office/drawing/2016/5/9/chartex" xmlns:cx4="http://schemas.microsoft.com/office/drawing/2016/5/10/chartex" xmlns:cx5="http://schemas.microsoft.com/office/drawing/2016/5/11/chartex" xmlns:cx6="http://schemas.microsoft.com/office/drawing/2016/5/12/chartex" xmlns:cx7="http://schemas.microsoft.com/office/drawing/2016/5/13/chartex" xmlns:cx8="http://schemas.microsoft.com/office/drawing/2016/5/14/chartex" xmlns:mc="http://schemas.openxmlformats.org/markup-compatibility/2006" xmlns:aink="http://schemas.microsoft.com/office/drawing/2016/ink" xmlns:am3d="http://schemas.microsoft.com/office/drawing/2017/model3d" xmlns:o="urn:schemas-microsoft-com:office:office" xmlns:r="http://schemas.openxmlformats.org/officeDocument/2006/relationships" xmlns:m="http://schemas.openxmlformats.org/officeDocument/2006/math" xmlns:v="urn:schemas-microsoft-com:vml" xmlns:wp14="http://schemas.microsoft.com/office/word/2010/wordprocessingDrawing" xmlns:wp="http://schemas.openxmlformats.org/drawingml/2006/wordprocessingDrawing" xmlns:w10="urn:schemas-microsoft-com:office:word" xmlns:w="http://schemas.openxmlformats.org/wordprocessingml/2006/main" xmlns:w14="http://schemas.microsoft.com/office/word/2010/wordml" xmlns:w15="http://schemas.microsoft.com/office/word/2012/wordml" xmlns:w16cex="http://schemas.microsoft.com/office/word/2018/wordml/cex" xmlns:w16cid="http://schemas.microsoft.com/office/word/2016/wordml/cid" xmlns:w16="http://schemas.microsoft.com/office/word/2018/wordml" xmlns:w16sdtdh="http://schemas.microsoft.com/office/word/2020/wordml/sdtdatahash" xmlns:w16se="http://schemas.microsoft.com/office/word/2015/wordml/symex" xmlns:wpg="http://schemas.microsoft.com/office/word/2010/wordprocessingGroup" xmlns:wpi="http://schemas.microsoft.com/office/word/2010/wordprocessingInk" xmlns:wne="http://schemas.microsoft.com/office/word/2006/wordml" xmlns:wps="http://schemas.microsoft.com/office/word/2010/wordprocessingShape" mc:Ignorable="w14 w15 w16se w16cid w16 w16cex w16sdtdh wp14">
   <w:sdt>
     <w:sdtPr>
       <w:id w:val="-1465197936"/>
@@ -13769,6 +13554,7 @@
         <w:docPartUnique/>
       </w:docPartObj>
     </w:sdtPr>
+    <w:sdtEndPr/>
     <w:sdtContent>
       <w:p>
         <w:pPr>
@@ -13805,7 +13591,7 @@
 </file>
 
 <file path=word/footnotes.xml><?xml version="1.0" encoding="utf-8"?>
-<w:footnotes xmlns:wpc="http://schemas.microsoft.com/office/word/2010/wordprocessingCanvas" xmlns:cx="http://schemas.microsoft.com/office/drawing/2014/chartex" xmlns:cx1="http://schemas.microsoft.com/office/drawing/2015/9/8/chartex" xmlns:cx2="http://schemas.microsoft.com/office/drawing/2015/10/21/chartex" xmlns:cx3="http://schemas.microsoft.com/office/drawing/2016/5/9/chartex" xmlns:cx4="http://schemas.microsoft.com/office/drawing/2016/5/10/chartex" xmlns:cx5="http://schemas.microsoft.com/office/drawing/2016/5/11/chartex" xmlns:cx6="http://schemas.microsoft.com/office/drawing/2016/5/12/chartex" xmlns:cx7="http://schemas.microsoft.com/office/drawing/2016/5/13/chartex" xmlns:cx8="http://schemas.microsoft.com/office/drawing/2016/5/14/chartex" xmlns:mc="http://schemas.openxmlformats.org/markup-compatibility/2006" xmlns:aink="http://schemas.microsoft.com/office/drawing/2016/ink" xmlns:am3d="http://schemas.microsoft.com/office/drawing/2017/model3d" xmlns:o="urn:schemas-microsoft-com:office:office" xmlns:oel="http://schemas.microsoft.com/office/2019/extlst" xmlns:r="http://schemas.openxmlformats.org/officeDocument/2006/relationships" xmlns:m="http://schemas.openxmlformats.org/officeDocument/2006/math" xmlns:v="urn:schemas-microsoft-com:vml" xmlns:wp14="http://schemas.microsoft.com/office/word/2010/wordprocessingDrawing" xmlns:wp="http://schemas.openxmlformats.org/drawingml/2006/wordprocessingDrawing" xmlns:w10="urn:schemas-microsoft-com:office:word" xmlns:w="http://schemas.openxmlformats.org/wordprocessingml/2006/main" xmlns:w14="http://schemas.microsoft.com/office/word/2010/wordml" xmlns:w15="http://schemas.microsoft.com/office/word/2012/wordml" xmlns:w16cex="http://schemas.microsoft.com/office/word/2018/wordml/cex" xmlns:w16cid="http://schemas.microsoft.com/office/word/2016/wordml/cid" xmlns:w16="http://schemas.microsoft.com/office/word/2018/wordml" xmlns:w16du="http://schemas.microsoft.com/office/word/2023/wordml/word16du" xmlns:w16sdtdh="http://schemas.microsoft.com/office/word/2020/wordml/sdtdatahash" xmlns:w16sdtfl="http://schemas.microsoft.com/office/word/2024/wordml/sdtformatlock" xmlns:w16se="http://schemas.microsoft.com/office/word/2015/wordml/symex" xmlns:wpg="http://schemas.microsoft.com/office/word/2010/wordprocessingGroup" xmlns:wpi="http://schemas.microsoft.com/office/word/2010/wordprocessingInk" xmlns:wne="http://schemas.microsoft.com/office/word/2006/wordml" xmlns:wps="http://schemas.microsoft.com/office/word/2010/wordprocessingShape" mc:Ignorable="w14 w15 w16se w16cid w16 w16cex w16sdtdh w16sdtfl w16du wp14">
+<w:footnotes xmlns:wpc="http://schemas.microsoft.com/office/word/2010/wordprocessingCanvas" xmlns:cx="http://schemas.microsoft.com/office/drawing/2014/chartex" xmlns:cx1="http://schemas.microsoft.com/office/drawing/2015/9/8/chartex" xmlns:cx2="http://schemas.microsoft.com/office/drawing/2015/10/21/chartex" xmlns:cx3="http://schemas.microsoft.com/office/drawing/2016/5/9/chartex" xmlns:cx4="http://schemas.microsoft.com/office/drawing/2016/5/10/chartex" xmlns:cx5="http://schemas.microsoft.com/office/drawing/2016/5/11/chartex" xmlns:cx6="http://schemas.microsoft.com/office/drawing/2016/5/12/chartex" xmlns:cx7="http://schemas.microsoft.com/office/drawing/2016/5/13/chartex" xmlns:cx8="http://schemas.microsoft.com/office/drawing/2016/5/14/chartex" xmlns:mc="http://schemas.openxmlformats.org/markup-compatibility/2006" xmlns:aink="http://schemas.microsoft.com/office/drawing/2016/ink" xmlns:am3d="http://schemas.microsoft.com/office/drawing/2017/model3d" xmlns:o="urn:schemas-microsoft-com:office:office" xmlns:r="http://schemas.openxmlformats.org/officeDocument/2006/relationships" xmlns:m="http://schemas.openxmlformats.org/officeDocument/2006/math" xmlns:v="urn:schemas-microsoft-com:vml" xmlns:wp14="http://schemas.microsoft.com/office/word/2010/wordprocessingDrawing" xmlns:wp="http://schemas.openxmlformats.org/drawingml/2006/wordprocessingDrawing" xmlns:w10="urn:schemas-microsoft-com:office:word" xmlns:w="http://schemas.openxmlformats.org/wordprocessingml/2006/main" xmlns:w14="http://schemas.microsoft.com/office/word/2010/wordml" xmlns:w15="http://schemas.microsoft.com/office/word/2012/wordml" xmlns:w16cex="http://schemas.microsoft.com/office/word/2018/wordml/cex" xmlns:w16cid="http://schemas.microsoft.com/office/word/2016/wordml/cid" xmlns:w16="http://schemas.microsoft.com/office/word/2018/wordml" xmlns:w16sdtdh="http://schemas.microsoft.com/office/word/2020/wordml/sdtdatahash" xmlns:w16se="http://schemas.microsoft.com/office/word/2015/wordml/symex" xmlns:wpg="http://schemas.microsoft.com/office/word/2010/wordprocessingGroup" xmlns:wpi="http://schemas.microsoft.com/office/word/2010/wordprocessingInk" xmlns:wne="http://schemas.microsoft.com/office/word/2006/wordml" xmlns:wps="http://schemas.microsoft.com/office/word/2010/wordprocessingShape" mc:Ignorable="w14 w15 w16se w16cid w16 w16cex w16sdtdh wp14">
   <w:footnote w:type="separator" w:id="-1">
     <w:p>
       <w:pPr>
@@ -13830,7 +13616,7 @@
 </file>
 
 <file path=word/header1.xml><?xml version="1.0" encoding="utf-8"?>
-<w:hdr xmlns:wpc="http://schemas.microsoft.com/office/word/2010/wordprocessingCanvas" xmlns:cx="http://schemas.microsoft.com/office/drawing/2014/chartex" xmlns:cx1="http://schemas.microsoft.com/office/drawing/2015/9/8/chartex" xmlns:cx2="http://schemas.microsoft.com/office/drawing/2015/10/21/chartex" xmlns:cx3="http://schemas.microsoft.com/office/drawing/2016/5/9/chartex" xmlns:cx4="http://schemas.microsoft.com/office/drawing/2016/5/10/chartex" xmlns:cx5="http://schemas.microsoft.com/office/drawing/2016/5/11/chartex" xmlns:cx6="http://schemas.microsoft.com/office/drawing/2016/5/12/chartex" xmlns:cx7="http://schemas.microsoft.com/office/drawing/2016/5/13/chartex" xmlns:cx8="http://schemas.microsoft.com/office/drawing/2016/5/14/chartex" xmlns:mc="http://schemas.openxmlformats.org/markup-compatibility/2006" xmlns:aink="http://schemas.microsoft.com/office/drawing/2016/ink" xmlns:am3d="http://schemas.microsoft.com/office/drawing/2017/model3d" xmlns:o="urn:schemas-microsoft-com:office:office" xmlns:oel="http://schemas.microsoft.com/office/2019/extlst" xmlns:r="http://schemas.openxmlformats.org/officeDocument/2006/relationships" xmlns:m="http://schemas.openxmlformats.org/officeDocument/2006/math" xmlns:v="urn:schemas-microsoft-com:vml" xmlns:wp14="http://schemas.microsoft.com/office/word/2010/wordprocessingDrawing" xmlns:wp="http://schemas.openxmlformats.org/drawingml/2006/wordprocessingDrawing" xmlns:w10="urn:schemas-microsoft-com:office:word" xmlns:w="http://schemas.openxmlformats.org/wordprocessingml/2006/main" xmlns:w14="http://schemas.microsoft.com/office/word/2010/wordml" xmlns:w15="http://schemas.microsoft.com/office/word/2012/wordml" xmlns:w16cex="http://schemas.microsoft.com/office/word/2018/wordml/cex" xmlns:w16cid="http://schemas.microsoft.com/office/word/2016/wordml/cid" xmlns:w16="http://schemas.microsoft.com/office/word/2018/wordml" xmlns:w16du="http://schemas.microsoft.com/office/word/2023/wordml/word16du" xmlns:w16sdtdh="http://schemas.microsoft.com/office/word/2020/wordml/sdtdatahash" xmlns:w16sdtfl="http://schemas.microsoft.com/office/word/2024/wordml/sdtformatlock" xmlns:w16se="http://schemas.microsoft.com/office/word/2015/wordml/symex" xmlns:wpg="http://schemas.microsoft.com/office/word/2010/wordprocessingGroup" xmlns:wpi="http://schemas.microsoft.com/office/word/2010/wordprocessingInk" xmlns:wne="http://schemas.microsoft.com/office/word/2006/wordml" xmlns:wps="http://schemas.microsoft.com/office/word/2010/wordprocessingShape" mc:Ignorable="w14 w15 w16se w16cid w16 w16cex w16sdtdh w16sdtfl w16du wp14">
+<w:hdr xmlns:wpc="http://schemas.microsoft.com/office/word/2010/wordprocessingCanvas" xmlns:cx="http://schemas.microsoft.com/office/drawing/2014/chartex" xmlns:cx1="http://schemas.microsoft.com/office/drawing/2015/9/8/chartex" xmlns:cx2="http://schemas.microsoft.com/office/drawing/2015/10/21/chartex" xmlns:cx3="http://schemas.microsoft.com/office/drawing/2016/5/9/chartex" xmlns:cx4="http://schemas.microsoft.com/office/drawing/2016/5/10/chartex" xmlns:cx5="http://schemas.microsoft.com/office/drawing/2016/5/11/chartex" xmlns:cx6="http://schemas.microsoft.com/office/drawing/2016/5/12/chartex" xmlns:cx7="http://schemas.microsoft.com/office/drawing/2016/5/13/chartex" xmlns:cx8="http://schemas.microsoft.com/office/drawing/2016/5/14/chartex" xmlns:mc="http://schemas.openxmlformats.org/markup-compatibility/2006" xmlns:aink="http://schemas.microsoft.com/office/drawing/2016/ink" xmlns:am3d="http://schemas.microsoft.com/office/drawing/2017/model3d" xmlns:o="urn:schemas-microsoft-com:office:office" xmlns:r="http://schemas.openxmlformats.org/officeDocument/2006/relationships" xmlns:m="http://schemas.openxmlformats.org/officeDocument/2006/math" xmlns:v="urn:schemas-microsoft-com:vml" xmlns:wp14="http://schemas.microsoft.com/office/word/2010/wordprocessingDrawing" xmlns:wp="http://schemas.openxmlformats.org/drawingml/2006/wordprocessingDrawing" xmlns:w10="urn:schemas-microsoft-com:office:word" xmlns:w="http://schemas.openxmlformats.org/wordprocessingml/2006/main" xmlns:w14="http://schemas.microsoft.com/office/word/2010/wordml" xmlns:w15="http://schemas.microsoft.com/office/word/2012/wordml" xmlns:w16cex="http://schemas.microsoft.com/office/word/2018/wordml/cex" xmlns:w16cid="http://schemas.microsoft.com/office/word/2016/wordml/cid" xmlns:w16="http://schemas.microsoft.com/office/word/2018/wordml" xmlns:w16sdtdh="http://schemas.microsoft.com/office/word/2020/wordml/sdtdatahash" xmlns:w16se="http://schemas.microsoft.com/office/word/2015/wordml/symex" xmlns:wpg="http://schemas.microsoft.com/office/word/2010/wordprocessingGroup" xmlns:wpi="http://schemas.microsoft.com/office/word/2010/wordprocessingInk" xmlns:wne="http://schemas.microsoft.com/office/word/2006/wordml" xmlns:wps="http://schemas.microsoft.com/office/word/2010/wordprocessingShape" mc:Ignorable="w14 w15 w16se w16cid w16 w16cex w16sdtdh wp14">
   <w:p>
     <w:pPr>
       <w:pStyle w:val="Encabezado"/>
@@ -13916,7 +13702,7 @@
 </file>
 
 <file path=word/numbering.xml><?xml version="1.0" encoding="utf-8"?>
-<w:numbering xmlns:wpc="http://schemas.microsoft.com/office/word/2010/wordprocessingCanvas" xmlns:cx="http://schemas.microsoft.com/office/drawing/2014/chartex" xmlns:cx1="http://schemas.microsoft.com/office/drawing/2015/9/8/chartex" xmlns:cx2="http://schemas.microsoft.com/office/drawing/2015/10/21/chartex" xmlns:cx3="http://schemas.microsoft.com/office/drawing/2016/5/9/chartex" xmlns:cx4="http://schemas.microsoft.com/office/drawing/2016/5/10/chartex" xmlns:cx5="http://schemas.microsoft.com/office/drawing/2016/5/11/chartex" xmlns:cx6="http://schemas.microsoft.com/office/drawing/2016/5/12/chartex" xmlns:cx7="http://schemas.microsoft.com/office/drawing/2016/5/13/chartex" xmlns:cx8="http://schemas.microsoft.com/office/drawing/2016/5/14/chartex" xmlns:mc="http://schemas.openxmlformats.org/markup-compatibility/2006" xmlns:aink="http://schemas.microsoft.com/office/drawing/2016/ink" xmlns:am3d="http://schemas.microsoft.com/office/drawing/2017/model3d" xmlns:o="urn:schemas-microsoft-com:office:office" xmlns:oel="http://schemas.microsoft.com/office/2019/extlst" xmlns:r="http://schemas.openxmlformats.org/officeDocument/2006/relationships" xmlns:m="http://schemas.openxmlformats.org/officeDocument/2006/math" xmlns:v="urn:schemas-microsoft-com:vml" xmlns:wp14="http://schemas.microsoft.com/office/word/2010/wordprocessingDrawing" xmlns:wp="http://schemas.openxmlformats.org/drawingml/2006/wordprocessingDrawing" xmlns:w10="urn:schemas-microsoft-com:office:word" xmlns:w="http://schemas.openxmlformats.org/wordprocessingml/2006/main" xmlns:w14="http://schemas.microsoft.com/office/word/2010/wordml" xmlns:w15="http://schemas.microsoft.com/office/word/2012/wordml" xmlns:w16cex="http://schemas.microsoft.com/office/word/2018/wordml/cex" xmlns:w16cid="http://schemas.microsoft.com/office/word/2016/wordml/cid" xmlns:w16="http://schemas.microsoft.com/office/word/2018/wordml" xmlns:w16du="http://schemas.microsoft.com/office/word/2023/wordml/word16du" xmlns:w16sdtdh="http://schemas.microsoft.com/office/word/2020/wordml/sdtdatahash" xmlns:w16sdtfl="http://schemas.microsoft.com/office/word/2024/wordml/sdtformatlock" xmlns:w16se="http://schemas.microsoft.com/office/word/2015/wordml/symex" xmlns:wpg="http://schemas.microsoft.com/office/word/2010/wordprocessingGroup" xmlns:wpi="http://schemas.microsoft.com/office/word/2010/wordprocessingInk" xmlns:wne="http://schemas.microsoft.com/office/word/2006/wordml" xmlns:wps="http://schemas.microsoft.com/office/word/2010/wordprocessingShape" mc:Ignorable="w14 w15 w16se w16cid w16 w16cex w16sdtdh w16sdtfl w16du wp14">
+<w:numbering xmlns:wpc="http://schemas.microsoft.com/office/word/2010/wordprocessingCanvas" xmlns:cx="http://schemas.microsoft.com/office/drawing/2014/chartex" xmlns:cx1="http://schemas.microsoft.com/office/drawing/2015/9/8/chartex" xmlns:cx2="http://schemas.microsoft.com/office/drawing/2015/10/21/chartex" xmlns:cx3="http://schemas.microsoft.com/office/drawing/2016/5/9/chartex" xmlns:cx4="http://schemas.microsoft.com/office/drawing/2016/5/10/chartex" xmlns:cx5="http://schemas.microsoft.com/office/drawing/2016/5/11/chartex" xmlns:cx6="http://schemas.microsoft.com/office/drawing/2016/5/12/chartex" xmlns:cx7="http://schemas.microsoft.com/office/drawing/2016/5/13/chartex" xmlns:cx8="http://schemas.microsoft.com/office/drawing/2016/5/14/chartex" xmlns:mc="http://schemas.openxmlformats.org/markup-compatibility/2006" xmlns:aink="http://schemas.microsoft.com/office/drawing/2016/ink" xmlns:am3d="http://schemas.microsoft.com/office/drawing/2017/model3d" xmlns:o="urn:schemas-microsoft-com:office:office" xmlns:r="http://schemas.openxmlformats.org/officeDocument/2006/relationships" xmlns:m="http://schemas.openxmlformats.org/officeDocument/2006/math" xmlns:v="urn:schemas-microsoft-com:vml" xmlns:wp14="http://schemas.microsoft.com/office/word/2010/wordprocessingDrawing" xmlns:wp="http://schemas.openxmlformats.org/drawingml/2006/wordprocessingDrawing" xmlns:w10="urn:schemas-microsoft-com:office:word" xmlns:w="http://schemas.openxmlformats.org/wordprocessingml/2006/main" xmlns:w14="http://schemas.microsoft.com/office/word/2010/wordml" xmlns:w15="http://schemas.microsoft.com/office/word/2012/wordml" xmlns:w16cex="http://schemas.microsoft.com/office/word/2018/wordml/cex" xmlns:w16cid="http://schemas.microsoft.com/office/word/2016/wordml/cid" xmlns:w16="http://schemas.microsoft.com/office/word/2018/wordml" xmlns:w16sdtdh="http://schemas.microsoft.com/office/word/2020/wordml/sdtdatahash" xmlns:w16se="http://schemas.microsoft.com/office/word/2015/wordml/symex" xmlns:wpg="http://schemas.microsoft.com/office/word/2010/wordprocessingGroup" xmlns:wpi="http://schemas.microsoft.com/office/word/2010/wordprocessingInk" xmlns:wne="http://schemas.microsoft.com/office/word/2006/wordml" xmlns:wps="http://schemas.microsoft.com/office/word/2010/wordprocessingShape" mc:Ignorable="w14 w15 w16se w16cid w16 w16cex w16sdtdh wp14">
   <w:abstractNum w:abstractNumId="0" w15:restartNumberingAfterBreak="0">
     <w:nsid w:val="FFFFFF89"/>
     <w:multiLevelType w:val="singleLevel"/>
@@ -14709,8 +14495,8 @@
   <w:abstractNum w:abstractNumId="8" w15:restartNumberingAfterBreak="0">
     <w:nsid w:val="27412B07"/>
     <w:multiLevelType w:val="hybridMultilevel"/>
-    <w:tmpl w:val="BDA85AF0"/>
-    <w:lvl w:ilvl="0" w:tplc="FB0EFABA">
+    <w:tmpl w:val="0E8ECBF6"/>
+    <w:lvl w:ilvl="0" w:tplc="3BA44DFA">
       <w:start w:val="1"/>
       <w:numFmt w:val="decimal"/>
       <w:pStyle w:val="Figura"/>
@@ -16858,6 +16644,119 @@
     </w:lvl>
   </w:abstractNum>
   <w:abstractNum w:abstractNumId="28" w15:restartNumberingAfterBreak="0">
+    <w:nsid w:val="782C78E0"/>
+    <w:multiLevelType w:val="hybridMultilevel"/>
+    <w:tmpl w:val="172C4470"/>
+    <w:lvl w:ilvl="0" w:tplc="240A0001">
+      <w:start w:val="1"/>
+      <w:numFmt w:val="bullet"/>
+      <w:lvlText w:val=""/>
+      <w:lvlJc w:val="left"/>
+      <w:pPr>
+        <w:ind w:left="720" w:hanging="360"/>
+      </w:pPr>
+      <w:rPr>
+        <w:rFonts w:ascii="Symbol" w:hAnsi="Symbol" w:hint="default"/>
+      </w:rPr>
+    </w:lvl>
+    <w:lvl w:ilvl="1" w:tplc="240A0003" w:tentative="1">
+      <w:start w:val="1"/>
+      <w:numFmt w:val="bullet"/>
+      <w:lvlText w:val="o"/>
+      <w:lvlJc w:val="left"/>
+      <w:pPr>
+        <w:ind w:left="1440" w:hanging="360"/>
+      </w:pPr>
+      <w:rPr>
+        <w:rFonts w:ascii="Courier New" w:hAnsi="Courier New" w:cs="Courier New" w:hint="default"/>
+      </w:rPr>
+    </w:lvl>
+    <w:lvl w:ilvl="2" w:tplc="240A0005" w:tentative="1">
+      <w:start w:val="1"/>
+      <w:numFmt w:val="bullet"/>
+      <w:lvlText w:val=""/>
+      <w:lvlJc w:val="left"/>
+      <w:pPr>
+        <w:ind w:left="2160" w:hanging="360"/>
+      </w:pPr>
+      <w:rPr>
+        <w:rFonts w:ascii="Wingdings" w:hAnsi="Wingdings" w:hint="default"/>
+      </w:rPr>
+    </w:lvl>
+    <w:lvl w:ilvl="3" w:tplc="240A0001" w:tentative="1">
+      <w:start w:val="1"/>
+      <w:numFmt w:val="bullet"/>
+      <w:lvlText w:val=""/>
+      <w:lvlJc w:val="left"/>
+      <w:pPr>
+        <w:ind w:left="2880" w:hanging="360"/>
+      </w:pPr>
+      <w:rPr>
+        <w:rFonts w:ascii="Symbol" w:hAnsi="Symbol" w:hint="default"/>
+      </w:rPr>
+    </w:lvl>
+    <w:lvl w:ilvl="4" w:tplc="240A0003" w:tentative="1">
+      <w:start w:val="1"/>
+      <w:numFmt w:val="bullet"/>
+      <w:lvlText w:val="o"/>
+      <w:lvlJc w:val="left"/>
+      <w:pPr>
+        <w:ind w:left="3600" w:hanging="360"/>
+      </w:pPr>
+      <w:rPr>
+        <w:rFonts w:ascii="Courier New" w:hAnsi="Courier New" w:cs="Courier New" w:hint="default"/>
+      </w:rPr>
+    </w:lvl>
+    <w:lvl w:ilvl="5" w:tplc="240A0005" w:tentative="1">
+      <w:start w:val="1"/>
+      <w:numFmt w:val="bullet"/>
+      <w:lvlText w:val=""/>
+      <w:lvlJc w:val="left"/>
+      <w:pPr>
+        <w:ind w:left="4320" w:hanging="360"/>
+      </w:pPr>
+      <w:rPr>
+        <w:rFonts w:ascii="Wingdings" w:hAnsi="Wingdings" w:hint="default"/>
+      </w:rPr>
+    </w:lvl>
+    <w:lvl w:ilvl="6" w:tplc="240A0001" w:tentative="1">
+      <w:start w:val="1"/>
+      <w:numFmt w:val="bullet"/>
+      <w:lvlText w:val=""/>
+      <w:lvlJc w:val="left"/>
+      <w:pPr>
+        <w:ind w:left="5040" w:hanging="360"/>
+      </w:pPr>
+      <w:rPr>
+        <w:rFonts w:ascii="Symbol" w:hAnsi="Symbol" w:hint="default"/>
+      </w:rPr>
+    </w:lvl>
+    <w:lvl w:ilvl="7" w:tplc="240A0003" w:tentative="1">
+      <w:start w:val="1"/>
+      <w:numFmt w:val="bullet"/>
+      <w:lvlText w:val="o"/>
+      <w:lvlJc w:val="left"/>
+      <w:pPr>
+        <w:ind w:left="5760" w:hanging="360"/>
+      </w:pPr>
+      <w:rPr>
+        <w:rFonts w:ascii="Courier New" w:hAnsi="Courier New" w:cs="Courier New" w:hint="default"/>
+      </w:rPr>
+    </w:lvl>
+    <w:lvl w:ilvl="8" w:tplc="240A0005" w:tentative="1">
+      <w:start w:val="1"/>
+      <w:numFmt w:val="bullet"/>
+      <w:lvlText w:val=""/>
+      <w:lvlJc w:val="left"/>
+      <w:pPr>
+        <w:ind w:left="6480" w:hanging="360"/>
+      </w:pPr>
+      <w:rPr>
+        <w:rFonts w:ascii="Wingdings" w:hAnsi="Wingdings" w:hint="default"/>
+      </w:rPr>
+    </w:lvl>
+  </w:abstractNum>
+  <w:abstractNum w:abstractNumId="29" w15:restartNumberingAfterBreak="0">
     <w:nsid w:val="798E0F58"/>
     <w:multiLevelType w:val="hybridMultilevel"/>
     <w:tmpl w:val="B15EF8B2"/>
@@ -16970,7 +16869,7 @@
       </w:rPr>
     </w:lvl>
   </w:abstractNum>
-  <w:abstractNum w:abstractNumId="29" w15:restartNumberingAfterBreak="0">
+  <w:abstractNum w:abstractNumId="30" w15:restartNumberingAfterBreak="0">
     <w:nsid w:val="79B27AEB"/>
     <w:multiLevelType w:val="hybridMultilevel"/>
     <w:tmpl w:val="B06CB7CE"/>
@@ -17083,7 +16982,7 @@
       </w:rPr>
     </w:lvl>
   </w:abstractNum>
-  <w:abstractNum w:abstractNumId="30" w15:restartNumberingAfterBreak="0">
+  <w:abstractNum w:abstractNumId="31" w15:restartNumberingAfterBreak="0">
     <w:nsid w:val="7BE67A5F"/>
     <w:multiLevelType w:val="hybridMultilevel"/>
     <w:tmpl w:val="AD38F3BE"/>
@@ -17196,7 +17095,7 @@
       </w:rPr>
     </w:lvl>
   </w:abstractNum>
-  <w:abstractNum w:abstractNumId="31" w15:restartNumberingAfterBreak="0">
+  <w:abstractNum w:abstractNumId="32" w15:restartNumberingAfterBreak="0">
     <w:nsid w:val="7C161D1C"/>
     <w:multiLevelType w:val="multilevel"/>
     <w:tmpl w:val="EE7A69C8"/>
@@ -17332,108 +17231,111 @@
       </w:pPr>
     </w:lvl>
   </w:abstractNum>
-  <w:num w:numId="1" w16cid:durableId="117645250">
+  <w:num w:numId="1">
+    <w:abstractNumId w:val="32"/>
+  </w:num>
+  <w:num w:numId="2">
+    <w:abstractNumId w:val="0"/>
+  </w:num>
+  <w:num w:numId="3">
+    <w:abstractNumId w:val="8"/>
+  </w:num>
+  <w:num w:numId="4">
+    <w:abstractNumId w:val="14"/>
+  </w:num>
+  <w:num w:numId="5">
+    <w:abstractNumId w:val="10"/>
+  </w:num>
+  <w:num w:numId="6">
+    <w:abstractNumId w:val="13"/>
+  </w:num>
+  <w:num w:numId="7">
+    <w:abstractNumId w:val="27"/>
+  </w:num>
+  <w:num w:numId="8">
+    <w:abstractNumId w:val="1"/>
+  </w:num>
+  <w:num w:numId="9">
+    <w:abstractNumId w:val="30"/>
+  </w:num>
+  <w:num w:numId="10">
+    <w:abstractNumId w:val="4"/>
+  </w:num>
+  <w:num w:numId="11">
+    <w:abstractNumId w:val="19"/>
+  </w:num>
+  <w:num w:numId="12">
+    <w:abstractNumId w:val="29"/>
+  </w:num>
+  <w:num w:numId="13">
+    <w:abstractNumId w:val="12"/>
+  </w:num>
+  <w:num w:numId="14">
+    <w:abstractNumId w:val="11"/>
+  </w:num>
+  <w:num w:numId="15">
+    <w:abstractNumId w:val="25"/>
+  </w:num>
+  <w:num w:numId="16">
     <w:abstractNumId w:val="31"/>
   </w:num>
-  <w:num w:numId="2" w16cid:durableId="1549024787">
-    <w:abstractNumId w:val="0"/>
-  </w:num>
-  <w:num w:numId="3" w16cid:durableId="1266033146">
-    <w:abstractNumId w:val="8"/>
-  </w:num>
-  <w:num w:numId="4" w16cid:durableId="401831531">
-    <w:abstractNumId w:val="14"/>
-  </w:num>
-  <w:num w:numId="5" w16cid:durableId="68500677">
-    <w:abstractNumId w:val="10"/>
-  </w:num>
-  <w:num w:numId="6" w16cid:durableId="779446288">
-    <w:abstractNumId w:val="13"/>
-  </w:num>
-  <w:num w:numId="7" w16cid:durableId="435053217">
-    <w:abstractNumId w:val="27"/>
-  </w:num>
-  <w:num w:numId="8" w16cid:durableId="273638254">
-    <w:abstractNumId w:val="1"/>
-  </w:num>
-  <w:num w:numId="9" w16cid:durableId="422193400">
-    <w:abstractNumId w:val="29"/>
-  </w:num>
-  <w:num w:numId="10" w16cid:durableId="1929538433">
-    <w:abstractNumId w:val="4"/>
-  </w:num>
-  <w:num w:numId="11" w16cid:durableId="812868319">
-    <w:abstractNumId w:val="19"/>
-  </w:num>
-  <w:num w:numId="12" w16cid:durableId="859128942">
-    <w:abstractNumId w:val="28"/>
-  </w:num>
-  <w:num w:numId="13" w16cid:durableId="208612075">
-    <w:abstractNumId w:val="12"/>
-  </w:num>
-  <w:num w:numId="14" w16cid:durableId="408969901">
-    <w:abstractNumId w:val="11"/>
-  </w:num>
-  <w:num w:numId="15" w16cid:durableId="285232627">
-    <w:abstractNumId w:val="25"/>
-  </w:num>
-  <w:num w:numId="16" w16cid:durableId="1268736280">
-    <w:abstractNumId w:val="30"/>
-  </w:num>
-  <w:num w:numId="17" w16cid:durableId="646084085">
+  <w:num w:numId="17">
     <w:abstractNumId w:val="7"/>
   </w:num>
-  <w:num w:numId="18" w16cid:durableId="344871164">
+  <w:num w:numId="18">
     <w:abstractNumId w:val="16"/>
   </w:num>
-  <w:num w:numId="19" w16cid:durableId="183203989">
+  <w:num w:numId="19">
     <w:abstractNumId w:val="5"/>
   </w:num>
-  <w:num w:numId="20" w16cid:durableId="2020934494">
+  <w:num w:numId="20">
     <w:abstractNumId w:val="9"/>
   </w:num>
-  <w:num w:numId="21" w16cid:durableId="1676958080">
+  <w:num w:numId="21">
     <w:abstractNumId w:val="20"/>
   </w:num>
-  <w:num w:numId="22" w16cid:durableId="1831632104">
+  <w:num w:numId="22">
     <w:abstractNumId w:val="6"/>
   </w:num>
-  <w:num w:numId="23" w16cid:durableId="1888561456">
+  <w:num w:numId="23">
     <w:abstractNumId w:val="26"/>
   </w:num>
-  <w:num w:numId="24" w16cid:durableId="1011227674">
+  <w:num w:numId="24">
     <w:abstractNumId w:val="23"/>
   </w:num>
-  <w:num w:numId="25" w16cid:durableId="1305739967">
+  <w:num w:numId="25">
     <w:abstractNumId w:val="17"/>
   </w:num>
-  <w:num w:numId="26" w16cid:durableId="822623022">
+  <w:num w:numId="26">
     <w:abstractNumId w:val="15"/>
   </w:num>
-  <w:num w:numId="27" w16cid:durableId="562562494">
+  <w:num w:numId="27">
     <w:abstractNumId w:val="2"/>
   </w:num>
-  <w:num w:numId="28" w16cid:durableId="1071850845">
+  <w:num w:numId="28">
     <w:abstractNumId w:val="24"/>
   </w:num>
-  <w:num w:numId="29" w16cid:durableId="684870698">
+  <w:num w:numId="29">
     <w:abstractNumId w:val="21"/>
   </w:num>
-  <w:num w:numId="30" w16cid:durableId="1331448330">
+  <w:num w:numId="30">
     <w:abstractNumId w:val="3"/>
   </w:num>
-  <w:num w:numId="31" w16cid:durableId="1654479751">
+  <w:num w:numId="31">
     <w:abstractNumId w:val="22"/>
   </w:num>
-  <w:num w:numId="32" w16cid:durableId="676077750">
+  <w:num w:numId="32">
     <w:abstractNumId w:val="18"/>
+  </w:num>
+  <w:num w:numId="33">
+    <w:abstractNumId w:val="28"/>
   </w:num>
   <w:numIdMacAtCleanup w:val="27"/>
 </w:numbering>
 </file>
 
 <file path=word/styles.xml><?xml version="1.0" encoding="utf-8"?>
-<w:styles xmlns:mc="http://schemas.openxmlformats.org/markup-compatibility/2006" xmlns:r="http://schemas.openxmlformats.org/officeDocument/2006/relationships" xmlns:w="http://schemas.openxmlformats.org/wordprocessingml/2006/main" xmlns:w14="http://schemas.microsoft.com/office/word/2010/wordml" xmlns:w15="http://schemas.microsoft.com/office/word/2012/wordml" xmlns:w16cex="http://schemas.microsoft.com/office/word/2018/wordml/cex" xmlns:w16cid="http://schemas.microsoft.com/office/word/2016/wordml/cid" xmlns:w16="http://schemas.microsoft.com/office/word/2018/wordml" xmlns:w16du="http://schemas.microsoft.com/office/word/2023/wordml/word16du" xmlns:w16sdtdh="http://schemas.microsoft.com/office/word/2020/wordml/sdtdatahash" xmlns:w16sdtfl="http://schemas.microsoft.com/office/word/2024/wordml/sdtformatlock" xmlns:w16se="http://schemas.microsoft.com/office/word/2015/wordml/symex" mc:Ignorable="w14 w15 w16se w16cid w16 w16cex w16sdtdh w16sdtfl w16du">
+<w:styles xmlns:mc="http://schemas.openxmlformats.org/markup-compatibility/2006" xmlns:r="http://schemas.openxmlformats.org/officeDocument/2006/relationships" xmlns:w="http://schemas.openxmlformats.org/wordprocessingml/2006/main" xmlns:w14="http://schemas.microsoft.com/office/word/2010/wordml" xmlns:w15="http://schemas.microsoft.com/office/word/2012/wordml" xmlns:w16cex="http://schemas.microsoft.com/office/word/2018/wordml/cex" xmlns:w16cid="http://schemas.microsoft.com/office/word/2016/wordml/cid" xmlns:w16="http://schemas.microsoft.com/office/word/2018/wordml" xmlns:w16sdtdh="http://schemas.microsoft.com/office/word/2020/wordml/sdtdatahash" xmlns:w16se="http://schemas.microsoft.com/office/word/2015/wordml/symex" mc:Ignorable="w14 w15 w16se w16cid w16 w16cex w16sdtdh">
   <w:docDefaults>
     <w:rPrDefault>
       <w:rPr>
@@ -17995,6 +17897,7 @@
   <w:style w:type="character" w:default="1" w:styleId="Fuentedeprrafopredeter">
     <w:name w:val="Default Paragraph Font"/>
     <w:uiPriority w:val="1"/>
+    <w:semiHidden/>
     <w:unhideWhenUsed/>
   </w:style>
   <w:style w:type="table" w:default="1" w:styleId="Tablanormal">
@@ -18135,15 +18038,16 @@
     <w:link w:val="FiguraCar"/>
     <w:autoRedefine/>
     <w:qFormat/>
-    <w:rsid w:val="00423FCB"/>
+    <w:rsid w:val="002D24C4"/>
     <w:pPr>
       <w:numPr>
         <w:numId w:val="3"/>
       </w:numPr>
       <w:tabs>
-        <w:tab w:val="left" w:pos="1134"/>
+        <w:tab w:val="left" w:pos="0"/>
       </w:tabs>
-      <w:ind w:left="992" w:hanging="992"/>
+      <w:ind w:left="0" w:firstLine="0"/>
+      <w:jc w:val="center"/>
     </w:pPr>
     <w:rPr>
       <w:rFonts w:ascii="Calibri" w:hAnsi="Calibri" w:cs="Times New Roman (Cuerpo en alfa"/>
@@ -18158,7 +18062,7 @@
     <w:name w:val="Figura Car"/>
     <w:basedOn w:val="Fuentedeprrafopredeter"/>
     <w:link w:val="Figura"/>
-    <w:rsid w:val="00423FCB"/>
+    <w:rsid w:val="002D24C4"/>
     <w:rPr>
       <w:rFonts w:ascii="Calibri" w:hAnsi="Calibri" w:cs="Times New Roman (Cuerpo en alfa"/>
       <w:color w:val="000000" w:themeColor="text1"/>
@@ -18779,7 +18683,7 @@
       </w:rPr>
     </w:tblStylePr>
   </w:style>
-  <w:style w:type="character" w:styleId="Fuerte">
+  <w:style w:type="character" w:styleId="Textoennegrita">
     <w:name w:val="Strong"/>
     <w:basedOn w:val="Fuentedeprrafopredeter"/>
     <w:uiPriority w:val="22"/>
@@ -19189,6 +19093,10 @@
 </file>
 
 <file path=customXml/item1.xml><?xml version="1.0" encoding="utf-8"?>
+<b:Sources xmlns:b="http://schemas.openxmlformats.org/officeDocument/2006/bibliography" xmlns="http://schemas.openxmlformats.org/officeDocument/2006/bibliography" SelectedStyle="\APASixthEditionOfficeOnline.xsl" StyleName="APA" Version="6"/>
+</file>
+
+<file path=customXml/item2.xml><?xml version="1.0" encoding="utf-8"?>
 <ct:contentTypeSchema xmlns:ct="http://schemas.microsoft.com/office/2006/metadata/contentType" xmlns:ma="http://schemas.microsoft.com/office/2006/metadata/properties/metaAttributes" ct:_="" ma:_="" ma:contentTypeName="Documento" ma:contentTypeID="0x0101006A81D6BD42E8DF4C91013959704817E1" ma:contentTypeVersion="15" ma:contentTypeDescription="Crear nuevo documento." ma:contentTypeScope="" ma:versionID="bf4f72ffd194f0963ff564daca6869f7">
   <xsd:schema xmlns:xsd="http://www.w3.org/2001/XMLSchema" xmlns:xs="http://www.w3.org/2001/XMLSchema" xmlns:p="http://schemas.microsoft.com/office/2006/metadata/properties" xmlns:ns2="13c90a0b-73bc-4dc0-be5f-28d77b615beb" xmlns:ns3="13c93bba-48ce-428c-bfe5-88b42c19b028" targetNamespace="http://schemas.microsoft.com/office/2006/metadata/properties" ma:root="true" ma:fieldsID="8718d6f4873a5b1392a45044efa78385" ns2:_="" ns3:_="">
     <xsd:import namespace="13c90a0b-73bc-4dc0-be5f-28d77b615beb"/>
@@ -19423,20 +19331,7 @@
 </ct:contentTypeSchema>
 </file>
 
-<file path=customXml/item2.xml><?xml version="1.0" encoding="utf-8"?>
-<b:Sources xmlns:b="http://schemas.openxmlformats.org/officeDocument/2006/bibliography" xmlns="http://schemas.openxmlformats.org/officeDocument/2006/bibliography" SelectedStyle="\APASixthEditionOfficeOnline.xsl" StyleName="APA" Version="6"/>
-</file>
-
 <file path=customXml/item3.xml><?xml version="1.0" encoding="utf-8"?>
-<?mso-contentType ?>
-<FormTemplates xmlns="http://schemas.microsoft.com/sharepoint/v3/contenttype/forms">
-  <Display>DocumentLibraryForm</Display>
-  <Edit>DocumentLibraryForm</Edit>
-  <New>DocumentLibraryForm</New>
-</FormTemplates>
-</file>
-
-<file path=customXml/item4.xml><?xml version="1.0" encoding="utf-8"?>
 <p:properties xmlns:p="http://schemas.microsoft.com/office/2006/metadata/properties" xmlns:xsi="http://www.w3.org/2001/XMLSchema-instance" xmlns:pc="http://schemas.microsoft.com/office/infopath/2007/PartnerControls">
   <documentManagement>
     <TaxCatchAll xmlns="13c90a0b-73bc-4dc0-be5f-28d77b615beb" xsi:nil="true"/>
@@ -19447,7 +19342,24 @@
 </p:properties>
 </file>
 
+<file path=customXml/item4.xml><?xml version="1.0" encoding="utf-8"?>
+<?mso-contentType ?>
+<FormTemplates xmlns="http://schemas.microsoft.com/sharepoint/v3/contenttype/forms">
+  <Display>DocumentLibraryForm</Display>
+  <Edit>DocumentLibraryForm</Edit>
+  <New>DocumentLibraryForm</New>
+</FormTemplates>
+</file>
+
 <file path=customXml/itemProps1.xml><?xml version="1.0" encoding="utf-8"?>
+<ds:datastoreItem xmlns:ds="http://schemas.openxmlformats.org/officeDocument/2006/customXml" ds:itemID="{EAE431FD-7059-4C09-804B-C9D69EB7B213}">
+  <ds:schemaRefs>
+    <ds:schemaRef ds:uri="http://schemas.openxmlformats.org/officeDocument/2006/bibliography"/>
+  </ds:schemaRefs>
+</ds:datastoreItem>
+</file>
+
+<file path=customXml/itemProps2.xml><?xml version="1.0" encoding="utf-8"?>
 <ds:datastoreItem xmlns:ds="http://schemas.openxmlformats.org/officeDocument/2006/customXml" ds:itemID="{2C50B8BC-70FD-4909-84F2-543F02FEC8B3}">
   <ds:schemaRefs>
     <ds:schemaRef ds:uri="http://schemas.microsoft.com/office/2006/metadata/contentType"/>
@@ -19466,23 +19378,7 @@
 </ds:datastoreItem>
 </file>
 
-<file path=customXml/itemProps2.xml><?xml version="1.0" encoding="utf-8"?>
-<ds:datastoreItem xmlns:ds="http://schemas.openxmlformats.org/officeDocument/2006/customXml" ds:itemID="{EAE431FD-7059-4C09-804B-C9D69EB7B213}">
-  <ds:schemaRefs>
-    <ds:schemaRef ds:uri="http://schemas.openxmlformats.org/officeDocument/2006/bibliography"/>
-  </ds:schemaRefs>
-</ds:datastoreItem>
-</file>
-
 <file path=customXml/itemProps3.xml><?xml version="1.0" encoding="utf-8"?>
-<ds:datastoreItem xmlns:ds="http://schemas.openxmlformats.org/officeDocument/2006/customXml" ds:itemID="{10663269-2064-4804-8290-36D4A57F5557}">
-  <ds:schemaRefs>
-    <ds:schemaRef ds:uri="http://schemas.microsoft.com/sharepoint/v3/contenttype/forms"/>
-  </ds:schemaRefs>
-</ds:datastoreItem>
-</file>
-
-<file path=customXml/itemProps4.xml><?xml version="1.0" encoding="utf-8"?>
 <ds:datastoreItem xmlns:ds="http://schemas.openxmlformats.org/officeDocument/2006/customXml" ds:itemID="{1279454D-02BE-4A9C-A117-DCD1573E2608}">
   <ds:schemaRefs>
     <ds:schemaRef ds:uri="http://schemas.microsoft.com/office/2006/metadata/properties"/>
@@ -19491,4 +19387,12 @@
     <ds:schemaRef ds:uri="13c93bba-48ce-428c-bfe5-88b42c19b028"/>
   </ds:schemaRefs>
 </ds:datastoreItem>
+</file>
+
+<file path=customXml/itemProps4.xml><?xml version="1.0" encoding="utf-8"?>
+<ds:datastoreItem xmlns:ds="http://schemas.openxmlformats.org/officeDocument/2006/customXml" ds:itemID="{10663269-2064-4804-8290-36D4A57F5557}">
+  <ds:schemaRefs>
+    <ds:schemaRef ds:uri="http://schemas.microsoft.com/sharepoint/v3/contenttype/forms"/>
+  </ds:schemaRefs>
+</ds:datastoreItem>
 </file>